--- a/开发平台/codex/项目/人员简历筛选和重组/output/风险管理批量/企业级风险管理平台/国开行人员团队简历-卢增当.docx
+++ b/开发平台/codex/项目/人员简历筛选和重组/output/风险管理批量/企业级风险管理平台/国开行人员团队简历-卢增当.docx
@@ -124,7 +124,7 @@
                 <ns0:sz ns0:val="24"/>
                 <ns0:szCs ns0:val="24"/>
               </ns0:rPr>
-              <ns0:t>1985-10-05</ns0:t>
+              <ns0:t>1985.10.05</ns0:t>
             </ns0:r>
           </ns0:p>
         </ns0:tc>
@@ -507,21 +507,8 @@
             <ns0:gridSpan ns0:val="4"/>
             <ns0:vAlign ns0:val="center"/>
           </ns0:tcPr>
-          <ns0:p ns2:paraId="1E629E02" ns2:textId="77777777" ns0:rsidR="000010AB" ns0:rsidRDefault="000010AB" ns0:rsidP="00664128">
-            <ns0:pPr>
-              <ns0:jc ns0:val="center"/>
-              <ns0:rPr>
-                <ns0:rFonts ns0:ascii="仿宋" ns0:eastAsia="仿宋" ns0:hAnsi="仿宋" ns0:cs="仿宋" ns0:hint="eastAsia"/>
-                <ns0:caps/>
-                <ns0:szCs ns0:val="21"/>
-              </ns0:rPr>
-            </ns0:pPr>
-            <ns0:r>
-              <ns0:rPr>
-                <ns0:rFonts ns0:ascii="仿宋" ns0:eastAsia="仿宋" ns0:hAnsi="仿宋" ns0:cs="仿宋" ns0:hint="eastAsia"/>
-                <ns0:szCs ns0:val="24"/>
-                <ns0:sz ns0:val="24"/>
-              </ns0:rPr>
+          <ns0:p>
+            <ns0:r>
               <ns0:t>拟在本项目任职</ns0:t>
             </ns0:r>
           </ns0:p>
@@ -532,14 +519,9 @@
             <ns0:gridSpan ns0:val="3"/>
             <ns0:vAlign ns0:val="center"/>
           </ns0:tcPr>
-          <ns0:p ns2:paraId="48546DEB" ns2:textId="77777777" ns0:rsidR="000010AB" ns0:rsidRDefault="000010AB" ns0:rsidP="00664128">
-            <ns0:r>
-              <ns0:rPr>
-                <ns0:rFonts ns0:ascii="仿宋" ns0:hAnsi="仿宋" ns0:eastAsia="仿宋" ns0:cs="仿宋"/>
-                <ns0:sz ns0:val="24"/>
-                <ns0:szCs ns0:val="24"/>
-              </ns0:rPr>
-              <ns0:t>架构岗</ns0:t>
+          <ns0:p>
+            <ns0:r>
+              <ns0:t>技术经理</ns0:t>
             </ns0:r>
           </ns0:p>
         </ns0:tc>
@@ -3873,6 +3855,8 @@
       </ns0:pPr>
     </ns0:p>
     <ns0:sectPr ns0:rsidR="003149F0">
+      <ns0:headerReference xmlns:r="http://schemas.openxmlformats.org/officeDocument/2006/relationships" ns0:type="default" r:id="rId6"/>
+      <ns0:footerReference xmlns:r="http://schemas.openxmlformats.org/officeDocument/2006/relationships" ns0:type="default" r:id="rId7"/>
       <ns0:pgSz ns0:w="11906" ns0:h="16838"/>
       <ns0:pgMar ns0:top="1440" ns0:right="1800" ns0:bottom="1440" ns0:left="1800" ns0:header="851" ns0:footer="992" ns0:gutter="0"/>
       <ns0:cols ns0:space="425"/>
@@ -3880,6 +3864,26 @@
     </ns0:sectPr>
   </ns0:body>
 </ns0:document>
+</file>
+
+<file path=word/footer1.xml><?xml version="1.0" encoding="utf-8"?>
+<w:ftr xmlns:m="http://schemas.openxmlformats.org/officeDocument/2006/math" xmlns:mc="http://schemas.openxmlformats.org/markup-compatibility/2006" xmlns:mo="http://schemas.microsoft.com/office/mac/office/2008/main" xmlns:mv="urn:schemas-microsoft-com:mac:vml" xmlns:o="urn:schemas-microsoft-com:office:office" xmlns:r="http://schemas.openxmlformats.org/officeDocument/2006/relationships" xmlns:v="urn:schemas-microsoft-com:vml" xmlns:w10="urn:schemas-microsoft-com:office:word" xmlns:w14="http://schemas.microsoft.com/office/word/2010/wordml" xmlns:w="http://schemas.openxmlformats.org/wordprocessingml/2006/main" xmlns:wne="http://schemas.microsoft.com/office/word/2006/wordml" xmlns:wp14="http://schemas.microsoft.com/office/word/2010/wordprocessingDrawing" xmlns:wp="http://schemas.openxmlformats.org/drawingml/2006/wordprocessingDrawing" xmlns:wpc="http://schemas.microsoft.com/office/word/2010/wordprocessingCanvas" xmlns:wpg="http://schemas.microsoft.com/office/word/2010/wordprocessingGroup" xmlns:wpi="http://schemas.microsoft.com/office/word/2010/wordprocessingInk" xmlns:wps="http://schemas.microsoft.com/office/word/2010/wordprocessingShape" mc:Ignorable="w14 wp14">
+  <w:p>
+    <w:pPr>
+      <w:pStyle w:val="Footer"/>
+    </w:pPr>
+  </w:p>
+</w:ftr>
+</file>
+
+<file path=word/header1.xml><?xml version="1.0" encoding="utf-8"?>
+<w:hdr xmlns:m="http://schemas.openxmlformats.org/officeDocument/2006/math" xmlns:mc="http://schemas.openxmlformats.org/markup-compatibility/2006" xmlns:mo="http://schemas.microsoft.com/office/mac/office/2008/main" xmlns:mv="urn:schemas-microsoft-com:mac:vml" xmlns:o="urn:schemas-microsoft-com:office:office" xmlns:r="http://schemas.openxmlformats.org/officeDocument/2006/relationships" xmlns:v="urn:schemas-microsoft-com:vml" xmlns:w10="urn:schemas-microsoft-com:office:word" xmlns:w14="http://schemas.microsoft.com/office/word/2010/wordml" xmlns:w="http://schemas.openxmlformats.org/wordprocessingml/2006/main" xmlns:wne="http://schemas.microsoft.com/office/word/2006/wordml" xmlns:wp14="http://schemas.microsoft.com/office/word/2010/wordprocessingDrawing" xmlns:wp="http://schemas.openxmlformats.org/drawingml/2006/wordprocessingDrawing" xmlns:wpc="http://schemas.microsoft.com/office/word/2010/wordprocessingCanvas" xmlns:wpg="http://schemas.microsoft.com/office/word/2010/wordprocessingGroup" xmlns:wpi="http://schemas.microsoft.com/office/word/2010/wordprocessingInk" xmlns:wps="http://schemas.microsoft.com/office/word/2010/wordprocessingShape" mc:Ignorable="w14 wp14">
+  <w:p>
+    <w:pPr>
+      <w:pStyle w:val="Header"/>
+    </w:pPr>
+  </w:p>
+</w:hdr>
 </file>
 
 <file path=word/styles.xml><?xml version="1.0" encoding="utf-8"?>

--- a/开发平台/codex/项目/人员简历筛选和重组/output/风险管理批量/企业级风险管理平台/国开行人员团队简历-卢增当.docx
+++ b/开发平台/codex/项目/人员简历筛选和重组/output/风险管理批量/企业级风险管理平台/国开行人员团队简历-卢增当.docx
@@ -936,14 +936,15 @@
             <ns0:tcW ns0:w="1043" ns0:type="pct"/>
             <ns0:vAlign ns0:val="center"/>
           </ns0:tcPr>
-          <ns0:p ns2:paraId="623EA4F1" ns2:textId="77777777" ns0:rsidR="000010AB" ns0:rsidRDefault="000010AB" ns0:rsidP="00664128">
-            <ns0:r>
-              <ns0:rPr>
-                <ns0:rFonts ns0:ascii="仿宋" ns0:hAnsi="仿宋" ns0:eastAsia="仿宋" ns0:cs="仿宋"/>
-                <ns0:sz ns0:val="24"/>
-                <ns0:szCs ns0:val="24"/>
-              </ns0:rPr>
-              <ns0:t>2026.02-至今</ns0:t>
+          <ns0:p>
+            <ns0:pPr>
+              <ns0:spacing ns0:before="0" ns0:after="0" ns0:line="240" ns0:lineRule="auto"/>
+            </ns0:pPr>
+            <ns0:r>
+              <ns0:rPr>
+                <ns0:rFonts ns0:ascii="仿宋" ns0:hAnsi="仿宋"/>
+              </ns0:rPr>
+              <ns0:t>2025.01-至今</ns0:t>
             </ns0:r>
           </ns0:p>
         </ns0:tc>
@@ -953,14 +954,15 @@
             <ns0:gridSpan ns0:val="2"/>
             <ns0:vAlign ns0:val="center"/>
           </ns0:tcPr>
-          <ns0:p ns2:paraId="184A9163" ns2:textId="77777777" ns0:rsidR="000010AB" ns0:rsidRDefault="000010AB" ns0:rsidP="00664128">
-            <ns0:r>
-              <ns0:rPr>
-                <ns0:rFonts ns0:ascii="仿宋" ns0:hAnsi="仿宋" ns0:eastAsia="仿宋" ns0:cs="仿宋"/>
-                <ns0:sz ns0:val="24"/>
-                <ns0:szCs ns0:val="24"/>
-              </ns0:rPr>
-              <ns0:t>中粮集团数据治理咨询项目</ns0:t>
+          <ns0:p>
+            <ns0:pPr>
+              <ns0:spacing ns0:before="0" ns0:after="0" ns0:line="240" ns0:lineRule="auto"/>
+            </ns0:pPr>
+            <ns0:r>
+              <ns0:rPr>
+                <ns0:rFonts ns0:ascii="仿宋" ns0:hAnsi="仿宋"/>
+              </ns0:rPr>
+              <ns0:t>平安银行2025年非零开发零售开发人力外包</ns0:t>
             </ns0:r>
           </ns0:p>
         </ns0:tc>
@@ -970,14 +972,15 @@
             <ns0:gridSpan ns0:val="2"/>
             <ns0:vAlign ns0:val="center"/>
           </ns0:tcPr>
-          <ns0:p ns2:paraId="7FB842A6" ns2:textId="77777777" ns0:rsidR="000010AB" ns0:rsidRDefault="000010AB" ns0:rsidP="00664128">
-            <ns0:r>
-              <ns0:rPr>
-                <ns0:rFonts ns0:ascii="仿宋" ns0:hAnsi="仿宋" ns0:eastAsia="仿宋" ns0:cs="仿宋"/>
-                <ns0:sz ns0:val="24"/>
-                <ns0:szCs ns0:val="24"/>
-              </ns0:rPr>
-              <ns0:t>技术咨询顾问</ns0:t>
+          <ns0:p>
+            <ns0:pPr>
+              <ns0:spacing ns0:before="0" ns0:after="0" ns0:line="240" ns0:lineRule="auto"/>
+            </ns0:pPr>
+            <ns0:r>
+              <ns0:rPr>
+                <ns0:rFonts ns0:ascii="仿宋" ns0:hAnsi="仿宋"/>
+              </ns0:rPr>
+              <ns0:t>技术经理</ns0:t>
             </ns0:r>
           </ns0:p>
         </ns0:tc>
@@ -987,14 +990,15 @@
             <ns0:gridSpan ns0:val="2"/>
             <ns0:vAlign ns0:val="center"/>
           </ns0:tcPr>
-          <ns0:p ns2:paraId="5AE1E9A4" ns2:textId="77777777" ns0:rsidR="000010AB" ns0:rsidRDefault="000010AB" ns0:rsidP="00664128">
-            <ns0:r>
-              <ns0:rPr>
-                <ns0:rFonts ns0:ascii="仿宋" ns0:hAnsi="仿宋" ns0:eastAsia="仿宋" ns0:cs="仿宋"/>
-                <ns0:sz ns0:val="24"/>
-                <ns0:szCs ns0:val="24"/>
-              </ns0:rPr>
-              <ns0:t>负责基于华为MRS产品+东方国信数据开发平台进行数据中台架构设计及技术方案的测试，整理及编写平台开发的开发规范等工作。</ns0:t>
+          <ns0:p>
+            <ns0:pPr>
+              <ns0:spacing ns0:before="0" ns0:after="0" ns0:line="240" ns0:lineRule="auto"/>
+            </ns0:pPr>
+            <ns0:r>
+              <ns0:rPr>
+                <ns0:rFonts ns0:ascii="仿宋" ns0:hAnsi="仿宋"/>
+              </ns0:rPr>
+              <ns0:t>1.负责平安银行2025年非零开发零售开发人力外包技术方案评审、任务拆解和研发过程把控;2.协调开发、测试与运维资源，推动关键模块交付与问题清理;3.参与技术规范、接口口径和上线方案确认，保障系统稳定交付。</ns0:t>
             </ns0:r>
           </ns0:p>
         </ns0:tc>
@@ -1009,14 +1013,15 @@
             <ns0:tcW ns0:w="1043" ns0:type="pct"/>
             <ns0:vAlign ns0:val="center"/>
           </ns0:tcPr>
-          <ns0:p ns2:paraId="040B84BC" ns2:textId="77777777" ns0:rsidR="000010AB" ns0:rsidRDefault="000010AB" ns0:rsidP="00664128">
-            <ns0:r>
-              <ns0:rPr>
-                <ns0:rFonts ns0:ascii="仿宋" ns0:hAnsi="仿宋" ns0:eastAsia="仿宋" ns0:cs="仿宋"/>
-                <ns0:sz ns0:val="24"/>
-                <ns0:szCs ns0:val="24"/>
-              </ns0:rPr>
-              <ns0:t>2025.11-2025.12</ns0:t>
+          <ns0:p>
+            <ns0:pPr>
+              <ns0:spacing ns0:before="0" ns0:after="0" ns0:line="240" ns0:lineRule="auto"/>
+            </ns0:pPr>
+            <ns0:r>
+              <ns0:rPr>
+                <ns0:rFonts ns0:ascii="仿宋" ns0:hAnsi="仿宋"/>
+              </ns0:rPr>
+              <ns0:t>2024.06-2024.12</ns0:t>
             </ns0:r>
           </ns0:p>
         </ns0:tc>
@@ -1026,14 +1031,15 @@
             <ns0:gridSpan ns0:val="2"/>
             <ns0:vAlign ns0:val="center"/>
           </ns0:tcPr>
-          <ns0:p ns2:paraId="48EFC2FD" ns2:textId="77777777" ns0:rsidR="000010AB" ns0:rsidRDefault="000010AB" ns0:rsidP="00664128">
-            <ns0:r>
-              <ns0:rPr>
-                <ns0:rFonts ns0:ascii="仿宋" ns0:hAnsi="仿宋" ns0:eastAsia="仿宋" ns0:cs="仿宋"/>
-                <ns0:sz ns0:val="24"/>
-                <ns0:szCs ns0:val="24"/>
-              </ns0:rPr>
-              <ns0:t>嘉兴银行湖仓一体应用迁移及改造项目</ns0:t>
+          <ns0:p>
+            <ns0:pPr>
+              <ns0:spacing ns0:before="0" ns0:after="0" ns0:line="240" ns0:lineRule="auto"/>
+            </ns0:pPr>
+            <ns0:r>
+              <ns0:rPr>
+                <ns0:rFonts ns0:ascii="仿宋" ns0:hAnsi="仿宋"/>
+              </ns0:rPr>
+              <ns0:t>山西农商智能风险管控平台建设项目</ns0:t>
             </ns0:r>
           </ns0:p>
         </ns0:tc>
@@ -1043,14 +1049,15 @@
             <ns0:gridSpan ns0:val="2"/>
             <ns0:vAlign ns0:val="center"/>
           </ns0:tcPr>
-          <ns0:p ns2:paraId="31184192" ns2:textId="77777777" ns0:rsidR="000010AB" ns0:rsidRDefault="000010AB" ns0:rsidP="00664128">
-            <ns0:r>
-              <ns0:rPr>
-                <ns0:rFonts ns0:ascii="仿宋" ns0:hAnsi="仿宋" ns0:eastAsia="仿宋" ns0:cs="仿宋"/>
-                <ns0:sz ns0:val="24"/>
-                <ns0:szCs ns0:val="24"/>
-              </ns0:rPr>
-              <ns0:t>架构师</ns0:t>
+          <ns0:p>
+            <ns0:pPr>
+              <ns0:spacing ns0:before="0" ns0:after="0" ns0:line="240" ns0:lineRule="auto"/>
+            </ns0:pPr>
+            <ns0:r>
+              <ns0:rPr>
+                <ns0:rFonts ns0:ascii="仿宋" ns0:hAnsi="仿宋"/>
+              </ns0:rPr>
+              <ns0:t>技术经理</ns0:t>
             </ns0:r>
           </ns0:p>
         </ns0:tc>
@@ -1060,14 +1067,15 @@
             <ns0:gridSpan ns0:val="2"/>
             <ns0:vAlign ns0:val="center"/>
           </ns0:tcPr>
-          <ns0:p ns2:paraId="0A9859D4" ns2:textId="77777777" ns0:rsidR="000010AB" ns0:rsidRDefault="000010AB" ns0:rsidP="00664128">
-            <ns0:r>
-              <ns0:rPr>
-                <ns0:rFonts ns0:ascii="仿宋" ns0:hAnsi="仿宋" ns0:eastAsia="仿宋" ns0:cs="仿宋"/>
-                <ns0:sz ns0:val="24"/>
-                <ns0:szCs ns0:val="24"/>
-              </ns0:rPr>
-              <ns0:t>负责基于华为MRS+DWS产品进行数据中台架构设计及技术方案的测试，整理及编写平台开发的开发规范等工作。</ns0:t>
+          <ns0:p>
+            <ns0:pPr>
+              <ns0:spacing ns0:before="0" ns0:after="0" ns0:line="240" ns0:lineRule="auto"/>
+            </ns0:pPr>
+            <ns0:r>
+              <ns0:rPr>
+                <ns0:rFonts ns0:ascii="仿宋" ns0:hAnsi="仿宋"/>
+              </ns0:rPr>
+              <ns0:t>1.负责山西农商智能风险管控平台建设项目技术方案评审、任务拆解和研发过程把控;2.协调开发、测试与运维资源，推动关键模块交付与问题清理;3.参与技术规范、接口口径和上线方案确认，保障系统稳定交付。</ns0:t>
             </ns0:r>
           </ns0:p>
         </ns0:tc>
@@ -1082,14 +1090,15 @@
             <ns0:tcW ns0:w="1043" ns0:type="pct"/>
             <ns0:vAlign ns0:val="center"/>
           </ns0:tcPr>
-          <ns0:p ns2:paraId="49586AB1" ns2:textId="77777777" ns0:rsidR="000010AB" ns0:rsidRDefault="000010AB" ns0:rsidP="00664128">
-            <ns0:r>
-              <ns0:rPr>
-                <ns0:rFonts ns0:ascii="仿宋" ns0:hAnsi="仿宋" ns0:eastAsia="仿宋" ns0:cs="仿宋"/>
-                <ns0:sz ns0:val="24"/>
-                <ns0:szCs ns0:val="24"/>
-              </ns0:rPr>
-              <ns0:t>2025.10-2025.10</ns0:t>
+          <ns0:p>
+            <ns0:pPr>
+              <ns0:spacing ns0:before="0" ns0:after="0" ns0:line="240" ns0:lineRule="auto"/>
+            </ns0:pPr>
+            <ns0:r>
+              <ns0:rPr>
+                <ns0:rFonts ns0:ascii="仿宋" ns0:hAnsi="仿宋"/>
+              </ns0:rPr>
+              <ns0:t>2023.11-2024.05</ns0:t>
             </ns0:r>
           </ns0:p>
         </ns0:tc>
@@ -1099,14 +1108,15 @@
             <ns0:gridSpan ns0:val="2"/>
             <ns0:vAlign ns0:val="center"/>
           </ns0:tcPr>
-          <ns0:p ns2:paraId="6001E044" ns2:textId="77777777" ns0:rsidR="000010AB" ns0:rsidRDefault="000010AB" ns0:rsidP="00664128">
-            <ns0:r>
-              <ns0:rPr>
-                <ns0:rFonts ns0:ascii="仿宋" ns0:hAnsi="仿宋" ns0:eastAsia="仿宋" ns0:cs="仿宋"/>
-                <ns0:sz ns0:val="24"/>
-                <ns0:szCs ns0:val="24"/>
-              </ns0:rPr>
-              <ns0:t>衡水银行数据仓库升级采购项目</ns0:t>
+          <ns0:p>
+            <ns0:pPr>
+              <ns0:spacing ns0:before="0" ns0:after="0" ns0:line="240" ns0:lineRule="auto"/>
+            </ns0:pPr>
+            <ns0:r>
+              <ns0:rPr>
+                <ns0:rFonts ns0:ascii="仿宋" ns0:hAnsi="仿宋"/>
+              </ns0:rPr>
+              <ns0:t>平安银行产品风险及表外监测项目</ns0:t>
             </ns0:r>
           </ns0:p>
         </ns0:tc>
@@ -1116,14 +1126,15 @@
             <ns0:gridSpan ns0:val="2"/>
             <ns0:vAlign ns0:val="center"/>
           </ns0:tcPr>
-          <ns0:p ns2:paraId="430573FC" ns2:textId="77777777" ns0:rsidR="000010AB" ns0:rsidRDefault="000010AB" ns0:rsidP="00664128">
-            <ns0:r>
-              <ns0:rPr>
-                <ns0:rFonts ns0:ascii="仿宋" ns0:hAnsi="仿宋" ns0:eastAsia="仿宋" ns0:cs="仿宋"/>
-                <ns0:sz ns0:val="24"/>
-                <ns0:szCs ns0:val="24"/>
-              </ns0:rPr>
-              <ns0:t>架构师</ns0:t>
+          <ns0:p>
+            <ns0:pPr>
+              <ns0:spacing ns0:before="0" ns0:after="0" ns0:line="240" ns0:lineRule="auto"/>
+            </ns0:pPr>
+            <ns0:r>
+              <ns0:rPr>
+                <ns0:rFonts ns0:ascii="仿宋" ns0:hAnsi="仿宋"/>
+              </ns0:rPr>
+              <ns0:t>技术经理</ns0:t>
             </ns0:r>
           </ns0:p>
         </ns0:tc>
@@ -1133,14 +1144,15 @@
             <ns0:gridSpan ns0:val="2"/>
             <ns0:vAlign ns0:val="center"/>
           </ns0:tcPr>
-          <ns0:p ns2:paraId="433F57DF" ns2:textId="77777777" ns0:rsidR="000010AB" ns0:rsidRDefault="000010AB" ns0:rsidP="00664128">
-            <ns0:r>
-              <ns0:rPr>
-                <ns0:rFonts ns0:ascii="仿宋" ns0:hAnsi="仿宋" ns0:eastAsia="仿宋" ns0:cs="仿宋"/>
-                <ns0:sz ns0:val="24"/>
-                <ns0:szCs ns0:val="24"/>
-              </ns0:rPr>
-              <ns0:t>负责基于Gbase 8a MPP数据库及SharkData数据开发平台进行数据仓库平台的升级改造相关架构设计规划工作。</ns0:t>
+          <ns0:p>
+            <ns0:pPr>
+              <ns0:spacing ns0:before="0" ns0:after="0" ns0:line="240" ns0:lineRule="auto"/>
+            </ns0:pPr>
+            <ns0:r>
+              <ns0:rPr>
+                <ns0:rFonts ns0:ascii="仿宋" ns0:hAnsi="仿宋"/>
+              </ns0:rPr>
+              <ns0:t>1.负责平安银行产品风险及表外监测项目技术方案评审、任务拆解和研发过程把控;2.协调开发、测试与运维资源，推动关键模块交付与问题清理;3.参与技术规范、接口口径和上线方案确认，保障系统稳定交付。</ns0:t>
             </ns0:r>
           </ns0:p>
         </ns0:tc>
@@ -1155,14 +1167,15 @@
             <ns0:tcW ns0:w="1043" ns0:type="pct"/>
             <ns0:vAlign ns0:val="center"/>
           </ns0:tcPr>
-          <ns0:p ns2:paraId="49586AB1" ns2:textId="77777777" ns0:rsidR="000010AB" ns0:rsidRDefault="000010AB" ns0:rsidP="00664128">
-            <ns0:r>
-              <ns0:rPr>
-                <ns0:rFonts ns0:ascii="仿宋" ns0:hAnsi="仿宋" ns0:eastAsia="仿宋" ns0:cs="仿宋"/>
-                <ns0:sz ns0:val="24"/>
-                <ns0:szCs ns0:val="24"/>
-              </ns0:rPr>
-              <ns0:t>2025.08-2025.09</ns0:t>
+          <ns0:p>
+            <ns0:pPr>
+              <ns0:spacing ns0:before="0" ns0:after="0" ns0:line="240" ns0:lineRule="auto"/>
+            </ns0:pPr>
+            <ns0:r>
+              <ns0:rPr>
+                <ns0:rFonts ns0:ascii="仿宋" ns0:hAnsi="仿宋"/>
+              </ns0:rPr>
+              <ns0:t>2021.08-2023.10</ns0:t>
             </ns0:r>
           </ns0:p>
         </ns0:tc>
@@ -1172,14 +1185,15 @@
             <ns0:gridSpan ns0:val="2"/>
             <ns0:vAlign ns0:val="center"/>
           </ns0:tcPr>
-          <ns0:p ns2:paraId="6001E044" ns2:textId="77777777" ns0:rsidR="000010AB" ns0:rsidRDefault="000010AB" ns0:rsidP="00664128">
-            <ns0:r>
-              <ns0:rPr>
-                <ns0:rFonts ns0:ascii="仿宋" ns0:hAnsi="仿宋" ns0:eastAsia="仿宋" ns0:cs="仿宋"/>
-                <ns0:sz ns0:val="24"/>
-                <ns0:szCs ns0:val="24"/>
-              </ns0:rPr>
-              <ns0:t>大数据农商数据服务平台项目</ns0:t>
+          <ns0:p>
+            <ns0:pPr>
+              <ns0:spacing ns0:before="0" ns0:after="0" ns0:line="240" ns0:lineRule="auto"/>
+            </ns0:pPr>
+            <ns0:r>
+              <ns0:rPr>
+                <ns0:rFonts ns0:ascii="仿宋" ns0:hAnsi="仿宋"/>
+              </ns0:rPr>
+              <ns0:t>平安银行智慧合规及零售开发支持项目</ns0:t>
             </ns0:r>
           </ns0:p>
         </ns0:tc>
@@ -1189,14 +1203,15 @@
             <ns0:gridSpan ns0:val="2"/>
             <ns0:vAlign ns0:val="center"/>
           </ns0:tcPr>
-          <ns0:p ns2:paraId="430573FC" ns2:textId="77777777" ns0:rsidR="000010AB" ns0:rsidRDefault="000010AB" ns0:rsidP="00664128">
-            <ns0:r>
-              <ns0:rPr>
-                <ns0:rFonts ns0:ascii="仿宋" ns0:hAnsi="仿宋" ns0:eastAsia="仿宋" ns0:cs="仿宋"/>
-                <ns0:sz ns0:val="24"/>
-                <ns0:szCs ns0:val="24"/>
-              </ns0:rPr>
-              <ns0:t>架构师</ns0:t>
+          <ns0:p>
+            <ns0:pPr>
+              <ns0:spacing ns0:before="0" ns0:after="0" ns0:line="240" ns0:lineRule="auto"/>
+            </ns0:pPr>
+            <ns0:r>
+              <ns0:rPr>
+                <ns0:rFonts ns0:ascii="仿宋" ns0:hAnsi="仿宋"/>
+              </ns0:rPr>
+              <ns0:t>技术经理</ns0:t>
             </ns0:r>
           </ns0:p>
         </ns0:tc>
@@ -1206,14 +1221,15 @@
             <ns0:gridSpan ns0:val="2"/>
             <ns0:vAlign ns0:val="center"/>
           </ns0:tcPr>
-          <ns0:p ns2:paraId="433F57DF" ns2:textId="77777777" ns0:rsidR="000010AB" ns0:rsidRDefault="000010AB" ns0:rsidP="00664128">
-            <ns0:r>
-              <ns0:rPr>
-                <ns0:rFonts ns0:ascii="仿宋" ns0:hAnsi="仿宋" ns0:eastAsia="仿宋" ns0:cs="仿宋"/>
-                <ns0:sz ns0:val="24"/>
-                <ns0:szCs ns0:val="24"/>
-              </ns0:rPr>
-              <ns0:t>负责基于开源Apache Hadoop大数据平台进行Flink组件的安装规划及相关集群部署，并配合实时数据开发平台产品进行实时数据服务相关应用的联调及验证。</ns0:t>
+          <ns0:p>
+            <ns0:pPr>
+              <ns0:spacing ns0:before="0" ns0:after="0" ns0:line="240" ns0:lineRule="auto"/>
+            </ns0:pPr>
+            <ns0:r>
+              <ns0:rPr>
+                <ns0:rFonts ns0:ascii="仿宋" ns0:hAnsi="仿宋"/>
+              </ns0:rPr>
+              <ns0:t>1.负责平安银行智慧合规及零售开发支持项目技术方案评审、任务拆解和研发过程把控;2.协调开发、测试与运维资源，推动关键模块交付与问题清理;3.参与技术规范、接口口径和上线方案确认，保障系统稳定交付。</ns0:t>
             </ns0:r>
           </ns0:p>
         </ns0:tc>
@@ -1228,14 +1244,15 @@
             <ns0:tcW ns0:w="1043" ns0:type="pct"/>
             <ns0:vAlign ns0:val="center"/>
           </ns0:tcPr>
-          <ns0:p ns2:paraId="49586AB1" ns2:textId="77777777" ns0:rsidR="000010AB" ns0:rsidRDefault="000010AB" ns0:rsidP="00664128">
-            <ns0:r>
-              <ns0:rPr>
-                <ns0:rFonts ns0:ascii="仿宋" ns0:hAnsi="仿宋" ns0:eastAsia="仿宋" ns0:cs="仿宋"/>
-                <ns0:sz ns0:val="24"/>
-                <ns0:szCs ns0:val="24"/>
-              </ns0:rPr>
-              <ns0:t>2024.12-2025.07</ns0:t>
+          <ns0:p>
+            <ns0:pPr>
+              <ns0:spacing ns0:before="0" ns0:after="0" ns0:line="240" ns0:lineRule="auto"/>
+            </ns0:pPr>
+            <ns0:r>
+              <ns0:rPr>
+                <ns0:rFonts ns0:ascii="仿宋" ns0:hAnsi="仿宋"/>
+              </ns0:rPr>
+              <ns0:t>2020.01-2021.07</ns0:t>
             </ns0:r>
           </ns0:p>
         </ns0:tc>
@@ -1245,14 +1262,15 @@
             <ns0:gridSpan ns0:val="2"/>
             <ns0:vAlign ns0:val="center"/>
           </ns0:tcPr>
-          <ns0:p ns2:paraId="6001E044" ns2:textId="77777777" ns0:rsidR="000010AB" ns0:rsidRDefault="000010AB" ns0:rsidP="00664128">
-            <ns0:r>
-              <ns0:rPr>
-                <ns0:rFonts ns0:ascii="仿宋" ns0:hAnsi="仿宋" ns0:eastAsia="仿宋" ns0:cs="仿宋"/>
-                <ns0:sz ns0:val="24"/>
-                <ns0:szCs ns0:val="24"/>
-              </ns0:rPr>
-              <ns0:t>创兴银行数据中台项目</ns0:t>
+          <ns0:p>
+            <ns0:pPr>
+              <ns0:spacing ns0:before="0" ns0:after="0" ns0:line="240" ns0:lineRule="auto"/>
+            </ns0:pPr>
+            <ns0:r>
+              <ns0:rPr>
+                <ns0:rFonts ns0:ascii="仿宋" ns0:hAnsi="仿宋"/>
+              </ns0:rPr>
+              <ns0:t>平安银行非零开发及零售开发支持项目</ns0:t>
             </ns0:r>
           </ns0:p>
         </ns0:tc>
@@ -1262,14 +1280,15 @@
             <ns0:gridSpan ns0:val="2"/>
             <ns0:vAlign ns0:val="center"/>
           </ns0:tcPr>
-          <ns0:p ns2:paraId="430573FC" ns2:textId="77777777" ns0:rsidR="000010AB" ns0:rsidRDefault="000010AB" ns0:rsidP="00664128">
-            <ns0:r>
-              <ns0:rPr>
-                <ns0:rFonts ns0:ascii="仿宋" ns0:hAnsi="仿宋" ns0:eastAsia="仿宋" ns0:cs="仿宋"/>
-                <ns0:sz ns0:val="24"/>
-                <ns0:szCs ns0:val="24"/>
-              </ns0:rPr>
-              <ns0:t>架构师</ns0:t>
+          <ns0:p>
+            <ns0:pPr>
+              <ns0:spacing ns0:before="0" ns0:after="0" ns0:line="240" ns0:lineRule="auto"/>
+            </ns0:pPr>
+            <ns0:r>
+              <ns0:rPr>
+                <ns0:rFonts ns0:ascii="仿宋" ns0:hAnsi="仿宋"/>
+              </ns0:rPr>
+              <ns0:t>技术经理</ns0:t>
             </ns0:r>
           </ns0:p>
         </ns0:tc>
@@ -1279,14 +1298,15 @@
             <ns0:gridSpan ns0:val="2"/>
             <ns0:vAlign ns0:val="center"/>
           </ns0:tcPr>
-          <ns0:p ns2:paraId="433F57DF" ns2:textId="77777777" ns0:rsidR="000010AB" ns0:rsidRDefault="000010AB" ns0:rsidP="00664128">
-            <ns0:r>
-              <ns0:rPr>
-                <ns0:rFonts ns0:ascii="仿宋" ns0:hAnsi="仿宋" ns0:eastAsia="仿宋" ns0:cs="仿宋"/>
-                <ns0:sz ns0:val="24"/>
-                <ns0:szCs ns0:val="24"/>
-              </ns0:rPr>
-              <ns0:t>负责基于阿里ADB数据库的数据中台架构设计及技术方案的测试，整理及编写平台开发的开发规范及流程，指导项目开发组开发各项数据中台数据加工任务开发工作。</ns0:t>
+          <ns0:p>
+            <ns0:pPr>
+              <ns0:spacing ns0:before="0" ns0:after="0" ns0:line="240" ns0:lineRule="auto"/>
+            </ns0:pPr>
+            <ns0:r>
+              <ns0:rPr>
+                <ns0:rFonts ns0:ascii="仿宋" ns0:hAnsi="仿宋"/>
+              </ns0:rPr>
+              <ns0:t>1.负责平安银行非零开发及零售开发支持项目技术方案评审、任务拆解和研发过程把控;2.协调开发、测试与运维资源，推动关键模块交付与问题清理;3.参与技术规范、接口口径和上线方案确认，保障系统稳定交付。</ns0:t>
             </ns0:r>
           </ns0:p>
         </ns0:tc>
@@ -1301,14 +1321,15 @@
             <ns0:tcW ns0:w="1043" ns0:type="pct"/>
             <ns0:vAlign ns0:val="center"/>
           </ns0:tcPr>
-          <ns0:p ns2:paraId="49586AB1" ns2:textId="77777777" ns0:rsidR="000010AB" ns0:rsidRDefault="000010AB" ns0:rsidP="00664128">
-            <ns0:r>
-              <ns0:rPr>
-                <ns0:rFonts ns0:ascii="仿宋" ns0:hAnsi="仿宋" ns0:eastAsia="仿宋" ns0:cs="仿宋"/>
-                <ns0:sz ns0:val="24"/>
-                <ns0:szCs ns0:val="24"/>
-              </ns0:rPr>
-              <ns0:t>2024.09-2024.10</ns0:t>
+          <ns0:p>
+            <ns0:pPr>
+              <ns0:spacing ns0:before="0" ns0:after="0" ns0:line="240" ns0:lineRule="auto"/>
+            </ns0:pPr>
+            <ns0:r>
+              <ns0:rPr>
+                <ns0:rFonts ns0:ascii="仿宋" ns0:hAnsi="仿宋"/>
+              </ns0:rPr>
+              <ns0:t>2014.02-2014.10</ns0:t>
             </ns0:r>
           </ns0:p>
         </ns0:tc>
@@ -1318,14 +1339,15 @@
             <ns0:gridSpan ns0:val="2"/>
             <ns0:vAlign ns0:val="center"/>
           </ns0:tcPr>
-          <ns0:p ns2:paraId="6001E044" ns2:textId="77777777" ns0:rsidR="000010AB" ns0:rsidRDefault="000010AB" ns0:rsidP="00664128">
-            <ns0:r>
-              <ns0:rPr>
-                <ns0:rFonts ns0:ascii="仿宋" ns0:hAnsi="仿宋" ns0:eastAsia="仿宋" ns0:cs="仿宋"/>
-                <ns0:sz ns0:val="24"/>
-                <ns0:szCs ns0:val="24"/>
-              </ns0:rPr>
-              <ns0:t>烟台银行数据中台项目</ns0:t>
+          <ns0:p>
+            <ns0:pPr>
+              <ns0:spacing ns0:before="0" ns0:after="0" ns0:line="240" ns0:lineRule="auto"/>
+            </ns0:pPr>
+            <ns0:r>
+              <ns0:rPr>
+                <ns0:rFonts ns0:ascii="仿宋" ns0:hAnsi="仿宋"/>
+              </ns0:rPr>
+              <ns0:t>广发银行企业级数据仓库平台三期</ns0:t>
             </ns0:r>
           </ns0:p>
         </ns0:tc>
@@ -1335,14 +1357,15 @@
             <ns0:gridSpan ns0:val="2"/>
             <ns0:vAlign ns0:val="center"/>
           </ns0:tcPr>
-          <ns0:p ns2:paraId="430573FC" ns2:textId="77777777" ns0:rsidR="000010AB" ns0:rsidRDefault="000010AB" ns0:rsidP="00664128">
-            <ns0:r>
-              <ns0:rPr>
-                <ns0:rFonts ns0:ascii="仿宋" ns0:hAnsi="仿宋" ns0:eastAsia="仿宋" ns0:cs="仿宋"/>
-                <ns0:sz ns0:val="24"/>
-                <ns0:szCs ns0:val="24"/>
-              </ns0:rPr>
-              <ns0:t>架构师</ns0:t>
+          <ns0:p>
+            <ns0:pPr>
+              <ns0:spacing ns0:before="0" ns0:after="0" ns0:line="240" ns0:lineRule="auto"/>
+            </ns0:pPr>
+            <ns0:r>
+              <ns0:rPr>
+                <ns0:rFonts ns0:ascii="仿宋" ns0:hAnsi="仿宋"/>
+              </ns0:rPr>
+              <ns0:t>技术经理</ns0:t>
             </ns0:r>
           </ns0:p>
         </ns0:tc>
@@ -1352,14 +1375,15 @@
             <ns0:gridSpan ns0:val="2"/>
             <ns0:vAlign ns0:val="center"/>
           </ns0:tcPr>
-          <ns0:p ns2:paraId="433F57DF" ns2:textId="77777777" ns0:rsidR="000010AB" ns0:rsidRDefault="000010AB" ns0:rsidP="00664128">
-            <ns0:r>
-              <ns0:rPr>
-                <ns0:rFonts ns0:ascii="仿宋" ns0:hAnsi="仿宋" ns0:eastAsia="仿宋" ns0:cs="仿宋"/>
-                <ns0:sz ns0:val="24"/>
-                <ns0:szCs ns0:val="24"/>
-              </ns0:rPr>
-              <ns0:t>负责基于TDH+Gbase 8aMPP数据库的数据中台架构设计及技术方案的测试，整理及编写平台开发的开发规范及流程，指导项目开发组开发各项湖仓任务开发工作。</ns0:t>
+          <ns0:p>
+            <ns0:pPr>
+              <ns0:spacing ns0:before="0" ns0:after="0" ns0:line="240" ns0:lineRule="auto"/>
+            </ns0:pPr>
+            <ns0:r>
+              <ns0:rPr>
+                <ns0:rFonts ns0:ascii="仿宋" ns0:hAnsi="仿宋"/>
+              </ns0:rPr>
+              <ns0:t>负责广发银行数据仓库技术架构维护及跟进；负责广发银行南海搬迁架构调整；负责项目中所有技术投产工作</ns0:t>
             </ns0:r>
           </ns0:p>
         </ns0:tc>
@@ -1374,14 +1398,15 @@
             <ns0:tcW ns0:w="1043" ns0:type="pct"/>
             <ns0:vAlign ns0:val="center"/>
           </ns0:tcPr>
-          <ns0:p ns2:paraId="49586AB1" ns2:textId="77777777" ns0:rsidR="000010AB" ns0:rsidRDefault="000010AB" ns0:rsidP="00664128">
-            <ns0:r>
-              <ns0:rPr>
-                <ns0:rFonts ns0:ascii="仿宋" ns0:hAnsi="仿宋" ns0:eastAsia="仿宋" ns0:cs="仿宋"/>
-                <ns0:sz ns0:val="24"/>
-                <ns0:szCs ns0:val="24"/>
-              </ns0:rPr>
-              <ns0:t>2024.07-2024.08</ns0:t>
+          <ns0:p>
+            <ns0:pPr>
+              <ns0:spacing ns0:before="0" ns0:after="0" ns0:line="240" ns0:lineRule="auto"/>
+            </ns0:pPr>
+            <ns0:r>
+              <ns0:rPr>
+                <ns0:rFonts ns0:ascii="仿宋" ns0:hAnsi="仿宋"/>
+              </ns0:rPr>
+              <ns0:t>2012.02-2013.12</ns0:t>
             </ns0:r>
           </ns0:p>
         </ns0:tc>
@@ -1391,14 +1416,15 @@
             <ns0:gridSpan ns0:val="2"/>
             <ns0:vAlign ns0:val="center"/>
           </ns0:tcPr>
-          <ns0:p ns2:paraId="6001E044" ns2:textId="77777777" ns0:rsidR="000010AB" ns0:rsidRDefault="000010AB" ns0:rsidP="00664128">
-            <ns0:r>
-              <ns0:rPr>
-                <ns0:rFonts ns0:ascii="仿宋" ns0:hAnsi="仿宋" ns0:eastAsia="仿宋" ns0:cs="仿宋"/>
-                <ns0:sz ns0:val="24"/>
-                <ns0:szCs ns0:val="24"/>
-              </ns0:rPr>
-              <ns0:t>黑龙江农信大数据平台项目</ns0:t>
+          <ns0:p>
+            <ns0:pPr>
+              <ns0:spacing ns0:before="0" ns0:after="0" ns0:line="240" ns0:lineRule="auto"/>
+            </ns0:pPr>
+            <ns0:r>
+              <ns0:rPr>
+                <ns0:rFonts ns0:ascii="仿宋" ns0:hAnsi="仿宋"/>
+              </ns0:rPr>
+              <ns0:t>广发银行企业级数据仓库平台一期</ns0:t>
             </ns0:r>
           </ns0:p>
         </ns0:tc>
@@ -1408,14 +1434,15 @@
             <ns0:gridSpan ns0:val="2"/>
             <ns0:vAlign ns0:val="center"/>
           </ns0:tcPr>
-          <ns0:p ns2:paraId="430573FC" ns2:textId="77777777" ns0:rsidR="000010AB" ns0:rsidRDefault="000010AB" ns0:rsidP="00664128">
-            <ns0:r>
-              <ns0:rPr>
-                <ns0:rFonts ns0:ascii="仿宋" ns0:hAnsi="仿宋" ns0:eastAsia="仿宋" ns0:cs="仿宋"/>
-                <ns0:sz ns0:val="24"/>
-                <ns0:szCs ns0:val="24"/>
-              </ns0:rPr>
-              <ns0:t>架构师</ns0:t>
+          <ns0:p>
+            <ns0:pPr>
+              <ns0:spacing ns0:before="0" ns0:after="0" ns0:line="240" ns0:lineRule="auto"/>
+            </ns0:pPr>
+            <ns0:r>
+              <ns0:rPr>
+                <ns0:rFonts ns0:ascii="仿宋" ns0:hAnsi="仿宋"/>
+              </ns0:rPr>
+              <ns0:t>实施顾问</ns0:t>
             </ns0:r>
           </ns0:p>
         </ns0:tc>
@@ -1425,14 +1452,15 @@
             <ns0:gridSpan ns0:val="2"/>
             <ns0:vAlign ns0:val="center"/>
           </ns0:tcPr>
-          <ns0:p ns2:paraId="433F57DF" ns2:textId="77777777" ns0:rsidR="000010AB" ns0:rsidRDefault="000010AB" ns0:rsidP="00664128">
-            <ns0:r>
-              <ns0:rPr>
-                <ns0:rFonts ns0:ascii="仿宋" ns0:hAnsi="仿宋" ns0:eastAsia="仿宋" ns0:cs="仿宋"/>
-                <ns0:sz ns0:val="24"/>
-                <ns0:szCs ns0:val="24"/>
-              </ns0:rPr>
-              <ns0:t>负责大数据平台湖仓平台架构设计及技术方案的测试，整理及编写平台开发的开发规范及流程，指导项目开发组开发各项湖仓任务开发工作。</ns0:t>
+          <ns0:p>
+            <ns0:pPr>
+              <ns0:spacing ns0:before="0" ns0:after="0" ns0:line="240" ns0:lineRule="auto"/>
+            </ns0:pPr>
+            <ns0:r>
+              <ns0:rPr>
+                <ns0:rFonts ns0:ascii="仿宋" ns0:hAnsi="仿宋"/>
+              </ns0:rPr>
+              <ns0:t>负责广发银行数据仓库技术架构的实施落地及系统技术部署；设计数据仓库各种ETL算法。</ns0:t>
             </ns0:r>
           </ns0:p>
         </ns0:tc>
@@ -1447,14 +1475,15 @@
             <ns0:tcW ns0:w="1043" ns0:type="pct"/>
             <ns0:vAlign ns0:val="center"/>
           </ns0:tcPr>
-          <ns0:p ns2:paraId="49586AB1" ns2:textId="77777777" ns0:rsidR="000010AB" ns0:rsidRDefault="000010AB" ns0:rsidP="00664128">
-            <ns0:r>
-              <ns0:rPr>
-                <ns0:rFonts ns0:ascii="仿宋" ns0:hAnsi="仿宋" ns0:eastAsia="仿宋" ns0:cs="仿宋"/>
-                <ns0:sz ns0:val="24"/>
-                <ns0:szCs ns0:val="24"/>
-              </ns0:rPr>
-              <ns0:t>2024.05-2024.05</ns0:t>
+          <ns0:p>
+            <ns0:pPr>
+              <ns0:spacing ns0:before="0" ns0:after="0" ns0:line="240" ns0:lineRule="auto"/>
+            </ns0:pPr>
+            <ns0:r>
+              <ns0:rPr>
+                <ns0:rFonts ns0:ascii="仿宋" ns0:hAnsi="仿宋"/>
+              </ns0:rPr>
+              <ns0:t>2011.10-2012.02</ns0:t>
             </ns0:r>
           </ns0:p>
         </ns0:tc>
@@ -1464,14 +1493,15 @@
             <ns0:gridSpan ns0:val="2"/>
             <ns0:vAlign ns0:val="center"/>
           </ns0:tcPr>
-          <ns0:p ns2:paraId="6001E044" ns2:textId="77777777" ns0:rsidR="000010AB" ns0:rsidRDefault="000010AB" ns0:rsidP="00664128">
-            <ns0:r>
-              <ns0:rPr>
-                <ns0:rFonts ns0:ascii="仿宋" ns0:hAnsi="仿宋" ns0:eastAsia="仿宋" ns0:cs="仿宋"/>
-                <ns0:sz ns0:val="24"/>
-                <ns0:szCs ns0:val="24"/>
-              </ns0:rPr>
-              <ns0:t>四川银行数据中台项目</ns0:t>
+          <ns0:p>
+            <ns0:pPr>
+              <ns0:spacing ns0:before="0" ns0:after="0" ns0:line="240" ns0:lineRule="auto"/>
+            </ns0:pPr>
+            <ns0:r>
+              <ns0:rPr>
+                <ns0:rFonts ns0:ascii="仿宋" ns0:hAnsi="仿宋"/>
+              </ns0:rPr>
+              <ns0:t>广发银行数据管控</ns0:t>
             </ns0:r>
           </ns0:p>
         </ns0:tc>
@@ -1481,14 +1511,15 @@
             <ns0:gridSpan ns0:val="2"/>
             <ns0:vAlign ns0:val="center"/>
           </ns0:tcPr>
-          <ns0:p ns2:paraId="430573FC" ns2:textId="77777777" ns0:rsidR="000010AB" ns0:rsidRDefault="000010AB" ns0:rsidP="00664128">
-            <ns0:r>
-              <ns0:rPr>
-                <ns0:rFonts ns0:ascii="仿宋" ns0:hAnsi="仿宋" ns0:eastAsia="仿宋" ns0:cs="仿宋"/>
-                <ns0:sz ns0:val="24"/>
-                <ns0:szCs ns0:val="24"/>
-              </ns0:rPr>
-              <ns0:t>架构师</ns0:t>
+          <ns0:p>
+            <ns0:pPr>
+              <ns0:spacing ns0:before="0" ns0:after="0" ns0:line="240" ns0:lineRule="auto"/>
+            </ns0:pPr>
+            <ns0:r>
+              <ns0:rPr>
+                <ns0:rFonts ns0:ascii="仿宋" ns0:hAnsi="仿宋"/>
+              </ns0:rPr>
+              <ns0:t>实施顾问</ns0:t>
             </ns0:r>
           </ns0:p>
         </ns0:tc>
@@ -1498,14 +1529,15 @@
             <ns0:gridSpan ns0:val="2"/>
             <ns0:vAlign ns0:val="center"/>
           </ns0:tcPr>
-          <ns0:p ns2:paraId="433F57DF" ns2:textId="77777777" ns0:rsidR="000010AB" ns0:rsidRDefault="000010AB" ns0:rsidP="00664128">
-            <ns0:r>
-              <ns0:rPr>
-                <ns0:rFonts ns0:ascii="仿宋" ns0:hAnsi="仿宋" ns0:eastAsia="仿宋" ns0:cs="仿宋"/>
-                <ns0:sz ns0:val="24"/>
-                <ns0:szCs ns0:val="24"/>
-              </ns0:rPr>
-              <ns0:t>基于StarRocks数据库进行数据中台项目的架构设计，并指导项目成员进行相关实施方案的设计。</ns0:t>
+          <ns0:p>
+            <ns0:pPr>
+              <ns0:spacing ns0:before="0" ns0:after="0" ns0:line="240" ns0:lineRule="auto"/>
+            </ns0:pPr>
+            <ns0:r>
+              <ns0:rPr>
+                <ns0:rFonts ns0:ascii="仿宋" ns0:hAnsi="仿宋"/>
+              </ns0:rPr>
+              <ns0:t>负责广发银行数据管控项目实施后期测试及技术操作文档的编写；编写各种支持日常开发VBA处理小工具。</ns0:t>
             </ns0:r>
           </ns0:p>
         </ns0:tc>
@@ -1520,14 +1552,15 @@
             <ns0:tcW ns0:w="1043" ns0:type="pct"/>
             <ns0:vAlign ns0:val="center"/>
           </ns0:tcPr>
-          <ns0:p ns2:paraId="49586AB1" ns2:textId="77777777" ns0:rsidR="000010AB" ns0:rsidRDefault="000010AB" ns0:rsidP="00664128">
-            <ns0:r>
-              <ns0:rPr>
-                <ns0:rFonts ns0:ascii="仿宋" ns0:hAnsi="仿宋" ns0:eastAsia="仿宋" ns0:cs="仿宋"/>
-                <ns0:sz ns0:val="24"/>
-                <ns0:szCs ns0:val="24"/>
-              </ns0:rPr>
-              <ns0:t>2024.03-2024.03</ns0:t>
+          <ns0:p>
+            <ns0:pPr>
+              <ns0:spacing ns0:before="0" ns0:after="0" ns0:line="240" ns0:lineRule="auto"/>
+            </ns0:pPr>
+            <ns0:r>
+              <ns0:rPr>
+                <ns0:rFonts ns0:ascii="仿宋" ns0:hAnsi="仿宋"/>
+              </ns0:rPr>
+              <ns0:t>2008.10-2011.10</ns0:t>
             </ns0:r>
           </ns0:p>
         </ns0:tc>
@@ -1537,14 +1570,15 @@
             <ns0:gridSpan ns0:val="2"/>
             <ns0:vAlign ns0:val="center"/>
           </ns0:tcPr>
-          <ns0:p ns2:paraId="6001E044" ns2:textId="77777777" ns0:rsidR="000010AB" ns0:rsidRDefault="000010AB" ns0:rsidP="00664128">
-            <ns0:r>
-              <ns0:rPr>
-                <ns0:rFonts ns0:ascii="仿宋" ns0:hAnsi="仿宋" ns0:eastAsia="仿宋" ns0:cs="仿宋"/>
-                <ns0:sz ns0:val="24"/>
-                <ns0:szCs ns0:val="24"/>
-              </ns0:rPr>
-              <ns0:t>招商银行大数据平台升级重构优化项目</ns0:t>
+          <ns0:p>
+            <ns0:pPr>
+              <ns0:spacing ns0:before="0" ns0:after="0" ns0:line="240" ns0:lineRule="auto"/>
+            </ns0:pPr>
+            <ns0:r>
+              <ns0:rPr>
+                <ns0:rFonts ns0:ascii="仿宋" ns0:hAnsi="仿宋"/>
+              </ns0:rPr>
+              <ns0:t>华南地区喜达屋集团旗下HR系统项目</ns0:t>
             </ns0:r>
           </ns0:p>
         </ns0:tc>
@@ -1554,14 +1588,15 @@
             <ns0:gridSpan ns0:val="2"/>
             <ns0:vAlign ns0:val="center"/>
           </ns0:tcPr>
-          <ns0:p ns2:paraId="430573FC" ns2:textId="77777777" ns0:rsidR="000010AB" ns0:rsidRDefault="000010AB" ns0:rsidP="00664128">
-            <ns0:r>
-              <ns0:rPr>
-                <ns0:rFonts ns0:ascii="仿宋" ns0:hAnsi="仿宋" ns0:eastAsia="仿宋" ns0:cs="仿宋"/>
-                <ns0:sz ns0:val="24"/>
-                <ns0:szCs ns0:val="24"/>
-              </ns0:rPr>
-              <ns0:t>咨询顾问</ns0:t>
+          <ns0:p>
+            <ns0:pPr>
+              <ns0:spacing ns0:before="0" ns0:after="0" ns0:line="240" ns0:lineRule="auto"/>
+            </ns0:pPr>
+            <ns0:r>
+              <ns0:rPr>
+                <ns0:rFonts ns0:ascii="仿宋" ns0:hAnsi="仿宋"/>
+              </ns0:rPr>
+              <ns0:t>实施顾问</ns0:t>
             </ns0:r>
           </ns0:p>
         </ns0:tc>
@@ -1571,14 +1606,15 @@
             <ns0:gridSpan ns0:val="2"/>
             <ns0:vAlign ns0:val="center"/>
           </ns0:tcPr>
-          <ns0:p ns2:paraId="433F57DF" ns2:textId="77777777" ns0:rsidR="000010AB" ns0:rsidRDefault="000010AB" ns0:rsidP="00664128">
-            <ns0:r>
-              <ns0:rPr>
-                <ns0:rFonts ns0:ascii="仿宋" ns0:hAnsi="仿宋" ns0:eastAsia="仿宋" ns0:cs="仿宋"/>
-                <ns0:sz ns0:val="24"/>
-                <ns0:szCs ns0:val="24"/>
-              </ns0:rPr>
-              <ns0:t>负责执行大数据平台的任务长链路压缩方案的探索及确定方案。</ns0:t>
+          <ns0:p>
+            <ns0:pPr>
+              <ns0:spacing ns0:before="0" ns0:after="0" ns0:line="240" ns0:lineRule="auto"/>
+            </ns0:pPr>
+            <ns0:r>
+              <ns0:rPr>
+                <ns0:rFonts ns0:ascii="仿宋" ns0:hAnsi="仿宋"/>
+              </ns0:rPr>
+              <ns0:t>负责喜达屋集团旗下华南地区所有五星级酒店HR系统实施。负责前期需求咨询及跟进后期技术实施。</ns0:t>
             </ns0:r>
           </ns0:p>
         </ns0:tc>
@@ -1593,14 +1629,14 @@
             <ns0:tcW ns0:w="1043" ns0:type="pct"/>
             <ns0:vAlign ns0:val="center"/>
           </ns0:tcPr>
-          <ns0:p ns2:paraId="49586AB1" ns2:textId="77777777" ns0:rsidR="000010AB" ns0:rsidRDefault="000010AB" ns0:rsidP="00664128">
-            <ns0:r>
-              <ns0:rPr>
-                <ns0:rFonts ns0:ascii="仿宋" ns0:hAnsi="仿宋" ns0:eastAsia="仿宋" ns0:cs="仿宋"/>
-                <ns0:sz ns0:val="24"/>
-                <ns0:szCs ns0:val="24"/>
-              </ns0:rPr>
-              <ns0:t>2023.10-2024.01</ns0:t>
+          <ns0:p>
+            <ns0:pPr>
+              <ns0:spacing ns0:before="0" ns0:after="0" ns0:line="240" ns0:lineRule="auto"/>
+            </ns0:pPr>
+            <ns0:r>
+              <ns0:rPr>
+                <ns0:rFonts ns0:ascii="仿宋" ns0:hAnsi="仿宋"/>
+              </ns0:rPr>
             </ns0:r>
           </ns0:p>
         </ns0:tc>
@@ -1610,14 +1646,14 @@
             <ns0:gridSpan ns0:val="2"/>
             <ns0:vAlign ns0:val="center"/>
           </ns0:tcPr>
-          <ns0:p ns2:paraId="6001E044" ns2:textId="77777777" ns0:rsidR="000010AB" ns0:rsidRDefault="000010AB" ns0:rsidP="00664128">
-            <ns0:r>
-              <ns0:rPr>
-                <ns0:rFonts ns0:ascii="仿宋" ns0:hAnsi="仿宋" ns0:eastAsia="仿宋" ns0:cs="仿宋"/>
-                <ns0:sz ns0:val="24"/>
-                <ns0:szCs ns0:val="24"/>
-              </ns0:rPr>
-              <ns0:t>浙江农商银行新一代大数据项目</ns0:t>
+          <ns0:p>
+            <ns0:pPr>
+              <ns0:spacing ns0:before="0" ns0:after="0" ns0:line="240" ns0:lineRule="auto"/>
+            </ns0:pPr>
+            <ns0:r>
+              <ns0:rPr>
+                <ns0:rFonts ns0:ascii="仿宋" ns0:hAnsi="仿宋"/>
+              </ns0:rPr>
             </ns0:r>
           </ns0:p>
         </ns0:tc>
@@ -1627,14 +1663,14 @@
             <ns0:gridSpan ns0:val="2"/>
             <ns0:vAlign ns0:val="center"/>
           </ns0:tcPr>
-          <ns0:p ns2:paraId="430573FC" ns2:textId="77777777" ns0:rsidR="000010AB" ns0:rsidRDefault="000010AB" ns0:rsidP="00664128">
-            <ns0:r>
-              <ns0:rPr>
-                <ns0:rFonts ns0:ascii="仿宋" ns0:hAnsi="仿宋" ns0:eastAsia="仿宋" ns0:cs="仿宋"/>
-                <ns0:sz ns0:val="24"/>
-                <ns0:szCs ns0:val="24"/>
-              </ns0:rPr>
-              <ns0:t>架构师</ns0:t>
+          <ns0:p>
+            <ns0:pPr>
+              <ns0:spacing ns0:before="0" ns0:after="0" ns0:line="240" ns0:lineRule="auto"/>
+            </ns0:pPr>
+            <ns0:r>
+              <ns0:rPr>
+                <ns0:rFonts ns0:ascii="仿宋" ns0:hAnsi="仿宋"/>
+              </ns0:rPr>
             </ns0:r>
           </ns0:p>
         </ns0:tc>
@@ -1644,14 +1680,14 @@
             <ns0:gridSpan ns0:val="2"/>
             <ns0:vAlign ns0:val="center"/>
           </ns0:tcPr>
-          <ns0:p ns2:paraId="433F57DF" ns2:textId="77777777" ns0:rsidR="000010AB" ns0:rsidRDefault="000010AB" ns0:rsidP="00664128">
-            <ns0:r>
-              <ns0:rPr>
-                <ns0:rFonts ns0:ascii="仿宋" ns0:hAnsi="仿宋" ns0:eastAsia="仿宋" ns0:cs="仿宋"/>
-                <ns0:sz ns0:val="24"/>
-                <ns0:szCs ns0:val="24"/>
-              </ns0:rPr>
-              <ns0:t>负责大数据平台湖仓平台架构设计及技术方案的测试，整理及编写平台开发的开发规范及流程，指导项目开发组开发各项湖仓任务开发工作。</ns0:t>
+          <ns0:p>
+            <ns0:pPr>
+              <ns0:spacing ns0:before="0" ns0:after="0" ns0:line="240" ns0:lineRule="auto"/>
+            </ns0:pPr>
+            <ns0:r>
+              <ns0:rPr>
+                <ns0:rFonts ns0:ascii="仿宋" ns0:hAnsi="仿宋"/>
+              </ns0:rPr>
             </ns0:r>
           </ns0:p>
         </ns0:tc>
@@ -1666,14 +1702,14 @@
             <ns0:tcW ns0:w="1043" ns0:type="pct"/>
             <ns0:vAlign ns0:val="center"/>
           </ns0:tcPr>
-          <ns0:p ns2:paraId="49586AB1" ns2:textId="77777777" ns0:rsidR="000010AB" ns0:rsidRDefault="000010AB" ns0:rsidP="00664128">
-            <ns0:r>
-              <ns0:rPr>
-                <ns0:rFonts ns0:ascii="仿宋" ns0:hAnsi="仿宋" ns0:eastAsia="仿宋" ns0:cs="仿宋"/>
-                <ns0:sz ns0:val="24"/>
-                <ns0:szCs ns0:val="24"/>
-              </ns0:rPr>
-              <ns0:t>2022.12-2022.12</ns0:t>
+          <ns0:p>
+            <ns0:pPr>
+              <ns0:spacing ns0:before="0" ns0:after="0" ns0:line="240" ns0:lineRule="auto"/>
+            </ns0:pPr>
+            <ns0:r>
+              <ns0:rPr>
+                <ns0:rFonts ns0:ascii="仿宋" ns0:hAnsi="仿宋"/>
+              </ns0:rPr>
             </ns0:r>
           </ns0:p>
         </ns0:tc>
@@ -1683,14 +1719,14 @@
             <ns0:gridSpan ns0:val="2"/>
             <ns0:vAlign ns0:val="center"/>
           </ns0:tcPr>
-          <ns0:p ns2:paraId="6001E044" ns2:textId="77777777" ns0:rsidR="000010AB" ns0:rsidRDefault="000010AB" ns0:rsidP="00664128">
-            <ns0:r>
-              <ns0:rPr>
-                <ns0:rFonts ns0:ascii="仿宋" ns0:hAnsi="仿宋" ns0:eastAsia="仿宋" ns0:cs="仿宋"/>
-                <ns0:sz ns0:val="24"/>
-                <ns0:szCs ns0:val="24"/>
-              </ns0:rPr>
-              <ns0:t>中信金控数据平台实施项目</ns0:t>
+          <ns0:p>
+            <ns0:pPr>
+              <ns0:spacing ns0:before="0" ns0:after="0" ns0:line="240" ns0:lineRule="auto"/>
+            </ns0:pPr>
+            <ns0:r>
+              <ns0:rPr>
+                <ns0:rFonts ns0:ascii="仿宋" ns0:hAnsi="仿宋"/>
+              </ns0:rPr>
             </ns0:r>
           </ns0:p>
         </ns0:tc>
@@ -1700,14 +1736,14 @@
             <ns0:gridSpan ns0:val="2"/>
             <ns0:vAlign ns0:val="center"/>
           </ns0:tcPr>
-          <ns0:p ns2:paraId="430573FC" ns2:textId="77777777" ns0:rsidR="000010AB" ns0:rsidRDefault="000010AB" ns0:rsidP="00664128">
-            <ns0:r>
-              <ns0:rPr>
-                <ns0:rFonts ns0:ascii="仿宋" ns0:hAnsi="仿宋" ns0:eastAsia="仿宋" ns0:cs="仿宋"/>
-                <ns0:sz ns0:val="24"/>
-                <ns0:szCs ns0:val="24"/>
-              </ns0:rPr>
-              <ns0:t>架构师</ns0:t>
+          <ns0:p>
+            <ns0:pPr>
+              <ns0:spacing ns0:before="0" ns0:after="0" ns0:line="240" ns0:lineRule="auto"/>
+            </ns0:pPr>
+            <ns0:r>
+              <ns0:rPr>
+                <ns0:rFonts ns0:ascii="仿宋" ns0:hAnsi="仿宋"/>
+              </ns0:rPr>
             </ns0:r>
           </ns0:p>
         </ns0:tc>
@@ -1717,14 +1753,14 @@
             <ns0:gridSpan ns0:val="2"/>
             <ns0:vAlign ns0:val="center"/>
           </ns0:tcPr>
-          <ns0:p ns2:paraId="433F57DF" ns2:textId="77777777" ns0:rsidR="000010AB" ns0:rsidRDefault="000010AB" ns0:rsidP="00664128">
-            <ns0:r>
-              <ns0:rPr>
-                <ns0:rFonts ns0:ascii="仿宋" ns0:hAnsi="仿宋" ns0:eastAsia="仿宋" ns0:cs="仿宋"/>
-                <ns0:sz ns0:val="24"/>
-                <ns0:szCs ns0:val="24"/>
-              </ns0:rPr>
-              <ns0:t>支持中信金控数据平台项目的实时数据处理架构设计、设计，引导项目组成员根据平台架构设计方案进行实时数据处理实施。</ns0:t>
+          <ns0:p>
+            <ns0:pPr>
+              <ns0:spacing ns0:before="0" ns0:after="0" ns0:line="240" ns0:lineRule="auto"/>
+            </ns0:pPr>
+            <ns0:r>
+              <ns0:rPr>
+                <ns0:rFonts ns0:ascii="仿宋" ns0:hAnsi="仿宋"/>
+              </ns0:rPr>
             </ns0:r>
           </ns0:p>
         </ns0:tc>
@@ -1739,14 +1775,14 @@
             <ns0:tcW ns0:w="1043" ns0:type="pct"/>
             <ns0:vAlign ns0:val="center"/>
           </ns0:tcPr>
-          <ns0:p ns2:paraId="49586AB1" ns2:textId="77777777" ns0:rsidR="000010AB" ns0:rsidRDefault="000010AB" ns0:rsidP="00664128">
-            <ns0:r>
-              <ns0:rPr>
-                <ns0:rFonts ns0:ascii="仿宋" ns0:hAnsi="仿宋" ns0:eastAsia="仿宋" ns0:cs="仿宋"/>
-                <ns0:sz ns0:val="24"/>
-                <ns0:szCs ns0:val="24"/>
-              </ns0:rPr>
-              <ns0:t>2022.02-2023.08</ns0:t>
+          <ns0:p>
+            <ns0:pPr>
+              <ns0:spacing ns0:before="0" ns0:after="0" ns0:line="240" ns0:lineRule="auto"/>
+            </ns0:pPr>
+            <ns0:r>
+              <ns0:rPr>
+                <ns0:rFonts ns0:ascii="仿宋" ns0:hAnsi="仿宋"/>
+              </ns0:rPr>
             </ns0:r>
           </ns0:p>
         </ns0:tc>
@@ -1756,14 +1792,14 @@
             <ns0:gridSpan ns0:val="2"/>
             <ns0:vAlign ns0:val="center"/>
           </ns0:tcPr>
-          <ns0:p ns2:paraId="6001E044" ns2:textId="77777777" ns0:rsidR="000010AB" ns0:rsidRDefault="000010AB" ns0:rsidP="00664128">
-            <ns0:r>
-              <ns0:rPr>
-                <ns0:rFonts ns0:ascii="仿宋" ns0:hAnsi="仿宋" ns0:eastAsia="仿宋" ns0:cs="仿宋"/>
-                <ns0:sz ns0:val="24"/>
-                <ns0:szCs ns0:val="24"/>
-              </ns0:rPr>
-              <ns0:t>招商银行大数据资源治理项目</ns0:t>
+          <ns0:p>
+            <ns0:pPr>
+              <ns0:spacing ns0:before="0" ns0:after="0" ns0:line="240" ns0:lineRule="auto"/>
+            </ns0:pPr>
+            <ns0:r>
+              <ns0:rPr>
+                <ns0:rFonts ns0:ascii="仿宋" ns0:hAnsi="仿宋"/>
+              </ns0:rPr>
             </ns0:r>
           </ns0:p>
         </ns0:tc>
@@ -1773,14 +1809,14 @@
             <ns0:gridSpan ns0:val="2"/>
             <ns0:vAlign ns0:val="center"/>
           </ns0:tcPr>
-          <ns0:p ns2:paraId="430573FC" ns2:textId="77777777" ns0:rsidR="000010AB" ns0:rsidRDefault="000010AB" ns0:rsidP="00664128">
-            <ns0:r>
-              <ns0:rPr>
-                <ns0:rFonts ns0:ascii="仿宋" ns0:hAnsi="仿宋" ns0:eastAsia="仿宋" ns0:cs="仿宋"/>
-                <ns0:sz ns0:val="24"/>
-                <ns0:szCs ns0:val="24"/>
-              </ns0:rPr>
-              <ns0:t>架构师</ns0:t>
+          <ns0:p>
+            <ns0:pPr>
+              <ns0:spacing ns0:before="0" ns0:after="0" ns0:line="240" ns0:lineRule="auto"/>
+            </ns0:pPr>
+            <ns0:r>
+              <ns0:rPr>
+                <ns0:rFonts ns0:ascii="仿宋" ns0:hAnsi="仿宋"/>
+              </ns0:rPr>
             </ns0:r>
           </ns0:p>
         </ns0:tc>
@@ -1790,14 +1826,14 @@
             <ns0:gridSpan ns0:val="2"/>
             <ns0:vAlign ns0:val="center"/>
           </ns0:tcPr>
-          <ns0:p ns2:paraId="433F57DF" ns2:textId="77777777" ns0:rsidR="000010AB" ns0:rsidRDefault="000010AB" ns0:rsidP="00664128">
-            <ns0:r>
-              <ns0:rPr>
-                <ns0:rFonts ns0:ascii="仿宋" ns0:hAnsi="仿宋" ns0:eastAsia="仿宋" ns0:cs="仿宋"/>
-                <ns0:sz ns0:val="24"/>
-                <ns0:szCs ns0:val="24"/>
-              </ns0:rPr>
-              <ns0:t>从大数据集群服务器资源及各个集群业务模型资源治理两个维度展开对全行的大数据业务进行资源治理工作，采集共70+套大数据平台资源消耗数据，进行数据资源分析及治理处理。</ns0:t>
+          <ns0:p>
+            <ns0:pPr>
+              <ns0:spacing ns0:before="0" ns0:after="0" ns0:line="240" ns0:lineRule="auto"/>
+            </ns0:pPr>
+            <ns0:r>
+              <ns0:rPr>
+                <ns0:rFonts ns0:ascii="仿宋" ns0:hAnsi="仿宋"/>
+              </ns0:rPr>
             </ns0:r>
           </ns0:p>
         </ns0:tc>
@@ -1812,14 +1848,14 @@
             <ns0:tcW ns0:w="1043" ns0:type="pct"/>
             <ns0:vAlign ns0:val="center"/>
           </ns0:tcPr>
-          <ns0:p ns2:paraId="49586AB1" ns2:textId="77777777" ns0:rsidR="000010AB" ns0:rsidRDefault="000010AB" ns0:rsidP="00664128">
-            <ns0:r>
-              <ns0:rPr>
-                <ns0:rFonts ns0:ascii="仿宋" ns0:hAnsi="仿宋" ns0:eastAsia="仿宋" ns0:cs="仿宋"/>
-                <ns0:sz ns0:val="24"/>
-                <ns0:szCs ns0:val="24"/>
-              </ns0:rPr>
-              <ns0:t>2021.10-2021.12</ns0:t>
+          <ns0:p>
+            <ns0:pPr>
+              <ns0:spacing ns0:before="0" ns0:after="0" ns0:line="240" ns0:lineRule="auto"/>
+            </ns0:pPr>
+            <ns0:r>
+              <ns0:rPr>
+                <ns0:rFonts ns0:ascii="仿宋" ns0:hAnsi="仿宋"/>
+              </ns0:rPr>
             </ns0:r>
           </ns0:p>
         </ns0:tc>
@@ -1829,14 +1865,14 @@
             <ns0:gridSpan ns0:val="2"/>
             <ns0:vAlign ns0:val="center"/>
           </ns0:tcPr>
-          <ns0:p ns2:paraId="6001E044" ns2:textId="77777777" ns0:rsidR="000010AB" ns0:rsidRDefault="000010AB" ns0:rsidP="00664128">
-            <ns0:r>
-              <ns0:rPr>
-                <ns0:rFonts ns0:ascii="仿宋" ns0:hAnsi="仿宋" ns0:eastAsia="仿宋" ns0:cs="仿宋"/>
-                <ns0:sz ns0:val="24"/>
-                <ns0:szCs ns0:val="24"/>
-              </ns0:rPr>
-              <ns0:t>南京银行数据交换平台实施项目</ns0:t>
+          <ns0:p>
+            <ns0:pPr>
+              <ns0:spacing ns0:before="0" ns0:after="0" ns0:line="240" ns0:lineRule="auto"/>
+            </ns0:pPr>
+            <ns0:r>
+              <ns0:rPr>
+                <ns0:rFonts ns0:ascii="仿宋" ns0:hAnsi="仿宋"/>
+              </ns0:rPr>
             </ns0:r>
           </ns0:p>
         </ns0:tc>
@@ -1846,14 +1882,14 @@
             <ns0:gridSpan ns0:val="2"/>
             <ns0:vAlign ns0:val="center"/>
           </ns0:tcPr>
-          <ns0:p ns2:paraId="430573FC" ns2:textId="77777777" ns0:rsidR="000010AB" ns0:rsidRDefault="000010AB" ns0:rsidP="00664128">
-            <ns0:r>
-              <ns0:rPr>
-                <ns0:rFonts ns0:ascii="仿宋" ns0:hAnsi="仿宋" ns0:eastAsia="仿宋" ns0:cs="仿宋"/>
-                <ns0:sz ns0:val="24"/>
-                <ns0:szCs ns0:val="24"/>
-              </ns0:rPr>
-              <ns0:t>产品经理</ns0:t>
+          <ns0:p>
+            <ns0:pPr>
+              <ns0:spacing ns0:before="0" ns0:after="0" ns0:line="240" ns0:lineRule="auto"/>
+            </ns0:pPr>
+            <ns0:r>
+              <ns0:rPr>
+                <ns0:rFonts ns0:ascii="仿宋" ns0:hAnsi="仿宋"/>
+              </ns0:rPr>
             </ns0:r>
           </ns0:p>
         </ns0:tc>
@@ -1863,14 +1899,14 @@
             <ns0:gridSpan ns0:val="2"/>
             <ns0:vAlign ns0:val="center"/>
           </ns0:tcPr>
-          <ns0:p ns2:paraId="433F57DF" ns2:textId="77777777" ns0:rsidR="000010AB" ns0:rsidRDefault="000010AB" ns0:rsidP="00664128">
-            <ns0:r>
-              <ns0:rPr>
-                <ns0:rFonts ns0:ascii="仿宋" ns0:hAnsi="仿宋" ns0:eastAsia="仿宋" ns0:cs="仿宋"/>
-                <ns0:sz ns0:val="24"/>
-                <ns0:szCs ns0:val="24"/>
-              </ns0:rPr>
-              <ns0:t>以产品经理角色参与到南京银行数据交换平台实施项目，分析及梳理南京银行数据交换平台涉及到的数据交换场景及使用流程。</ns0:t>
+          <ns0:p>
+            <ns0:pPr>
+              <ns0:spacing ns0:before="0" ns0:after="0" ns0:line="240" ns0:lineRule="auto"/>
+            </ns0:pPr>
+            <ns0:r>
+              <ns0:rPr>
+                <ns0:rFonts ns0:ascii="仿宋" ns0:hAnsi="仿宋"/>
+              </ns0:rPr>
             </ns0:r>
           </ns0:p>
         </ns0:tc>
@@ -1885,14 +1921,14 @@
             <ns0:tcW ns0:w="1043" ns0:type="pct"/>
             <ns0:vAlign ns0:val="center"/>
           </ns0:tcPr>
-          <ns0:p ns2:paraId="49586AB1" ns2:textId="77777777" ns0:rsidR="000010AB" ns0:rsidRDefault="000010AB" ns0:rsidP="00664128">
-            <ns0:r>
-              <ns0:rPr>
-                <ns0:rFonts ns0:ascii="仿宋" ns0:hAnsi="仿宋" ns0:eastAsia="仿宋" ns0:cs="仿宋"/>
-                <ns0:sz ns0:val="24"/>
-                <ns0:szCs ns0:val="24"/>
-              </ns0:rPr>
-              <ns0:t>2021.07-2021.07</ns0:t>
+          <ns0:p>
+            <ns0:pPr>
+              <ns0:spacing ns0:before="0" ns0:after="0" ns0:line="240" ns0:lineRule="auto"/>
+            </ns0:pPr>
+            <ns0:r>
+              <ns0:rPr>
+                <ns0:rFonts ns0:ascii="仿宋" ns0:hAnsi="仿宋"/>
+              </ns0:rPr>
             </ns0:r>
           </ns0:p>
         </ns0:tc>
@@ -1902,14 +1938,14 @@
             <ns0:gridSpan ns0:val="2"/>
             <ns0:vAlign ns0:val="center"/>
           </ns0:tcPr>
-          <ns0:p ns2:paraId="6001E044" ns2:textId="77777777" ns0:rsidR="000010AB" ns0:rsidRDefault="000010AB" ns0:rsidP="00664128">
-            <ns0:r>
-              <ns0:rPr>
-                <ns0:rFonts ns0:ascii="仿宋" ns0:hAnsi="仿宋" ns0:eastAsia="仿宋" ns0:cs="仿宋"/>
-                <ns0:sz ns0:val="24"/>
-                <ns0:szCs ns0:val="24"/>
-              </ns0:rPr>
-              <ns0:t>兴业银行信用卡中心数据集市迁移2.0项目</ns0:t>
+          <ns0:p>
+            <ns0:pPr>
+              <ns0:spacing ns0:before="0" ns0:after="0" ns0:line="240" ns0:lineRule="auto"/>
+            </ns0:pPr>
+            <ns0:r>
+              <ns0:rPr>
+                <ns0:rFonts ns0:ascii="仿宋" ns0:hAnsi="仿宋"/>
+              </ns0:rPr>
             </ns0:r>
           </ns0:p>
         </ns0:tc>
@@ -1919,14 +1955,14 @@
             <ns0:gridSpan ns0:val="2"/>
             <ns0:vAlign ns0:val="center"/>
           </ns0:tcPr>
-          <ns0:p ns2:paraId="430573FC" ns2:textId="77777777" ns0:rsidR="000010AB" ns0:rsidRDefault="000010AB" ns0:rsidP="00664128">
-            <ns0:r>
-              <ns0:rPr>
-                <ns0:rFonts ns0:ascii="仿宋" ns0:hAnsi="仿宋" ns0:eastAsia="仿宋" ns0:cs="仿宋"/>
-                <ns0:sz ns0:val="24"/>
-                <ns0:szCs ns0:val="24"/>
-              </ns0:rPr>
-              <ns0:t>架构专家</ns0:t>
+          <ns0:p>
+            <ns0:pPr>
+              <ns0:spacing ns0:before="0" ns0:after="0" ns0:line="240" ns0:lineRule="auto"/>
+            </ns0:pPr>
+            <ns0:r>
+              <ns0:rPr>
+                <ns0:rFonts ns0:ascii="仿宋" ns0:hAnsi="仿宋"/>
+              </ns0:rPr>
             </ns0:r>
           </ns0:p>
         </ns0:tc>
@@ -1936,14 +1972,14 @@
             <ns0:gridSpan ns0:val="2"/>
             <ns0:vAlign ns0:val="center"/>
           </ns0:tcPr>
-          <ns0:p ns2:paraId="433F57DF" ns2:textId="77777777" ns0:rsidR="000010AB" ns0:rsidRDefault="000010AB" ns0:rsidP="00664128">
-            <ns0:r>
-              <ns0:rPr>
-                <ns0:rFonts ns0:ascii="仿宋" ns0:hAnsi="仿宋" ns0:eastAsia="仿宋" ns0:cs="仿宋"/>
-                <ns0:sz ns0:val="24"/>
-                <ns0:szCs ns0:val="24"/>
-              </ns0:rPr>
-              <ns0:t>参与兴业银行信用卡中数据集市迁移项目架构设计及规划的讨论及评审。</ns0:t>
+          <ns0:p>
+            <ns0:pPr>
+              <ns0:spacing ns0:before="0" ns0:after="0" ns0:line="240" ns0:lineRule="auto"/>
+            </ns0:pPr>
+            <ns0:r>
+              <ns0:rPr>
+                <ns0:rFonts ns0:ascii="仿宋" ns0:hAnsi="仿宋"/>
+              </ns0:rPr>
             </ns0:r>
           </ns0:p>
         </ns0:tc>
@@ -1958,14 +1994,14 @@
             <ns0:tcW ns0:w="1043" ns0:type="pct"/>
             <ns0:vAlign ns0:val="center"/>
           </ns0:tcPr>
-          <ns0:p ns2:paraId="49586AB1" ns2:textId="77777777" ns0:rsidR="000010AB" ns0:rsidRDefault="000010AB" ns0:rsidP="00664128">
-            <ns0:r>
-              <ns0:rPr>
-                <ns0:rFonts ns0:ascii="仿宋" ns0:hAnsi="仿宋" ns0:eastAsia="仿宋" ns0:cs="仿宋"/>
-                <ns0:sz ns0:val="24"/>
-                <ns0:szCs ns0:val="24"/>
-              </ns0:rPr>
-              <ns0:t>2021.03-2021.06</ns0:t>
+          <ns0:p>
+            <ns0:pPr>
+              <ns0:spacing ns0:before="0" ns0:after="0" ns0:line="240" ns0:lineRule="auto"/>
+            </ns0:pPr>
+            <ns0:r>
+              <ns0:rPr>
+                <ns0:rFonts ns0:ascii="仿宋" ns0:hAnsi="仿宋"/>
+              </ns0:rPr>
             </ns0:r>
           </ns0:p>
         </ns0:tc>
@@ -1975,14 +2011,14 @@
             <ns0:gridSpan ns0:val="2"/>
             <ns0:vAlign ns0:val="center"/>
           </ns0:tcPr>
-          <ns0:p ns2:paraId="6001E044" ns2:textId="77777777" ns0:rsidR="000010AB" ns0:rsidRDefault="000010AB" ns0:rsidP="00664128">
-            <ns0:r>
-              <ns0:rPr>
-                <ns0:rFonts ns0:ascii="仿宋" ns0:hAnsi="仿宋" ns0:eastAsia="仿宋" ns0:cs="仿宋"/>
-                <ns0:sz ns0:val="24"/>
-                <ns0:szCs ns0:val="24"/>
-              </ns0:rPr>
-              <ns0:t>招商银行分行数据支架构规划及模型优化咨询项目</ns0:t>
+          <ns0:p>
+            <ns0:pPr>
+              <ns0:spacing ns0:before="0" ns0:after="0" ns0:line="240" ns0:lineRule="auto"/>
+            </ns0:pPr>
+            <ns0:r>
+              <ns0:rPr>
+                <ns0:rFonts ns0:ascii="仿宋" ns0:hAnsi="仿宋"/>
+              </ns0:rPr>
             </ns0:r>
           </ns0:p>
         </ns0:tc>
@@ -1992,14 +2028,14 @@
             <ns0:gridSpan ns0:val="2"/>
             <ns0:vAlign ns0:val="center"/>
           </ns0:tcPr>
-          <ns0:p ns2:paraId="430573FC" ns2:textId="77777777" ns0:rsidR="000010AB" ns0:rsidRDefault="000010AB" ns0:rsidP="00664128">
-            <ns0:r>
-              <ns0:rPr>
-                <ns0:rFonts ns0:ascii="仿宋" ns0:hAnsi="仿宋" ns0:eastAsia="仿宋" ns0:cs="仿宋"/>
-                <ns0:sz ns0:val="24"/>
-                <ns0:szCs ns0:val="24"/>
-              </ns0:rPr>
-              <ns0:t>咨询顾问</ns0:t>
+          <ns0:p>
+            <ns0:pPr>
+              <ns0:spacing ns0:before="0" ns0:after="0" ns0:line="240" ns0:lineRule="auto"/>
+            </ns0:pPr>
+            <ns0:r>
+              <ns0:rPr>
+                <ns0:rFonts ns0:ascii="仿宋" ns0:hAnsi="仿宋"/>
+              </ns0:rPr>
             </ns0:r>
           </ns0:p>
         </ns0:tc>
@@ -2009,14 +2045,14 @@
             <ns0:gridSpan ns0:val="2"/>
             <ns0:vAlign ns0:val="center"/>
           </ns0:tcPr>
-          <ns0:p ns2:paraId="433F57DF" ns2:textId="77777777" ns0:rsidR="000010AB" ns0:rsidRDefault="000010AB" ns0:rsidP="00664128">
-            <ns0:r>
-              <ns0:rPr>
-                <ns0:rFonts ns0:ascii="仿宋" ns0:hAnsi="仿宋" ns0:eastAsia="仿宋" ns0:cs="仿宋"/>
-                <ns0:sz ns0:val="24"/>
-                <ns0:szCs ns0:val="24"/>
-              </ns0:rPr>
-              <ns0:t>参与招商银行分行数据云架构规划及模型优化咨询工作，主要负责分行数据云平台现状的分析及规划。</ns0:t>
+          <ns0:p>
+            <ns0:pPr>
+              <ns0:spacing ns0:before="0" ns0:after="0" ns0:line="240" ns0:lineRule="auto"/>
+            </ns0:pPr>
+            <ns0:r>
+              <ns0:rPr>
+                <ns0:rFonts ns0:ascii="仿宋" ns0:hAnsi="仿宋"/>
+              </ns0:rPr>
             </ns0:r>
           </ns0:p>
         </ns0:tc>
@@ -2031,14 +2067,14 @@
             <ns0:tcW ns0:w="1043" ns0:type="pct"/>
             <ns0:vAlign ns0:val="center"/>
           </ns0:tcPr>
-          <ns0:p ns2:paraId="49586AB1" ns2:textId="77777777" ns0:rsidR="000010AB" ns0:rsidRDefault="000010AB" ns0:rsidP="00664128">
-            <ns0:r>
-              <ns0:rPr>
-                <ns0:rFonts ns0:ascii="仿宋" ns0:hAnsi="仿宋" ns0:eastAsia="仿宋" ns0:cs="仿宋"/>
-                <ns0:sz ns0:val="24"/>
-                <ns0:szCs ns0:val="24"/>
-              </ns0:rPr>
-              <ns0:t>2021.03-2021.03</ns0:t>
+          <ns0:p>
+            <ns0:pPr>
+              <ns0:spacing ns0:before="0" ns0:after="0" ns0:line="240" ns0:lineRule="auto"/>
+            </ns0:pPr>
+            <ns0:r>
+              <ns0:rPr>
+                <ns0:rFonts ns0:ascii="仿宋" ns0:hAnsi="仿宋"/>
+              </ns0:rPr>
             </ns0:r>
           </ns0:p>
         </ns0:tc>
@@ -2048,14 +2084,14 @@
             <ns0:gridSpan ns0:val="2"/>
             <ns0:vAlign ns0:val="center"/>
           </ns0:tcPr>
-          <ns0:p ns2:paraId="6001E044" ns2:textId="77777777" ns0:rsidR="000010AB" ns0:rsidRDefault="000010AB" ns0:rsidP="00664128">
-            <ns0:r>
-              <ns0:rPr>
-                <ns0:rFonts ns0:ascii="仿宋" ns0:hAnsi="仿宋" ns0:eastAsia="仿宋" ns0:cs="仿宋"/>
-                <ns0:sz ns0:val="24"/>
-                <ns0:szCs ns0:val="24"/>
-              </ns0:rPr>
-              <ns0:t>广州银行卡中心大数据集市二期项目</ns0:t>
+          <ns0:p>
+            <ns0:pPr>
+              <ns0:spacing ns0:before="0" ns0:after="0" ns0:line="240" ns0:lineRule="auto"/>
+            </ns0:pPr>
+            <ns0:r>
+              <ns0:rPr>
+                <ns0:rFonts ns0:ascii="仿宋" ns0:hAnsi="仿宋"/>
+              </ns0:rPr>
             </ns0:r>
           </ns0:p>
         </ns0:tc>
@@ -2065,14 +2101,14 @@
             <ns0:gridSpan ns0:val="2"/>
             <ns0:vAlign ns0:val="center"/>
           </ns0:tcPr>
-          <ns0:p ns2:paraId="430573FC" ns2:textId="77777777" ns0:rsidR="000010AB" ns0:rsidRDefault="000010AB" ns0:rsidP="00664128">
-            <ns0:r>
-              <ns0:rPr>
-                <ns0:rFonts ns0:ascii="仿宋" ns0:hAnsi="仿宋" ns0:eastAsia="仿宋" ns0:cs="仿宋"/>
-                <ns0:sz ns0:val="24"/>
-                <ns0:szCs ns0:val="24"/>
-              </ns0:rPr>
-              <ns0:t>架构师</ns0:t>
+          <ns0:p>
+            <ns0:pPr>
+              <ns0:spacing ns0:before="0" ns0:after="0" ns0:line="240" ns0:lineRule="auto"/>
+            </ns0:pPr>
+            <ns0:r>
+              <ns0:rPr>
+                <ns0:rFonts ns0:ascii="仿宋" ns0:hAnsi="仿宋"/>
+              </ns0:rPr>
             </ns0:r>
           </ns0:p>
         </ns0:tc>
@@ -2082,14 +2118,14 @@
             <ns0:gridSpan ns0:val="2"/>
             <ns0:vAlign ns0:val="center"/>
           </ns0:tcPr>
-          <ns0:p ns2:paraId="433F57DF" ns2:textId="77777777" ns0:rsidR="000010AB" ns0:rsidRDefault="000010AB" ns0:rsidP="00664128">
-            <ns0:r>
-              <ns0:rPr>
-                <ns0:rFonts ns0:ascii="仿宋" ns0:hAnsi="仿宋" ns0:eastAsia="仿宋" ns0:cs="仿宋"/>
-                <ns0:sz ns0:val="24"/>
-                <ns0:szCs ns0:val="24"/>
-              </ns0:rPr>
-              <ns0:t>配合进行大数据平台集市二期项目整体架构设计工作及项目技术方案设计。</ns0:t>
+          <ns0:p>
+            <ns0:pPr>
+              <ns0:spacing ns0:before="0" ns0:after="0" ns0:line="240" ns0:lineRule="auto"/>
+            </ns0:pPr>
+            <ns0:r>
+              <ns0:rPr>
+                <ns0:rFonts ns0:ascii="仿宋" ns0:hAnsi="仿宋"/>
+              </ns0:rPr>
             </ns0:r>
           </ns0:p>
         </ns0:tc>
@@ -2104,14 +2140,14 @@
             <ns0:tcW ns0:w="1043" ns0:type="pct"/>
             <ns0:vAlign ns0:val="center"/>
           </ns0:tcPr>
-          <ns0:p ns2:paraId="49586AB1" ns2:textId="77777777" ns0:rsidR="000010AB" ns0:rsidRDefault="000010AB" ns0:rsidP="00664128">
-            <ns0:r>
-              <ns0:rPr>
-                <ns0:rFonts ns0:ascii="仿宋" ns0:hAnsi="仿宋" ns0:eastAsia="仿宋" ns0:cs="仿宋"/>
-                <ns0:sz ns0:val="24"/>
-                <ns0:szCs ns0:val="24"/>
-              </ns0:rPr>
-              <ns0:t>2020.10-2021.02</ns0:t>
+          <ns0:p>
+            <ns0:pPr>
+              <ns0:spacing ns0:before="0" ns0:after="0" ns0:line="240" ns0:lineRule="auto"/>
+            </ns0:pPr>
+            <ns0:r>
+              <ns0:rPr>
+                <ns0:rFonts ns0:ascii="仿宋" ns0:hAnsi="仿宋"/>
+              </ns0:rPr>
             </ns0:r>
           </ns0:p>
         </ns0:tc>
@@ -2121,14 +2157,14 @@
             <ns0:gridSpan ns0:val="2"/>
             <ns0:vAlign ns0:val="center"/>
           </ns0:tcPr>
-          <ns0:p ns2:paraId="6001E044" ns2:textId="77777777" ns0:rsidR="000010AB" ns0:rsidRDefault="000010AB" ns0:rsidP="00664128">
-            <ns0:r>
-              <ns0:rPr>
-                <ns0:rFonts ns0:ascii="仿宋" ns0:hAnsi="仿宋" ns0:eastAsia="仿宋" ns0:cs="仿宋"/>
-                <ns0:sz ns0:val="24"/>
-                <ns0:szCs ns0:val="24"/>
-              </ns0:rPr>
-              <ns0:t>招商银行数据架构规划及模型优化咨询项目</ns0:t>
+          <ns0:p>
+            <ns0:pPr>
+              <ns0:spacing ns0:before="0" ns0:after="0" ns0:line="240" ns0:lineRule="auto"/>
+            </ns0:pPr>
+            <ns0:r>
+              <ns0:rPr>
+                <ns0:rFonts ns0:ascii="仿宋" ns0:hAnsi="仿宋"/>
+              </ns0:rPr>
             </ns0:r>
           </ns0:p>
         </ns0:tc>
@@ -2138,14 +2174,14 @@
             <ns0:gridSpan ns0:val="2"/>
             <ns0:vAlign ns0:val="center"/>
           </ns0:tcPr>
-          <ns0:p ns2:paraId="430573FC" ns2:textId="77777777" ns0:rsidR="000010AB" ns0:rsidRDefault="000010AB" ns0:rsidP="00664128">
-            <ns0:r>
-              <ns0:rPr>
-                <ns0:rFonts ns0:ascii="仿宋" ns0:hAnsi="仿宋" ns0:eastAsia="仿宋" ns0:cs="仿宋"/>
-                <ns0:sz ns0:val="24"/>
-                <ns0:szCs ns0:val="24"/>
-              </ns0:rPr>
-              <ns0:t>咨询顾问</ns0:t>
+          <ns0:p>
+            <ns0:pPr>
+              <ns0:spacing ns0:before="0" ns0:after="0" ns0:line="240" ns0:lineRule="auto"/>
+            </ns0:pPr>
+            <ns0:r>
+              <ns0:rPr>
+                <ns0:rFonts ns0:ascii="仿宋" ns0:hAnsi="仿宋"/>
+              </ns0:rPr>
             </ns0:r>
           </ns0:p>
         </ns0:tc>
@@ -2155,14 +2191,14 @@
             <ns0:gridSpan ns0:val="2"/>
             <ns0:vAlign ns0:val="center"/>
           </ns0:tcPr>
-          <ns0:p ns2:paraId="433F57DF" ns2:textId="77777777" ns0:rsidR="000010AB" ns0:rsidRDefault="000010AB" ns0:rsidP="00664128">
-            <ns0:r>
-              <ns0:rPr>
-                <ns0:rFonts ns0:ascii="仿宋" ns0:hAnsi="仿宋" ns0:eastAsia="仿宋" ns0:cs="仿宋"/>
-                <ns0:sz ns0:val="24"/>
-                <ns0:szCs ns0:val="24"/>
-              </ns0:rPr>
-              <ns0:t>参与招商银行数据架构规划及模型优化咨询工作，主要负责数据架构现状的分析及规划。</ns0:t>
+          <ns0:p>
+            <ns0:pPr>
+              <ns0:spacing ns0:before="0" ns0:after="0" ns0:line="240" ns0:lineRule="auto"/>
+            </ns0:pPr>
+            <ns0:r>
+              <ns0:rPr>
+                <ns0:rFonts ns0:ascii="仿宋" ns0:hAnsi="仿宋"/>
+              </ns0:rPr>
             </ns0:r>
           </ns0:p>
         </ns0:tc>
@@ -2177,14 +2213,14 @@
             <ns0:tcW ns0:w="1043" ns0:type="pct"/>
             <ns0:vAlign ns0:val="center"/>
           </ns0:tcPr>
-          <ns0:p ns2:paraId="49586AB1" ns2:textId="77777777" ns0:rsidR="000010AB" ns0:rsidRDefault="000010AB" ns0:rsidP="00664128">
-            <ns0:r>
-              <ns0:rPr>
-                <ns0:rFonts ns0:ascii="仿宋" ns0:hAnsi="仿宋" ns0:eastAsia="仿宋" ns0:cs="仿宋"/>
-                <ns0:sz ns0:val="24"/>
-                <ns0:szCs ns0:val="24"/>
-              </ns0:rPr>
-              <ns0:t>2020.05-2020.09</ns0:t>
+          <ns0:p>
+            <ns0:pPr>
+              <ns0:spacing ns0:before="0" ns0:after="0" ns0:line="240" ns0:lineRule="auto"/>
+            </ns0:pPr>
+            <ns0:r>
+              <ns0:rPr>
+                <ns0:rFonts ns0:ascii="仿宋" ns0:hAnsi="仿宋"/>
+              </ns0:rPr>
             </ns0:r>
           </ns0:p>
         </ns0:tc>
@@ -2194,14 +2230,14 @@
             <ns0:gridSpan ns0:val="2"/>
             <ns0:vAlign ns0:val="center"/>
           </ns0:tcPr>
-          <ns0:p ns2:paraId="6001E044" ns2:textId="77777777" ns0:rsidR="000010AB" ns0:rsidRDefault="000010AB" ns0:rsidP="00664128">
-            <ns0:r>
-              <ns0:rPr>
-                <ns0:rFonts ns0:ascii="仿宋" ns0:hAnsi="仿宋" ns0:eastAsia="仿宋" ns0:cs="仿宋"/>
-                <ns0:sz ns0:val="24"/>
-                <ns0:szCs ns0:val="24"/>
-              </ns0:rPr>
-              <ns0:t>南粤银行大数据平台项目</ns0:t>
+          <ns0:p>
+            <ns0:pPr>
+              <ns0:spacing ns0:before="0" ns0:after="0" ns0:line="240" ns0:lineRule="auto"/>
+            </ns0:pPr>
+            <ns0:r>
+              <ns0:rPr>
+                <ns0:rFonts ns0:ascii="仿宋" ns0:hAnsi="仿宋"/>
+              </ns0:rPr>
             </ns0:r>
           </ns0:p>
         </ns0:tc>
@@ -2211,14 +2247,14 @@
             <ns0:gridSpan ns0:val="2"/>
             <ns0:vAlign ns0:val="center"/>
           </ns0:tcPr>
-          <ns0:p ns2:paraId="430573FC" ns2:textId="77777777" ns0:rsidR="000010AB" ns0:rsidRDefault="000010AB" ns0:rsidP="00664128">
-            <ns0:r>
-              <ns0:rPr>
-                <ns0:rFonts ns0:ascii="仿宋" ns0:hAnsi="仿宋" ns0:eastAsia="仿宋" ns0:cs="仿宋"/>
-                <ns0:sz ns0:val="24"/>
-                <ns0:szCs ns0:val="24"/>
-              </ns0:rPr>
-              <ns0:t>架构师</ns0:t>
+          <ns0:p>
+            <ns0:pPr>
+              <ns0:spacing ns0:before="0" ns0:after="0" ns0:line="240" ns0:lineRule="auto"/>
+            </ns0:pPr>
+            <ns0:r>
+              <ns0:rPr>
+                <ns0:rFonts ns0:ascii="仿宋" ns0:hAnsi="仿宋"/>
+              </ns0:rPr>
             </ns0:r>
           </ns0:p>
         </ns0:tc>
@@ -2228,14 +2264,14 @@
             <ns0:gridSpan ns0:val="2"/>
             <ns0:vAlign ns0:val="center"/>
           </ns0:tcPr>
-          <ns0:p ns2:paraId="433F57DF" ns2:textId="77777777" ns0:rsidR="000010AB" ns0:rsidRDefault="000010AB" ns0:rsidP="00664128">
-            <ns0:r>
-              <ns0:rPr>
-                <ns0:rFonts ns0:ascii="仿宋" ns0:hAnsi="仿宋" ns0:eastAsia="仿宋" ns0:cs="仿宋"/>
-                <ns0:sz ns0:val="24"/>
-                <ns0:szCs ns0:val="24"/>
-              </ns0:rPr>
-              <ns0:t>现场支持南粤银行大数据平台项目的架构实施设计、设计及支持大数据平台的安装部署相关工作，引导项目组成员根据平台架构设计方案进行项目的实施。</ns0:t>
+          <ns0:p>
+            <ns0:pPr>
+              <ns0:spacing ns0:before="0" ns0:after="0" ns0:line="240" ns0:lineRule="auto"/>
+            </ns0:pPr>
+            <ns0:r>
+              <ns0:rPr>
+                <ns0:rFonts ns0:ascii="仿宋" ns0:hAnsi="仿宋"/>
+              </ns0:rPr>
             </ns0:r>
           </ns0:p>
         </ns0:tc>
@@ -2250,14 +2286,14 @@
             <ns0:tcW ns0:w="1043" ns0:type="pct"/>
             <ns0:vAlign ns0:val="center"/>
           </ns0:tcPr>
-          <ns0:p ns2:paraId="49586AB1" ns2:textId="77777777" ns0:rsidR="000010AB" ns0:rsidRDefault="000010AB" ns0:rsidP="00664128">
-            <ns0:r>
-              <ns0:rPr>
-                <ns0:rFonts ns0:ascii="仿宋" ns0:hAnsi="仿宋" ns0:eastAsia="仿宋" ns0:cs="仿宋"/>
-                <ns0:sz ns0:val="24"/>
-                <ns0:szCs ns0:val="24"/>
-              </ns0:rPr>
-              <ns0:t>2020.02-2020.03</ns0:t>
+          <ns0:p>
+            <ns0:pPr>
+              <ns0:spacing ns0:before="0" ns0:after="0" ns0:line="240" ns0:lineRule="auto"/>
+            </ns0:pPr>
+            <ns0:r>
+              <ns0:rPr>
+                <ns0:rFonts ns0:ascii="仿宋" ns0:hAnsi="仿宋"/>
+              </ns0:rPr>
             </ns0:r>
           </ns0:p>
         </ns0:tc>
@@ -2267,14 +2303,14 @@
             <ns0:gridSpan ns0:val="2"/>
             <ns0:vAlign ns0:val="center"/>
           </ns0:tcPr>
-          <ns0:p ns2:paraId="6001E044" ns2:textId="77777777" ns0:rsidR="000010AB" ns0:rsidRDefault="000010AB" ns0:rsidP="00664128">
-            <ns0:r>
-              <ns0:rPr>
-                <ns0:rFonts ns0:ascii="仿宋" ns0:hAnsi="仿宋" ns0:eastAsia="仿宋" ns0:cs="仿宋"/>
-                <ns0:sz ns0:val="24"/>
-                <ns0:szCs ns0:val="24"/>
-              </ns0:rPr>
-              <ns0:t>南粤银行大数据平台项目</ns0:t>
+          <ns0:p>
+            <ns0:pPr>
+              <ns0:spacing ns0:before="0" ns0:after="0" ns0:line="240" ns0:lineRule="auto"/>
+            </ns0:pPr>
+            <ns0:r>
+              <ns0:rPr>
+                <ns0:rFonts ns0:ascii="仿宋" ns0:hAnsi="仿宋"/>
+              </ns0:rPr>
             </ns0:r>
           </ns0:p>
         </ns0:tc>
@@ -2284,14 +2320,14 @@
             <ns0:gridSpan ns0:val="2"/>
             <ns0:vAlign ns0:val="center"/>
           </ns0:tcPr>
-          <ns0:p ns2:paraId="430573FC" ns2:textId="77777777" ns0:rsidR="000010AB" ns0:rsidRDefault="000010AB" ns0:rsidP="00664128">
-            <ns0:r>
-              <ns0:rPr>
-                <ns0:rFonts ns0:ascii="仿宋" ns0:hAnsi="仿宋" ns0:eastAsia="仿宋" ns0:cs="仿宋"/>
-                <ns0:sz ns0:val="24"/>
-                <ns0:szCs ns0:val="24"/>
-              </ns0:rPr>
-              <ns0:t>架构师</ns0:t>
+          <ns0:p>
+            <ns0:pPr>
+              <ns0:spacing ns0:before="0" ns0:after="0" ns0:line="240" ns0:lineRule="auto"/>
+            </ns0:pPr>
+            <ns0:r>
+              <ns0:rPr>
+                <ns0:rFonts ns0:ascii="仿宋" ns0:hAnsi="仿宋"/>
+              </ns0:rPr>
             </ns0:r>
           </ns0:p>
         </ns0:tc>
@@ -2301,14 +2337,14 @@
             <ns0:gridSpan ns0:val="2"/>
             <ns0:vAlign ns0:val="center"/>
           </ns0:tcPr>
-          <ns0:p ns2:paraId="433F57DF" ns2:textId="77777777" ns0:rsidR="000010AB" ns0:rsidRDefault="000010AB" ns0:rsidP="00664128">
-            <ns0:r>
-              <ns0:rPr>
-                <ns0:rFonts ns0:ascii="仿宋" ns0:hAnsi="仿宋" ns0:eastAsia="仿宋" ns0:cs="仿宋"/>
-                <ns0:sz ns0:val="24"/>
-                <ns0:szCs ns0:val="24"/>
-              </ns0:rPr>
-              <ns0:t>主导开展南粤银行大数据平台建设POC测试，并取得优秀成绩</ns0:t>
+          <ns0:p>
+            <ns0:pPr>
+              <ns0:spacing ns0:before="0" ns0:after="0" ns0:line="240" ns0:lineRule="auto"/>
+            </ns0:pPr>
+            <ns0:r>
+              <ns0:rPr>
+                <ns0:rFonts ns0:ascii="仿宋" ns0:hAnsi="仿宋"/>
+              </ns0:rPr>
             </ns0:r>
           </ns0:p>
         </ns0:tc>
@@ -2323,14 +2359,14 @@
             <ns0:tcW ns0:w="1043" ns0:type="pct"/>
             <ns0:vAlign ns0:val="center"/>
           </ns0:tcPr>
-          <ns0:p ns2:paraId="49586AB1" ns2:textId="77777777" ns0:rsidR="000010AB" ns0:rsidRDefault="000010AB" ns0:rsidP="00664128">
-            <ns0:r>
-              <ns0:rPr>
-                <ns0:rFonts ns0:ascii="仿宋" ns0:hAnsi="仿宋" ns0:eastAsia="仿宋" ns0:cs="仿宋"/>
-                <ns0:sz ns0:val="24"/>
-                <ns0:szCs ns0:val="24"/>
-              </ns0:rPr>
-              <ns0:t>2020.01-2020.02</ns0:t>
+          <ns0:p>
+            <ns0:pPr>
+              <ns0:spacing ns0:before="0" ns0:after="0" ns0:line="240" ns0:lineRule="auto"/>
+            </ns0:pPr>
+            <ns0:r>
+              <ns0:rPr>
+                <ns0:rFonts ns0:ascii="仿宋" ns0:hAnsi="仿宋"/>
+              </ns0:rPr>
             </ns0:r>
           </ns0:p>
         </ns0:tc>
@@ -2340,14 +2376,14 @@
             <ns0:gridSpan ns0:val="2"/>
             <ns0:vAlign ns0:val="center"/>
           </ns0:tcPr>
-          <ns0:p ns2:paraId="6001E044" ns2:textId="77777777" ns0:rsidR="000010AB" ns0:rsidRDefault="000010AB" ns0:rsidP="00664128">
-            <ns0:r>
-              <ns0:rPr>
-                <ns0:rFonts ns0:ascii="仿宋" ns0:hAnsi="仿宋" ns0:eastAsia="仿宋" ns0:cs="仿宋"/>
-                <ns0:sz ns0:val="24"/>
-                <ns0:szCs ns0:val="24"/>
-              </ns0:rPr>
-              <ns0:t>印尼BYB银行数据平台项目</ns0:t>
+          <ns0:p>
+            <ns0:pPr>
+              <ns0:spacing ns0:before="0" ns0:after="0" ns0:line="240" ns0:lineRule="auto"/>
+            </ns0:pPr>
+            <ns0:r>
+              <ns0:rPr>
+                <ns0:rFonts ns0:ascii="仿宋" ns0:hAnsi="仿宋"/>
+              </ns0:rPr>
             </ns0:r>
           </ns0:p>
         </ns0:tc>
@@ -2357,14 +2393,14 @@
             <ns0:gridSpan ns0:val="2"/>
             <ns0:vAlign ns0:val="center"/>
           </ns0:tcPr>
-          <ns0:p ns2:paraId="430573FC" ns2:textId="77777777" ns0:rsidR="000010AB" ns0:rsidRDefault="000010AB" ns0:rsidP="00664128">
-            <ns0:r>
-              <ns0:rPr>
-                <ns0:rFonts ns0:ascii="仿宋" ns0:hAnsi="仿宋" ns0:eastAsia="仿宋" ns0:cs="仿宋"/>
-                <ns0:sz ns0:val="24"/>
-                <ns0:szCs ns0:val="24"/>
-              </ns0:rPr>
-              <ns0:t>架构师</ns0:t>
+          <ns0:p>
+            <ns0:pPr>
+              <ns0:spacing ns0:before="0" ns0:after="0" ns0:line="240" ns0:lineRule="auto"/>
+            </ns0:pPr>
+            <ns0:r>
+              <ns0:rPr>
+                <ns0:rFonts ns0:ascii="仿宋" ns0:hAnsi="仿宋"/>
+              </ns0:rPr>
             </ns0:r>
           </ns0:p>
         </ns0:tc>
@@ -2374,14 +2410,14 @@
             <ns0:gridSpan ns0:val="2"/>
             <ns0:vAlign ns0:val="center"/>
           </ns0:tcPr>
-          <ns0:p ns2:paraId="433F57DF" ns2:textId="77777777" ns0:rsidR="000010AB" ns0:rsidRDefault="000010AB" ns0:rsidP="00664128">
-            <ns0:r>
-              <ns0:rPr>
-                <ns0:rFonts ns0:ascii="仿宋" ns0:hAnsi="仿宋" ns0:eastAsia="仿宋" ns0:cs="仿宋"/>
-                <ns0:sz ns0:val="24"/>
-                <ns0:szCs ns0:val="24"/>
-              </ns0:rPr>
-              <ns0:t>参与基于GreenPlum开源版本编译及测试，以及其他项目设计文档的评审工作。</ns0:t>
+          <ns0:p>
+            <ns0:pPr>
+              <ns0:spacing ns0:before="0" ns0:after="0" ns0:line="240" ns0:lineRule="auto"/>
+            </ns0:pPr>
+            <ns0:r>
+              <ns0:rPr>
+                <ns0:rFonts ns0:ascii="仿宋" ns0:hAnsi="仿宋"/>
+              </ns0:rPr>
             </ns0:r>
           </ns0:p>
         </ns0:tc>
@@ -2396,14 +2432,14 @@
             <ns0:tcW ns0:w="1043" ns0:type="pct"/>
             <ns0:vAlign ns0:val="center"/>
           </ns0:tcPr>
-          <ns0:p ns2:paraId="49586AB1" ns2:textId="77777777" ns0:rsidR="000010AB" ns0:rsidRDefault="000010AB" ns0:rsidP="00664128">
-            <ns0:r>
-              <ns0:rPr>
-                <ns0:rFonts ns0:ascii="仿宋" ns0:hAnsi="仿宋" ns0:eastAsia="仿宋" ns0:cs="仿宋"/>
-                <ns0:sz ns0:val="24"/>
-                <ns0:szCs ns0:val="24"/>
-              </ns0:rPr>
-              <ns0:t>2019.05-2020.03</ns0:t>
+          <ns0:p>
+            <ns0:pPr>
+              <ns0:spacing ns0:before="0" ns0:after="0" ns0:line="240" ns0:lineRule="auto"/>
+            </ns0:pPr>
+            <ns0:r>
+              <ns0:rPr>
+                <ns0:rFonts ns0:ascii="仿宋" ns0:hAnsi="仿宋"/>
+              </ns0:rPr>
             </ns0:r>
           </ns0:p>
         </ns0:tc>
@@ -2413,14 +2449,14 @@
             <ns0:gridSpan ns0:val="2"/>
             <ns0:vAlign ns0:val="center"/>
           </ns0:tcPr>
-          <ns0:p ns2:paraId="6001E044" ns2:textId="77777777" ns0:rsidR="000010AB" ns0:rsidRDefault="000010AB" ns0:rsidP="00664128">
-            <ns0:r>
-              <ns0:rPr>
-                <ns0:rFonts ns0:ascii="仿宋" ns0:hAnsi="仿宋" ns0:eastAsia="仿宋" ns0:cs="仿宋"/>
-                <ns0:sz ns0:val="24"/>
-                <ns0:szCs ns0:val="24"/>
-              </ns0:rPr>
-              <ns0:t>华兴银行企业级数据仓库优化项目</ns0:t>
+          <ns0:p>
+            <ns0:pPr>
+              <ns0:spacing ns0:before="0" ns0:after="0" ns0:line="240" ns0:lineRule="auto"/>
+            </ns0:pPr>
+            <ns0:r>
+              <ns0:rPr>
+                <ns0:rFonts ns0:ascii="仿宋" ns0:hAnsi="仿宋"/>
+              </ns0:rPr>
             </ns0:r>
           </ns0:p>
         </ns0:tc>
@@ -2430,14 +2466,14 @@
             <ns0:gridSpan ns0:val="2"/>
             <ns0:vAlign ns0:val="center"/>
           </ns0:tcPr>
-          <ns0:p ns2:paraId="430573FC" ns2:textId="77777777" ns0:rsidR="000010AB" ns0:rsidRDefault="000010AB" ns0:rsidP="00664128">
-            <ns0:r>
-              <ns0:rPr>
-                <ns0:rFonts ns0:ascii="仿宋" ns0:hAnsi="仿宋" ns0:eastAsia="仿宋" ns0:cs="仿宋"/>
-                <ns0:sz ns0:val="24"/>
-                <ns0:szCs ns0:val="24"/>
-              </ns0:rPr>
-              <ns0:t>架构师、前期代理项目经理</ns0:t>
+          <ns0:p>
+            <ns0:pPr>
+              <ns0:spacing ns0:before="0" ns0:after="0" ns0:line="240" ns0:lineRule="auto"/>
+            </ns0:pPr>
+            <ns0:r>
+              <ns0:rPr>
+                <ns0:rFonts ns0:ascii="仿宋" ns0:hAnsi="仿宋"/>
+              </ns0:rPr>
             </ns0:r>
           </ns0:p>
         </ns0:tc>
@@ -2447,14 +2483,14 @@
             <ns0:gridSpan ns0:val="2"/>
             <ns0:vAlign ns0:val="center"/>
           </ns0:tcPr>
-          <ns0:p ns2:paraId="433F57DF" ns2:textId="77777777" ns0:rsidR="000010AB" ns0:rsidRDefault="000010AB" ns0:rsidP="00664128">
-            <ns0:r>
-              <ns0:rPr>
-                <ns0:rFonts ns0:ascii="仿宋" ns0:hAnsi="仿宋" ns0:eastAsia="仿宋" ns0:cs="仿宋"/>
-                <ns0:sz ns0:val="24"/>
-                <ns0:szCs ns0:val="24"/>
-              </ns0:rPr>
-              <ns0:t>现场支持兴华银行进行企业级数据仓库优化项目实施，主导项目组进行架构实施规划、设计及现场支持项目平台安装及部署，引领项目组成员根据架构设计的要求进行落地实施工作。</ns0:t>
+          <ns0:p>
+            <ns0:pPr>
+              <ns0:spacing ns0:before="0" ns0:after="0" ns0:line="240" ns0:lineRule="auto"/>
+            </ns0:pPr>
+            <ns0:r>
+              <ns0:rPr>
+                <ns0:rFonts ns0:ascii="仿宋" ns0:hAnsi="仿宋"/>
+              </ns0:rPr>
             </ns0:r>
           </ns0:p>
         </ns0:tc>
@@ -2469,14 +2505,14 @@
             <ns0:tcW ns0:w="1043" ns0:type="pct"/>
             <ns0:vAlign ns0:val="center"/>
           </ns0:tcPr>
-          <ns0:p ns2:paraId="49586AB1" ns2:textId="77777777" ns0:rsidR="000010AB" ns0:rsidRDefault="000010AB" ns0:rsidP="00664128">
-            <ns0:r>
-              <ns0:rPr>
-                <ns0:rFonts ns0:ascii="仿宋" ns0:hAnsi="仿宋" ns0:eastAsia="仿宋" ns0:cs="仿宋"/>
-                <ns0:sz ns0:val="24"/>
-                <ns0:szCs ns0:val="24"/>
-              </ns0:rPr>
-              <ns0:t>2019.01-2019.04</ns0:t>
+          <ns0:p>
+            <ns0:pPr>
+              <ns0:spacing ns0:before="0" ns0:after="0" ns0:line="240" ns0:lineRule="auto"/>
+            </ns0:pPr>
+            <ns0:r>
+              <ns0:rPr>
+                <ns0:rFonts ns0:ascii="仿宋" ns0:hAnsi="仿宋"/>
+              </ns0:rPr>
             </ns0:r>
           </ns0:p>
         </ns0:tc>
@@ -2486,14 +2522,14 @@
             <ns0:gridSpan ns0:val="2"/>
             <ns0:vAlign ns0:val="center"/>
           </ns0:tcPr>
-          <ns0:p ns2:paraId="6001E044" ns2:textId="77777777" ns0:rsidR="000010AB" ns0:rsidRDefault="000010AB" ns0:rsidP="00664128">
-            <ns0:r>
-              <ns0:rPr>
-                <ns0:rFonts ns0:ascii="仿宋" ns0:hAnsi="仿宋" ns0:eastAsia="仿宋" ns0:cs="仿宋"/>
-                <ns0:sz ns0:val="24"/>
-                <ns0:szCs ns0:val="24"/>
-              </ns0:rPr>
-              <ns0:t>农业发展银行企业级数据仓库项目</ns0:t>
+          <ns0:p>
+            <ns0:pPr>
+              <ns0:spacing ns0:before="0" ns0:after="0" ns0:line="240" ns0:lineRule="auto"/>
+            </ns0:pPr>
+            <ns0:r>
+              <ns0:rPr>
+                <ns0:rFonts ns0:ascii="仿宋" ns0:hAnsi="仿宋"/>
+              </ns0:rPr>
             </ns0:r>
           </ns0:p>
         </ns0:tc>
@@ -2503,14 +2539,14 @@
             <ns0:gridSpan ns0:val="2"/>
             <ns0:vAlign ns0:val="center"/>
           </ns0:tcPr>
-          <ns0:p ns2:paraId="430573FC" ns2:textId="77777777" ns0:rsidR="000010AB" ns0:rsidRDefault="000010AB" ns0:rsidP="00664128">
-            <ns0:r>
-              <ns0:rPr>
-                <ns0:rFonts ns0:ascii="仿宋" ns0:hAnsi="仿宋" ns0:eastAsia="仿宋" ns0:cs="仿宋"/>
-                <ns0:sz ns0:val="24"/>
-                <ns0:szCs ns0:val="24"/>
-              </ns0:rPr>
-              <ns0:t>架构师</ns0:t>
+          <ns0:p>
+            <ns0:pPr>
+              <ns0:spacing ns0:before="0" ns0:after="0" ns0:line="240" ns0:lineRule="auto"/>
+            </ns0:pPr>
+            <ns0:r>
+              <ns0:rPr>
+                <ns0:rFonts ns0:ascii="仿宋" ns0:hAnsi="仿宋"/>
+              </ns0:rPr>
             </ns0:r>
           </ns0:p>
         </ns0:tc>
@@ -2520,14 +2556,14 @@
             <ns0:gridSpan ns0:val="2"/>
             <ns0:vAlign ns0:val="center"/>
           </ns0:tcPr>
-          <ns0:p ns2:paraId="433F57DF" ns2:textId="77777777" ns0:rsidR="000010AB" ns0:rsidRDefault="000010AB" ns0:rsidP="00664128">
-            <ns0:r>
-              <ns0:rPr>
-                <ns0:rFonts ns0:ascii="仿宋" ns0:hAnsi="仿宋" ns0:eastAsia="仿宋" ns0:cs="仿宋"/>
-                <ns0:sz ns0:val="24"/>
-                <ns0:szCs ns0:val="24"/>
-              </ns0:rPr>
-              <ns0:t>现场支持农业发展银行企业级数据仓库项目实施，及引领项目组进行架构实施规划、设计及现场支持项目平台安装及部署。</ns0:t>
+          <ns0:p>
+            <ns0:pPr>
+              <ns0:spacing ns0:before="0" ns0:after="0" ns0:line="240" ns0:lineRule="auto"/>
+            </ns0:pPr>
+            <ns0:r>
+              <ns0:rPr>
+                <ns0:rFonts ns0:ascii="仿宋" ns0:hAnsi="仿宋"/>
+              </ns0:rPr>
             </ns0:r>
           </ns0:p>
         </ns0:tc>
@@ -2542,14 +2578,14 @@
             <ns0:tcW ns0:w="1043" ns0:type="pct"/>
             <ns0:vAlign ns0:val="center"/>
           </ns0:tcPr>
-          <ns0:p ns2:paraId="49586AB1" ns2:textId="77777777" ns0:rsidR="000010AB" ns0:rsidRDefault="000010AB" ns0:rsidP="00664128">
-            <ns0:r>
-              <ns0:rPr>
-                <ns0:rFonts ns0:ascii="仿宋" ns0:hAnsi="仿宋" ns0:eastAsia="仿宋" ns0:cs="仿宋"/>
-                <ns0:sz ns0:val="24"/>
-                <ns0:szCs ns0:val="24"/>
-              </ns0:rPr>
-              <ns0:t>2018.07-2019.03</ns0:t>
+          <ns0:p>
+            <ns0:pPr>
+              <ns0:spacing ns0:before="0" ns0:after="0" ns0:line="240" ns0:lineRule="auto"/>
+            </ns0:pPr>
+            <ns0:r>
+              <ns0:rPr>
+                <ns0:rFonts ns0:ascii="仿宋" ns0:hAnsi="仿宋"/>
+              </ns0:rPr>
             </ns0:r>
           </ns0:p>
         </ns0:tc>
@@ -2559,14 +2595,14 @@
             <ns0:gridSpan ns0:val="2"/>
             <ns0:vAlign ns0:val="center"/>
           </ns0:tcPr>
-          <ns0:p ns2:paraId="6001E044" ns2:textId="77777777" ns0:rsidR="000010AB" ns0:rsidRDefault="000010AB" ns0:rsidP="00664128">
-            <ns0:r>
-              <ns0:rPr>
-                <ns0:rFonts ns0:ascii="仿宋" ns0:hAnsi="仿宋" ns0:eastAsia="仿宋" ns0:cs="仿宋"/>
-                <ns0:sz ns0:val="24"/>
-                <ns0:szCs ns0:val="24"/>
-              </ns0:rPr>
-              <ns0:t>南京银行企业级数据仓库项目</ns0:t>
+          <ns0:p>
+            <ns0:pPr>
+              <ns0:spacing ns0:before="0" ns0:after="0" ns0:line="240" ns0:lineRule="auto"/>
+            </ns0:pPr>
+            <ns0:r>
+              <ns0:rPr>
+                <ns0:rFonts ns0:ascii="仿宋" ns0:hAnsi="仿宋"/>
+              </ns0:rPr>
             </ns0:r>
           </ns0:p>
         </ns0:tc>
@@ -2576,14 +2612,14 @@
             <ns0:gridSpan ns0:val="2"/>
             <ns0:vAlign ns0:val="center"/>
           </ns0:tcPr>
-          <ns0:p ns2:paraId="430573FC" ns2:textId="77777777" ns0:rsidR="000010AB" ns0:rsidRDefault="000010AB" ns0:rsidP="00664128">
-            <ns0:r>
-              <ns0:rPr>
-                <ns0:rFonts ns0:ascii="仿宋" ns0:hAnsi="仿宋" ns0:eastAsia="仿宋" ns0:cs="仿宋"/>
-                <ns0:sz ns0:val="24"/>
-                <ns0:szCs ns0:val="24"/>
-              </ns0:rPr>
-              <ns0:t>架构师及ETL开发组组长</ns0:t>
+          <ns0:p>
+            <ns0:pPr>
+              <ns0:spacing ns0:before="0" ns0:after="0" ns0:line="240" ns0:lineRule="auto"/>
+            </ns0:pPr>
+            <ns0:r>
+              <ns0:rPr>
+                <ns0:rFonts ns0:ascii="仿宋" ns0:hAnsi="仿宋"/>
+              </ns0:rPr>
             </ns0:r>
           </ns0:p>
         </ns0:tc>
@@ -2593,14 +2629,14 @@
             <ns0:gridSpan ns0:val="2"/>
             <ns0:vAlign ns0:val="center"/>
           </ns0:tcPr>
-          <ns0:p ns2:paraId="433F57DF" ns2:textId="77777777" ns0:rsidR="000010AB" ns0:rsidRDefault="000010AB" ns0:rsidP="00664128">
-            <ns0:r>
-              <ns0:rPr>
-                <ns0:rFonts ns0:ascii="仿宋" ns0:hAnsi="仿宋" ns0:eastAsia="仿宋" ns0:cs="仿宋"/>
-                <ns0:sz ns0:val="24"/>
-                <ns0:szCs ns0:val="24"/>
-              </ns0:rPr>
-              <ns0:t>现场支持南京银行企业级数据仓库项目实施，及引领项目组进行架构实施规划、设计及现场支持项目平台安装及部署。</ns0:t>
+          <ns0:p>
+            <ns0:pPr>
+              <ns0:spacing ns0:before="0" ns0:after="0" ns0:line="240" ns0:lineRule="auto"/>
+            </ns0:pPr>
+            <ns0:r>
+              <ns0:rPr>
+                <ns0:rFonts ns0:ascii="仿宋" ns0:hAnsi="仿宋"/>
+              </ns0:rPr>
             </ns0:r>
           </ns0:p>
         </ns0:tc>
@@ -2615,14 +2651,14 @@
             <ns0:tcW ns0:w="1043" ns0:type="pct"/>
             <ns0:vAlign ns0:val="center"/>
           </ns0:tcPr>
-          <ns0:p ns2:paraId="49586AB1" ns2:textId="77777777" ns0:rsidR="000010AB" ns0:rsidRDefault="000010AB" ns0:rsidP="00664128">
-            <ns0:r>
-              <ns0:rPr>
-                <ns0:rFonts ns0:ascii="仿宋" ns0:hAnsi="仿宋" ns0:eastAsia="仿宋" ns0:cs="仿宋"/>
-                <ns0:sz ns0:val="24"/>
-                <ns0:szCs ns0:val="24"/>
-              </ns0:rPr>
-              <ns0:t>2018.01-2018.03</ns0:t>
+          <ns0:p>
+            <ns0:pPr>
+              <ns0:spacing ns0:before="0" ns0:after="0" ns0:line="240" ns0:lineRule="auto"/>
+            </ns0:pPr>
+            <ns0:r>
+              <ns0:rPr>
+                <ns0:rFonts ns0:ascii="仿宋" ns0:hAnsi="仿宋"/>
+              </ns0:rPr>
             </ns0:r>
           </ns0:p>
         </ns0:tc>
@@ -2632,14 +2668,14 @@
             <ns0:gridSpan ns0:val="2"/>
             <ns0:vAlign ns0:val="center"/>
           </ns0:tcPr>
-          <ns0:p ns2:paraId="6001E044" ns2:textId="77777777" ns0:rsidR="000010AB" ns0:rsidRDefault="000010AB" ns0:rsidP="00664128">
-            <ns0:r>
-              <ns0:rPr>
-                <ns0:rFonts ns0:ascii="仿宋" ns0:hAnsi="仿宋" ns0:eastAsia="仿宋" ns0:cs="仿宋"/>
-                <ns0:sz ns0:val="24"/>
-                <ns0:szCs ns0:val="24"/>
-              </ns0:rPr>
-              <ns0:t>兴业银行大数据历史数据平台</ns0:t>
+          <ns0:p>
+            <ns0:pPr>
+              <ns0:spacing ns0:before="0" ns0:after="0" ns0:line="240" ns0:lineRule="auto"/>
+            </ns0:pPr>
+            <ns0:r>
+              <ns0:rPr>
+                <ns0:rFonts ns0:ascii="仿宋" ns0:hAnsi="仿宋"/>
+              </ns0:rPr>
             </ns0:r>
           </ns0:p>
         </ns0:tc>
@@ -2649,14 +2685,14 @@
             <ns0:gridSpan ns0:val="2"/>
             <ns0:vAlign ns0:val="center"/>
           </ns0:tcPr>
-          <ns0:p ns2:paraId="430573FC" ns2:textId="77777777" ns0:rsidR="000010AB" ns0:rsidRDefault="000010AB" ns0:rsidP="00664128">
-            <ns0:r>
-              <ns0:rPr>
-                <ns0:rFonts ns0:ascii="仿宋" ns0:hAnsi="仿宋" ns0:eastAsia="仿宋" ns0:cs="仿宋"/>
-                <ns0:sz ns0:val="24"/>
-                <ns0:szCs ns0:val="24"/>
-              </ns0:rPr>
-              <ns0:t>架构师、高级开发工程师</ns0:t>
+          <ns0:p>
+            <ns0:pPr>
+              <ns0:spacing ns0:before="0" ns0:after="0" ns0:line="240" ns0:lineRule="auto"/>
+            </ns0:pPr>
+            <ns0:r>
+              <ns0:rPr>
+                <ns0:rFonts ns0:ascii="仿宋" ns0:hAnsi="仿宋"/>
+              </ns0:rPr>
             </ns0:r>
           </ns0:p>
         </ns0:tc>
@@ -2666,14 +2702,14 @@
             <ns0:gridSpan ns0:val="2"/>
             <ns0:vAlign ns0:val="center"/>
           </ns0:tcPr>
-          <ns0:p ns2:paraId="433F57DF" ns2:textId="77777777" ns0:rsidR="000010AB" ns0:rsidRDefault="000010AB" ns0:rsidP="00664128">
-            <ns0:r>
-              <ns0:rPr>
-                <ns0:rFonts ns0:ascii="仿宋" ns0:hAnsi="仿宋" ns0:eastAsia="仿宋" ns0:cs="仿宋"/>
-                <ns0:sz ns0:val="24"/>
-                <ns0:szCs ns0:val="24"/>
-              </ns0:rPr>
-              <ns0:t>根据兴业银行历史查询平台实施要求，安装部CDH集群平台，并基于搭建的CDH集群的架构设计及功能实施设计，指导开发人员进行相关的数据处理程序开发。</ns0:t>
+          <ns0:p>
+            <ns0:pPr>
+              <ns0:spacing ns0:before="0" ns0:after="0" ns0:line="240" ns0:lineRule="auto"/>
+            </ns0:pPr>
+            <ns0:r>
+              <ns0:rPr>
+                <ns0:rFonts ns0:ascii="仿宋" ns0:hAnsi="仿宋"/>
+              </ns0:rPr>
             </ns0:r>
           </ns0:p>
         </ns0:tc>
@@ -2688,14 +2724,14 @@
             <ns0:tcW ns0:w="1043" ns0:type="pct"/>
             <ns0:vAlign ns0:val="center"/>
           </ns0:tcPr>
-          <ns0:p ns2:paraId="49586AB1" ns2:textId="77777777" ns0:rsidR="000010AB" ns0:rsidRDefault="000010AB" ns0:rsidP="00664128">
-            <ns0:r>
-              <ns0:rPr>
-                <ns0:rFonts ns0:ascii="仿宋" ns0:hAnsi="仿宋" ns0:eastAsia="仿宋" ns0:cs="仿宋"/>
-                <ns0:sz ns0:val="24"/>
-                <ns0:szCs ns0:val="24"/>
-              </ns0:rPr>
-              <ns0:t>2017.12-2018.03</ns0:t>
+          <ns0:p>
+            <ns0:pPr>
+              <ns0:spacing ns0:before="0" ns0:after="0" ns0:line="240" ns0:lineRule="auto"/>
+            </ns0:pPr>
+            <ns0:r>
+              <ns0:rPr>
+                <ns0:rFonts ns0:ascii="仿宋" ns0:hAnsi="仿宋"/>
+              </ns0:rPr>
             </ns0:r>
           </ns0:p>
         </ns0:tc>
@@ -2705,14 +2741,14 @@
             <ns0:gridSpan ns0:val="2"/>
             <ns0:vAlign ns0:val="center"/>
           </ns0:tcPr>
-          <ns0:p ns2:paraId="6001E044" ns2:textId="77777777" ns0:rsidR="000010AB" ns0:rsidRDefault="000010AB" ns0:rsidP="00664128">
-            <ns0:r>
-              <ns0:rPr>
-                <ns0:rFonts ns0:ascii="仿宋" ns0:hAnsi="仿宋" ns0:eastAsia="仿宋" ns0:cs="仿宋"/>
-                <ns0:sz ns0:val="24"/>
-                <ns0:szCs ns0:val="24"/>
-              </ns0:rPr>
-              <ns0:t>广州银行数据平台及数据治理项目</ns0:t>
+          <ns0:p>
+            <ns0:pPr>
+              <ns0:spacing ns0:before="0" ns0:after="0" ns0:line="240" ns0:lineRule="auto"/>
+            </ns0:pPr>
+            <ns0:r>
+              <ns0:rPr>
+                <ns0:rFonts ns0:ascii="仿宋" ns0:hAnsi="仿宋"/>
+              </ns0:rPr>
             </ns0:r>
           </ns0:p>
         </ns0:tc>
@@ -2722,14 +2758,14 @@
             <ns0:gridSpan ns0:val="2"/>
             <ns0:vAlign ns0:val="center"/>
           </ns0:tcPr>
-          <ns0:p ns2:paraId="430573FC" ns2:textId="77777777" ns0:rsidR="000010AB" ns0:rsidRDefault="000010AB" ns0:rsidP="00664128">
-            <ns0:r>
-              <ns0:rPr>
-                <ns0:rFonts ns0:ascii="仿宋" ns0:hAnsi="仿宋" ns0:eastAsia="仿宋" ns0:cs="仿宋"/>
-                <ns0:sz ns0:val="24"/>
-                <ns0:szCs ns0:val="24"/>
-              </ns0:rPr>
-              <ns0:t>架构师</ns0:t>
+          <ns0:p>
+            <ns0:pPr>
+              <ns0:spacing ns0:before="0" ns0:after="0" ns0:line="240" ns0:lineRule="auto"/>
+            </ns0:pPr>
+            <ns0:r>
+              <ns0:rPr>
+                <ns0:rFonts ns0:ascii="仿宋" ns0:hAnsi="仿宋"/>
+              </ns0:rPr>
             </ns0:r>
           </ns0:p>
         </ns0:tc>
@@ -2739,14 +2775,14 @@
             <ns0:gridSpan ns0:val="2"/>
             <ns0:vAlign ns0:val="center"/>
           </ns0:tcPr>
-          <ns0:p ns2:paraId="433F57DF" ns2:textId="77777777" ns0:rsidR="000010AB" ns0:rsidRDefault="000010AB" ns0:rsidP="00664128">
-            <ns0:r>
-              <ns0:rPr>
-                <ns0:rFonts ns0:ascii="仿宋" ns0:hAnsi="仿宋" ns0:eastAsia="仿宋" ns0:cs="仿宋"/>
-                <ns0:sz ns0:val="24"/>
-                <ns0:szCs ns0:val="24"/>
-              </ns0:rPr>
-              <ns0:t>现场支持广州银行数据平台及数据治理项目实施，及引领项目组进行架构实施规划、设计及现场支持项目平台安装及部署。</ns0:t>
+          <ns0:p>
+            <ns0:pPr>
+              <ns0:spacing ns0:before="0" ns0:after="0" ns0:line="240" ns0:lineRule="auto"/>
+            </ns0:pPr>
+            <ns0:r>
+              <ns0:rPr>
+                <ns0:rFonts ns0:ascii="仿宋" ns0:hAnsi="仿宋"/>
+              </ns0:rPr>
             </ns0:r>
           </ns0:p>
         </ns0:tc>
@@ -2761,14 +2797,14 @@
             <ns0:tcW ns0:w="1043" ns0:type="pct"/>
             <ns0:vAlign ns0:val="center"/>
           </ns0:tcPr>
-          <ns0:p ns2:paraId="49586AB1" ns2:textId="77777777" ns0:rsidR="000010AB" ns0:rsidRDefault="000010AB" ns0:rsidP="00664128">
-            <ns0:r>
-              <ns0:rPr>
-                <ns0:rFonts ns0:ascii="仿宋" ns0:hAnsi="仿宋" ns0:eastAsia="仿宋" ns0:cs="仿宋"/>
-                <ns0:sz ns0:val="24"/>
-                <ns0:szCs ns0:val="24"/>
-              </ns0:rPr>
-              <ns0:t>2017.12-2018.07</ns0:t>
+          <ns0:p>
+            <ns0:pPr>
+              <ns0:spacing ns0:before="0" ns0:after="0" ns0:line="240" ns0:lineRule="auto"/>
+            </ns0:pPr>
+            <ns0:r>
+              <ns0:rPr>
+                <ns0:rFonts ns0:ascii="仿宋" ns0:hAnsi="仿宋"/>
+              </ns0:rPr>
             </ns0:r>
           </ns0:p>
         </ns0:tc>
@@ -2778,14 +2814,14 @@
             <ns0:gridSpan ns0:val="2"/>
             <ns0:vAlign ns0:val="center"/>
           </ns0:tcPr>
-          <ns0:p ns2:paraId="6001E044" ns2:textId="77777777" ns0:rsidR="000010AB" ns0:rsidRDefault="000010AB" ns0:rsidP="00664128">
-            <ns0:r>
-              <ns0:rPr>
-                <ns0:rFonts ns0:ascii="仿宋" ns0:hAnsi="仿宋" ns0:eastAsia="仿宋" ns0:cs="仿宋"/>
-                <ns0:sz ns0:val="24"/>
-                <ns0:szCs ns0:val="24"/>
-              </ns0:rPr>
-              <ns0:t>厦门国际银行大数据平台</ns0:t>
+          <ns0:p>
+            <ns0:pPr>
+              <ns0:spacing ns0:before="0" ns0:after="0" ns0:line="240" ns0:lineRule="auto"/>
+            </ns0:pPr>
+            <ns0:r>
+              <ns0:rPr>
+                <ns0:rFonts ns0:ascii="仿宋" ns0:hAnsi="仿宋"/>
+              </ns0:rPr>
             </ns0:r>
           </ns0:p>
         </ns0:tc>
@@ -2795,14 +2831,14 @@
             <ns0:gridSpan ns0:val="2"/>
             <ns0:vAlign ns0:val="center"/>
           </ns0:tcPr>
-          <ns0:p ns2:paraId="430573FC" ns2:textId="77777777" ns0:rsidR="000010AB" ns0:rsidRDefault="000010AB" ns0:rsidP="00664128">
-            <ns0:r>
-              <ns0:rPr>
-                <ns0:rFonts ns0:ascii="仿宋" ns0:hAnsi="仿宋" ns0:eastAsia="仿宋" ns0:cs="仿宋"/>
-                <ns0:sz ns0:val="24"/>
-                <ns0:szCs ns0:val="24"/>
-              </ns0:rPr>
-              <ns0:t>架构师</ns0:t>
+          <ns0:p>
+            <ns0:pPr>
+              <ns0:spacing ns0:before="0" ns0:after="0" ns0:line="240" ns0:lineRule="auto"/>
+            </ns0:pPr>
+            <ns0:r>
+              <ns0:rPr>
+                <ns0:rFonts ns0:ascii="仿宋" ns0:hAnsi="仿宋"/>
+              </ns0:rPr>
             </ns0:r>
           </ns0:p>
         </ns0:tc>
@@ -2812,14 +2848,14 @@
             <ns0:gridSpan ns0:val="2"/>
             <ns0:vAlign ns0:val="center"/>
           </ns0:tcPr>
-          <ns0:p ns2:paraId="433F57DF" ns2:textId="77777777" ns0:rsidR="000010AB" ns0:rsidRDefault="000010AB" ns0:rsidP="00664128">
-            <ns0:r>
-              <ns0:rPr>
-                <ns0:rFonts ns0:ascii="仿宋" ns0:hAnsi="仿宋" ns0:eastAsia="仿宋" ns0:cs="仿宋"/>
-                <ns0:sz ns0:val="24"/>
-                <ns0:szCs ns0:val="24"/>
-              </ns0:rPr>
-              <ns0:t>现场支持分析厦门国际银行的业务系统及现状及项目建设需求，规划及设计厦门国际银行大数据平台实施的架构及实施方案。</ns0:t>
+          <ns0:p>
+            <ns0:pPr>
+              <ns0:spacing ns0:before="0" ns0:after="0" ns0:line="240" ns0:lineRule="auto"/>
+            </ns0:pPr>
+            <ns0:r>
+              <ns0:rPr>
+                <ns0:rFonts ns0:ascii="仿宋" ns0:hAnsi="仿宋"/>
+              </ns0:rPr>
             </ns0:r>
           </ns0:p>
         </ns0:tc>
@@ -2834,14 +2870,14 @@
             <ns0:tcW ns0:w="1043" ns0:type="pct"/>
             <ns0:vAlign ns0:val="center"/>
           </ns0:tcPr>
-          <ns0:p ns2:paraId="49586AB1" ns2:textId="77777777" ns0:rsidR="000010AB" ns0:rsidRDefault="000010AB" ns0:rsidP="00664128">
-            <ns0:r>
-              <ns0:rPr>
-                <ns0:rFonts ns0:ascii="仿宋" ns0:hAnsi="仿宋" ns0:eastAsia="仿宋" ns0:cs="仿宋"/>
-                <ns0:sz ns0:val="24"/>
-                <ns0:szCs ns0:val="24"/>
-              </ns0:rPr>
-              <ns0:t>2017.11-2017.11</ns0:t>
+          <ns0:p>
+            <ns0:pPr>
+              <ns0:spacing ns0:before="0" ns0:after="0" ns0:line="240" ns0:lineRule="auto"/>
+            </ns0:pPr>
+            <ns0:r>
+              <ns0:rPr>
+                <ns0:rFonts ns0:ascii="仿宋" ns0:hAnsi="仿宋"/>
+              </ns0:rPr>
             </ns0:r>
           </ns0:p>
         </ns0:tc>
@@ -2851,14 +2887,14 @@
             <ns0:gridSpan ns0:val="2"/>
             <ns0:vAlign ns0:val="center"/>
           </ns0:tcPr>
-          <ns0:p ns2:paraId="6001E044" ns2:textId="77777777" ns0:rsidR="000010AB" ns0:rsidRDefault="000010AB" ns0:rsidP="00664128">
-            <ns0:r>
-              <ns0:rPr>
-                <ns0:rFonts ns0:ascii="仿宋" ns0:hAnsi="仿宋" ns0:eastAsia="仿宋" ns0:cs="仿宋"/>
-                <ns0:sz ns0:val="24"/>
-                <ns0:szCs ns0:val="24"/>
-              </ns0:rPr>
-              <ns0:t>平安银行数据平台迁移项目</ns0:t>
+          <ns0:p>
+            <ns0:pPr>
+              <ns0:spacing ns0:before="0" ns0:after="0" ns0:line="240" ns0:lineRule="auto"/>
+            </ns0:pPr>
+            <ns0:r>
+              <ns0:rPr>
+                <ns0:rFonts ns0:ascii="仿宋" ns0:hAnsi="仿宋"/>
+              </ns0:rPr>
             </ns0:r>
           </ns0:p>
         </ns0:tc>
@@ -2868,14 +2904,14 @@
             <ns0:gridSpan ns0:val="2"/>
             <ns0:vAlign ns0:val="center"/>
           </ns0:tcPr>
-          <ns0:p ns2:paraId="430573FC" ns2:textId="77777777" ns0:rsidR="000010AB" ns0:rsidRDefault="000010AB" ns0:rsidP="00664128">
-            <ns0:r>
-              <ns0:rPr>
-                <ns0:rFonts ns0:ascii="仿宋" ns0:hAnsi="仿宋" ns0:eastAsia="仿宋" ns0:cs="仿宋"/>
-                <ns0:sz ns0:val="24"/>
-                <ns0:szCs ns0:val="24"/>
-              </ns0:rPr>
-              <ns0:t>架构师</ns0:t>
+          <ns0:p>
+            <ns0:pPr>
+              <ns0:spacing ns0:before="0" ns0:after="0" ns0:line="240" ns0:lineRule="auto"/>
+            </ns0:pPr>
+            <ns0:r>
+              <ns0:rPr>
+                <ns0:rFonts ns0:ascii="仿宋" ns0:hAnsi="仿宋"/>
+              </ns0:rPr>
             </ns0:r>
           </ns0:p>
         </ns0:tc>
@@ -2885,14 +2921,14 @@
             <ns0:gridSpan ns0:val="2"/>
             <ns0:vAlign ns0:val="center"/>
           </ns0:tcPr>
-          <ns0:p ns2:paraId="433F57DF" ns2:textId="77777777" ns0:rsidR="000010AB" ns0:rsidRDefault="000010AB" ns0:rsidP="00664128">
-            <ns0:r>
-              <ns0:rPr>
-                <ns0:rFonts ns0:ascii="仿宋" ns0:hAnsi="仿宋" ns0:eastAsia="仿宋" ns0:cs="仿宋"/>
-                <ns0:sz ns0:val="24"/>
-                <ns0:szCs ns0:val="24"/>
-              </ns0:rPr>
-              <ns0:t>现场支持平安银行数据平台项目实施，进行迁移方案的规划、设计及相关样例程序开发。</ns0:t>
+          <ns0:p>
+            <ns0:pPr>
+              <ns0:spacing ns0:before="0" ns0:after="0" ns0:line="240" ns0:lineRule="auto"/>
+            </ns0:pPr>
+            <ns0:r>
+              <ns0:rPr>
+                <ns0:rFonts ns0:ascii="仿宋" ns0:hAnsi="仿宋"/>
+              </ns0:rPr>
             </ns0:r>
           </ns0:p>
         </ns0:tc>
@@ -2907,14 +2943,14 @@
             <ns0:tcW ns0:w="1043" ns0:type="pct"/>
             <ns0:vAlign ns0:val="center"/>
           </ns0:tcPr>
-          <ns0:p ns2:paraId="49586AB1" ns2:textId="77777777" ns0:rsidR="000010AB" ns0:rsidRDefault="000010AB" ns0:rsidP="00664128">
-            <ns0:r>
-              <ns0:rPr>
-                <ns0:rFonts ns0:ascii="仿宋" ns0:hAnsi="仿宋" ns0:eastAsia="仿宋" ns0:cs="仿宋"/>
-                <ns0:sz ns0:val="24"/>
-                <ns0:szCs ns0:val="24"/>
-              </ns0:rPr>
-              <ns0:t>2017.06-2017.08</ns0:t>
+          <ns0:p>
+            <ns0:pPr>
+              <ns0:spacing ns0:before="0" ns0:after="0" ns0:line="240" ns0:lineRule="auto"/>
+            </ns0:pPr>
+            <ns0:r>
+              <ns0:rPr>
+                <ns0:rFonts ns0:ascii="仿宋" ns0:hAnsi="仿宋"/>
+              </ns0:rPr>
             </ns0:r>
           </ns0:p>
         </ns0:tc>
@@ -2924,14 +2960,14 @@
             <ns0:gridSpan ns0:val="2"/>
             <ns0:vAlign ns0:val="center"/>
           </ns0:tcPr>
-          <ns0:p ns2:paraId="6001E044" ns2:textId="77777777" ns0:rsidR="000010AB" ns0:rsidRDefault="000010AB" ns0:rsidP="00664128">
-            <ns0:r>
-              <ns0:rPr>
-                <ns0:rFonts ns0:ascii="仿宋" ns0:hAnsi="仿宋" ns0:eastAsia="仿宋" ns0:cs="仿宋"/>
-                <ns0:sz ns0:val="24"/>
-                <ns0:szCs ns0:val="24"/>
-              </ns0:rPr>
-              <ns0:t>亚太财险统一报表迁移项目</ns0:t>
+          <ns0:p>
+            <ns0:pPr>
+              <ns0:spacing ns0:before="0" ns0:after="0" ns0:line="240" ns0:lineRule="auto"/>
+            </ns0:pPr>
+            <ns0:r>
+              <ns0:rPr>
+                <ns0:rFonts ns0:ascii="仿宋" ns0:hAnsi="仿宋"/>
+              </ns0:rPr>
             </ns0:r>
           </ns0:p>
         </ns0:tc>
@@ -2941,14 +2977,14 @@
             <ns0:gridSpan ns0:val="2"/>
             <ns0:vAlign ns0:val="center"/>
           </ns0:tcPr>
-          <ns0:p ns2:paraId="430573FC" ns2:textId="77777777" ns0:rsidR="000010AB" ns0:rsidRDefault="000010AB" ns0:rsidP="00664128">
-            <ns0:r>
-              <ns0:rPr>
-                <ns0:rFonts ns0:ascii="仿宋" ns0:hAnsi="仿宋" ns0:eastAsia="仿宋" ns0:cs="仿宋"/>
-                <ns0:sz ns0:val="24"/>
-                <ns0:szCs ns0:val="24"/>
-              </ns0:rPr>
-              <ns0:t>架构师</ns0:t>
+          <ns0:p>
+            <ns0:pPr>
+              <ns0:spacing ns0:before="0" ns0:after="0" ns0:line="240" ns0:lineRule="auto"/>
+            </ns0:pPr>
+            <ns0:r>
+              <ns0:rPr>
+                <ns0:rFonts ns0:ascii="仿宋" ns0:hAnsi="仿宋"/>
+              </ns0:rPr>
             </ns0:r>
           </ns0:p>
         </ns0:tc>
@@ -2958,14 +2994,14 @@
             <ns0:gridSpan ns0:val="2"/>
             <ns0:vAlign ns0:val="center"/>
           </ns0:tcPr>
-          <ns0:p ns2:paraId="433F57DF" ns2:textId="77777777" ns0:rsidR="000010AB" ns0:rsidRDefault="000010AB" ns0:rsidP="00664128">
-            <ns0:r>
-              <ns0:rPr>
-                <ns0:rFonts ns0:ascii="仿宋" ns0:hAnsi="仿宋" ns0:eastAsia="仿宋" ns0:cs="仿宋"/>
-                <ns0:sz ns0:val="24"/>
-                <ns0:szCs ns0:val="24"/>
-              </ns0:rPr>
-              <ns0:t>结合亚太财险报表平台的现状，整体规划统一报表平台迁移方案及协助解决技术问题；</ns0:t>
+          <ns0:p>
+            <ns0:pPr>
+              <ns0:spacing ns0:before="0" ns0:after="0" ns0:line="240" ns0:lineRule="auto"/>
+            </ns0:pPr>
+            <ns0:r>
+              <ns0:rPr>
+                <ns0:rFonts ns0:ascii="仿宋" ns0:hAnsi="仿宋"/>
+              </ns0:rPr>
             </ns0:r>
           </ns0:p>
         </ns0:tc>
@@ -2980,14 +3016,14 @@
             <ns0:tcW ns0:w="1043" ns0:type="pct"/>
             <ns0:vAlign ns0:val="center"/>
           </ns0:tcPr>
-          <ns0:p ns2:paraId="49586AB1" ns2:textId="77777777" ns0:rsidR="000010AB" ns0:rsidRDefault="000010AB" ns0:rsidP="00664128">
-            <ns0:r>
-              <ns0:rPr>
-                <ns0:rFonts ns0:ascii="仿宋" ns0:hAnsi="仿宋" ns0:eastAsia="仿宋" ns0:cs="仿宋"/>
-                <ns0:sz ns0:val="24"/>
-                <ns0:szCs ns0:val="24"/>
-              </ns0:rPr>
-              <ns0:t>2017.05-2017.06</ns0:t>
+          <ns0:p>
+            <ns0:pPr>
+              <ns0:spacing ns0:before="0" ns0:after="0" ns0:line="240" ns0:lineRule="auto"/>
+            </ns0:pPr>
+            <ns0:r>
+              <ns0:rPr>
+                <ns0:rFonts ns0:ascii="仿宋" ns0:hAnsi="仿宋"/>
+              </ns0:rPr>
             </ns0:r>
           </ns0:p>
         </ns0:tc>
@@ -2997,14 +3033,14 @@
             <ns0:gridSpan ns0:val="2"/>
             <ns0:vAlign ns0:val="center"/>
           </ns0:tcPr>
-          <ns0:p ns2:paraId="6001E044" ns2:textId="77777777" ns0:rsidR="000010AB" ns0:rsidRDefault="000010AB" ns0:rsidP="00664128">
-            <ns0:r>
-              <ns0:rPr>
-                <ns0:rFonts ns0:ascii="仿宋" ns0:hAnsi="仿宋" ns0:eastAsia="仿宋" ns0:cs="仿宋"/>
-                <ns0:sz ns0:val="24"/>
-                <ns0:szCs ns0:val="24"/>
-              </ns0:rPr>
-              <ns0:t>中兴飞贷大数据平台项目</ns0:t>
+          <ns0:p>
+            <ns0:pPr>
+              <ns0:spacing ns0:before="0" ns0:after="0" ns0:line="240" ns0:lineRule="auto"/>
+            </ns0:pPr>
+            <ns0:r>
+              <ns0:rPr>
+                <ns0:rFonts ns0:ascii="仿宋" ns0:hAnsi="仿宋"/>
+              </ns0:rPr>
             </ns0:r>
           </ns0:p>
         </ns0:tc>
@@ -3014,14 +3050,14 @@
             <ns0:gridSpan ns0:val="2"/>
             <ns0:vAlign ns0:val="center"/>
           </ns0:tcPr>
-          <ns0:p ns2:paraId="430573FC" ns2:textId="77777777" ns0:rsidR="000010AB" ns0:rsidRDefault="000010AB" ns0:rsidP="00664128">
-            <ns0:r>
-              <ns0:rPr>
-                <ns0:rFonts ns0:ascii="仿宋" ns0:hAnsi="仿宋" ns0:eastAsia="仿宋" ns0:cs="仿宋"/>
-                <ns0:sz ns0:val="24"/>
-                <ns0:szCs ns0:val="24"/>
-              </ns0:rPr>
-              <ns0:t>架构师、高级开发工程师</ns0:t>
+          <ns0:p>
+            <ns0:pPr>
+              <ns0:spacing ns0:before="0" ns0:after="0" ns0:line="240" ns0:lineRule="auto"/>
+            </ns0:pPr>
+            <ns0:r>
+              <ns0:rPr>
+                <ns0:rFonts ns0:ascii="仿宋" ns0:hAnsi="仿宋"/>
+              </ns0:rPr>
             </ns0:r>
           </ns0:p>
         </ns0:tc>
@@ -3031,14 +3067,14 @@
             <ns0:gridSpan ns0:val="2"/>
             <ns0:vAlign ns0:val="center"/>
           </ns0:tcPr>
-          <ns0:p ns2:paraId="433F57DF" ns2:textId="77777777" ns0:rsidR="000010AB" ns0:rsidRDefault="000010AB" ns0:rsidP="00664128">
-            <ns0:r>
-              <ns0:rPr>
-                <ns0:rFonts ns0:ascii="仿宋" ns0:hAnsi="仿宋" ns0:eastAsia="仿宋" ns0:cs="仿宋"/>
-                <ns0:sz ns0:val="24"/>
-                <ns0:szCs ns0:val="24"/>
-              </ns0:rPr>
-              <ns0:t>结合中兴飞贷大数据平台项目建议要求，进架构设计有规划，现场支持项目平台及ETL程序的安装部署；</ns0:t>
+          <ns0:p>
+            <ns0:pPr>
+              <ns0:spacing ns0:before="0" ns0:after="0" ns0:line="240" ns0:lineRule="auto"/>
+            </ns0:pPr>
+            <ns0:r>
+              <ns0:rPr>
+                <ns0:rFonts ns0:ascii="仿宋" ns0:hAnsi="仿宋"/>
+              </ns0:rPr>
             </ns0:r>
           </ns0:p>
         </ns0:tc>
@@ -3053,14 +3089,14 @@
             <ns0:tcW ns0:w="1043" ns0:type="pct"/>
             <ns0:vAlign ns0:val="center"/>
           </ns0:tcPr>
-          <ns0:p ns2:paraId="49586AB1" ns2:textId="77777777" ns0:rsidR="000010AB" ns0:rsidRDefault="000010AB" ns0:rsidP="00664128">
-            <ns0:r>
-              <ns0:rPr>
-                <ns0:rFonts ns0:ascii="仿宋" ns0:hAnsi="仿宋" ns0:eastAsia="仿宋" ns0:cs="仿宋"/>
-                <ns0:sz ns0:val="24"/>
-                <ns0:szCs ns0:val="24"/>
-              </ns0:rPr>
-              <ns0:t>2017.02-2017.03</ns0:t>
+          <ns0:p>
+            <ns0:pPr>
+              <ns0:spacing ns0:before="0" ns0:after="0" ns0:line="240" ns0:lineRule="auto"/>
+            </ns0:pPr>
+            <ns0:r>
+              <ns0:rPr>
+                <ns0:rFonts ns0:ascii="仿宋" ns0:hAnsi="仿宋"/>
+              </ns0:rPr>
             </ns0:r>
           </ns0:p>
         </ns0:tc>
@@ -3070,14 +3106,14 @@
             <ns0:gridSpan ns0:val="2"/>
             <ns0:vAlign ns0:val="center"/>
           </ns0:tcPr>
-          <ns0:p ns2:paraId="6001E044" ns2:textId="77777777" ns0:rsidR="000010AB" ns0:rsidRDefault="000010AB" ns0:rsidP="00664128">
-            <ns0:r>
-              <ns0:rPr>
-                <ns0:rFonts ns0:ascii="仿宋" ns0:hAnsi="仿宋" ns0:eastAsia="仿宋" ns0:cs="仿宋"/>
-                <ns0:sz ns0:val="24"/>
-                <ns0:szCs ns0:val="24"/>
-              </ns0:rPr>
-              <ns0:t>郑州银行大数据平台项目</ns0:t>
+          <ns0:p>
+            <ns0:pPr>
+              <ns0:spacing ns0:before="0" ns0:after="0" ns0:line="240" ns0:lineRule="auto"/>
+            </ns0:pPr>
+            <ns0:r>
+              <ns0:rPr>
+                <ns0:rFonts ns0:ascii="仿宋" ns0:hAnsi="仿宋"/>
+              </ns0:rPr>
             </ns0:r>
           </ns0:p>
         </ns0:tc>
@@ -3087,14 +3123,14 @@
             <ns0:gridSpan ns0:val="2"/>
             <ns0:vAlign ns0:val="center"/>
           </ns0:tcPr>
-          <ns0:p ns2:paraId="430573FC" ns2:textId="77777777" ns0:rsidR="000010AB" ns0:rsidRDefault="000010AB" ns0:rsidP="00664128">
-            <ns0:r>
-              <ns0:rPr>
-                <ns0:rFonts ns0:ascii="仿宋" ns0:hAnsi="仿宋" ns0:eastAsia="仿宋" ns0:cs="仿宋"/>
-                <ns0:sz ns0:val="24"/>
-                <ns0:szCs ns0:val="24"/>
-              </ns0:rPr>
-              <ns0:t>架构规划师</ns0:t>
+          <ns0:p>
+            <ns0:pPr>
+              <ns0:spacing ns0:before="0" ns0:after="0" ns0:line="240" ns0:lineRule="auto"/>
+            </ns0:pPr>
+            <ns0:r>
+              <ns0:rPr>
+                <ns0:rFonts ns0:ascii="仿宋" ns0:hAnsi="仿宋"/>
+              </ns0:rPr>
             </ns0:r>
           </ns0:p>
         </ns0:tc>
@@ -3104,14 +3140,14 @@
             <ns0:gridSpan ns0:val="2"/>
             <ns0:vAlign ns0:val="center"/>
           </ns0:tcPr>
-          <ns0:p ns2:paraId="433F57DF" ns2:textId="77777777" ns0:rsidR="000010AB" ns0:rsidRDefault="000010AB" ns0:rsidP="00664128">
-            <ns0:r>
-              <ns0:rPr>
-                <ns0:rFonts ns0:ascii="仿宋" ns0:hAnsi="仿宋" ns0:eastAsia="仿宋" ns0:cs="仿宋"/>
-                <ns0:sz ns0:val="24"/>
-                <ns0:szCs ns0:val="24"/>
-              </ns0:rPr>
-              <ns0:t>结合郑州银行的业务系统及现状，设计郑州银行大数据平台实施的架构规划方案。</ns0:t>
+          <ns0:p>
+            <ns0:pPr>
+              <ns0:spacing ns0:before="0" ns0:after="0" ns0:line="240" ns0:lineRule="auto"/>
+            </ns0:pPr>
+            <ns0:r>
+              <ns0:rPr>
+                <ns0:rFonts ns0:ascii="仿宋" ns0:hAnsi="仿宋"/>
+              </ns0:rPr>
             </ns0:r>
           </ns0:p>
         </ns0:tc>
@@ -3126,14 +3162,14 @@
             <ns0:tcW ns0:w="1043" ns0:type="pct"/>
             <ns0:vAlign ns0:val="center"/>
           </ns0:tcPr>
-          <ns0:p ns2:paraId="49586AB1" ns2:textId="77777777" ns0:rsidR="000010AB" ns0:rsidRDefault="000010AB" ns0:rsidP="00664128">
-            <ns0:r>
-              <ns0:rPr>
-                <ns0:rFonts ns0:ascii="仿宋" ns0:hAnsi="仿宋" ns0:eastAsia="仿宋" ns0:cs="仿宋"/>
-                <ns0:sz ns0:val="24"/>
-                <ns0:szCs ns0:val="24"/>
-              </ns0:rPr>
-              <ns0:t>2017.02-2017.03</ns0:t>
+          <ns0:p>
+            <ns0:pPr>
+              <ns0:spacing ns0:before="0" ns0:after="0" ns0:line="240" ns0:lineRule="auto"/>
+            </ns0:pPr>
+            <ns0:r>
+              <ns0:rPr>
+                <ns0:rFonts ns0:ascii="仿宋" ns0:hAnsi="仿宋"/>
+              </ns0:rPr>
             </ns0:r>
           </ns0:p>
         </ns0:tc>
@@ -3143,14 +3179,14 @@
             <ns0:gridSpan ns0:val="2"/>
             <ns0:vAlign ns0:val="center"/>
           </ns0:tcPr>
-          <ns0:p ns2:paraId="6001E044" ns2:textId="77777777" ns0:rsidR="000010AB" ns0:rsidRDefault="000010AB" ns0:rsidP="00664128">
-            <ns0:r>
-              <ns0:rPr>
-                <ns0:rFonts ns0:ascii="仿宋" ns0:hAnsi="仿宋" ns0:eastAsia="仿宋" ns0:cs="仿宋"/>
-                <ns0:sz ns0:val="24"/>
-                <ns0:szCs ns0:val="24"/>
-              </ns0:rPr>
-              <ns0:t>绵阳银行数据仓库项目</ns0:t>
+          <ns0:p>
+            <ns0:pPr>
+              <ns0:spacing ns0:before="0" ns0:after="0" ns0:line="240" ns0:lineRule="auto"/>
+            </ns0:pPr>
+            <ns0:r>
+              <ns0:rPr>
+                <ns0:rFonts ns0:ascii="仿宋" ns0:hAnsi="仿宋"/>
+              </ns0:rPr>
             </ns0:r>
           </ns0:p>
         </ns0:tc>
@@ -3160,14 +3196,14 @@
             <ns0:gridSpan ns0:val="2"/>
             <ns0:vAlign ns0:val="center"/>
           </ns0:tcPr>
-          <ns0:p ns2:paraId="430573FC" ns2:textId="77777777" ns0:rsidR="000010AB" ns0:rsidRDefault="000010AB" ns0:rsidP="00664128">
-            <ns0:r>
-              <ns0:rPr>
-                <ns0:rFonts ns0:ascii="仿宋" ns0:hAnsi="仿宋" ns0:eastAsia="仿宋" ns0:cs="仿宋"/>
-                <ns0:sz ns0:val="24"/>
-                <ns0:szCs ns0:val="24"/>
-              </ns0:rPr>
-              <ns0:t>架构师</ns0:t>
+          <ns0:p>
+            <ns0:pPr>
+              <ns0:spacing ns0:before="0" ns0:after="0" ns0:line="240" ns0:lineRule="auto"/>
+            </ns0:pPr>
+            <ns0:r>
+              <ns0:rPr>
+                <ns0:rFonts ns0:ascii="仿宋" ns0:hAnsi="仿宋"/>
+              </ns0:rPr>
             </ns0:r>
           </ns0:p>
         </ns0:tc>
@@ -3177,14 +3213,14 @@
             <ns0:gridSpan ns0:val="2"/>
             <ns0:vAlign ns0:val="center"/>
           </ns0:tcPr>
-          <ns0:p ns2:paraId="433F57DF" ns2:textId="77777777" ns0:rsidR="000010AB" ns0:rsidRDefault="000010AB" ns0:rsidP="00664128">
-            <ns0:r>
-              <ns0:rPr>
-                <ns0:rFonts ns0:ascii="仿宋" ns0:hAnsi="仿宋" ns0:eastAsia="仿宋" ns0:cs="仿宋"/>
-                <ns0:sz ns0:val="24"/>
-                <ns0:szCs ns0:val="24"/>
-              </ns0:rPr>
-              <ns0:t>远程配合绵阳银行数据仓库项目实施的架构师进行项目实施规划及设计，远程支持项目平台安装及部署。</ns0:t>
+          <ns0:p>
+            <ns0:pPr>
+              <ns0:spacing ns0:before="0" ns0:after="0" ns0:line="240" ns0:lineRule="auto"/>
+            </ns0:pPr>
+            <ns0:r>
+              <ns0:rPr>
+                <ns0:rFonts ns0:ascii="仿宋" ns0:hAnsi="仿宋"/>
+              </ns0:rPr>
             </ns0:r>
           </ns0:p>
         </ns0:tc>
@@ -3199,14 +3235,14 @@
             <ns0:tcW ns0:w="1043" ns0:type="pct"/>
             <ns0:vAlign ns0:val="center"/>
           </ns0:tcPr>
-          <ns0:p ns2:paraId="49586AB1" ns2:textId="77777777" ns0:rsidR="000010AB" ns0:rsidRDefault="000010AB" ns0:rsidP="00664128">
-            <ns0:r>
-              <ns0:rPr>
-                <ns0:rFonts ns0:ascii="仿宋" ns0:hAnsi="仿宋" ns0:eastAsia="仿宋" ns0:cs="仿宋"/>
-                <ns0:sz ns0:val="24"/>
-                <ns0:szCs ns0:val="24"/>
-              </ns0:rPr>
-              <ns0:t>2016.12-2017.01</ns0:t>
+          <ns0:p>
+            <ns0:pPr>
+              <ns0:spacing ns0:before="0" ns0:after="0" ns0:line="240" ns0:lineRule="auto"/>
+            </ns0:pPr>
+            <ns0:r>
+              <ns0:rPr>
+                <ns0:rFonts ns0:ascii="仿宋" ns0:hAnsi="仿宋"/>
+              </ns0:rPr>
             </ns0:r>
           </ns0:p>
         </ns0:tc>
@@ -3216,14 +3252,14 @@
             <ns0:gridSpan ns0:val="2"/>
             <ns0:vAlign ns0:val="center"/>
           </ns0:tcPr>
-          <ns0:p ns2:paraId="6001E044" ns2:textId="77777777" ns0:rsidR="000010AB" ns0:rsidRDefault="000010AB" ns0:rsidP="00664128">
-            <ns0:r>
-              <ns0:rPr>
-                <ns0:rFonts ns0:ascii="仿宋" ns0:hAnsi="仿宋" ns0:eastAsia="仿宋" ns0:cs="仿宋"/>
-                <ns0:sz ns0:val="24"/>
-                <ns0:szCs ns0:val="24"/>
-              </ns0:rPr>
-              <ns0:t>四川成都希望银行大数据平台平台项目</ns0:t>
+          <ns0:p>
+            <ns0:pPr>
+              <ns0:spacing ns0:before="0" ns0:after="0" ns0:line="240" ns0:lineRule="auto"/>
+            </ns0:pPr>
+            <ns0:r>
+              <ns0:rPr>
+                <ns0:rFonts ns0:ascii="仿宋" ns0:hAnsi="仿宋"/>
+              </ns0:rPr>
             </ns0:r>
           </ns0:p>
         </ns0:tc>
@@ -3233,14 +3269,14 @@
             <ns0:gridSpan ns0:val="2"/>
             <ns0:vAlign ns0:val="center"/>
           </ns0:tcPr>
-          <ns0:p ns2:paraId="430573FC" ns2:textId="77777777" ns0:rsidR="000010AB" ns0:rsidRDefault="000010AB" ns0:rsidP="00664128">
-            <ns0:r>
-              <ns0:rPr>
-                <ns0:rFonts ns0:ascii="仿宋" ns0:hAnsi="仿宋" ns0:eastAsia="仿宋" ns0:cs="仿宋"/>
-                <ns0:sz ns0:val="24"/>
-                <ns0:szCs ns0:val="24"/>
-              </ns0:rPr>
-              <ns0:t>总架构师</ns0:t>
+          <ns0:p>
+            <ns0:pPr>
+              <ns0:spacing ns0:before="0" ns0:after="0" ns0:line="240" ns0:lineRule="auto"/>
+            </ns0:pPr>
+            <ns0:r>
+              <ns0:rPr>
+                <ns0:rFonts ns0:ascii="仿宋" ns0:hAnsi="仿宋"/>
+              </ns0:rPr>
             </ns0:r>
           </ns0:p>
         </ns0:tc>
@@ -3250,14 +3286,14 @@
             <ns0:gridSpan ns0:val="2"/>
             <ns0:vAlign ns0:val="center"/>
           </ns0:tcPr>
-          <ns0:p ns2:paraId="433F57DF" ns2:textId="77777777" ns0:rsidR="000010AB" ns0:rsidRDefault="000010AB" ns0:rsidP="00664128">
-            <ns0:r>
-              <ns0:rPr>
-                <ns0:rFonts ns0:ascii="仿宋" ns0:hAnsi="仿宋" ns0:eastAsia="仿宋" ns0:cs="仿宋"/>
-                <ns0:sz ns0:val="24"/>
-                <ns0:szCs ns0:val="24"/>
-              </ns0:rPr>
-              <ns0:t>负责希望银行大数据基础数据平台（基于星环TDH）的总体架构设计及技术落地方案。</ns0:t>
+          <ns0:p>
+            <ns0:pPr>
+              <ns0:spacing ns0:before="0" ns0:after="0" ns0:line="240" ns0:lineRule="auto"/>
+            </ns0:pPr>
+            <ns0:r>
+              <ns0:rPr>
+                <ns0:rFonts ns0:ascii="仿宋" ns0:hAnsi="仿宋"/>
+              </ns0:rPr>
             </ns0:r>
           </ns0:p>
         </ns0:tc>
@@ -3272,14 +3308,14 @@
             <ns0:tcW ns0:w="1043" ns0:type="pct"/>
             <ns0:vAlign ns0:val="center"/>
           </ns0:tcPr>
-          <ns0:p ns2:paraId="49586AB1" ns2:textId="77777777" ns0:rsidR="000010AB" ns0:rsidRDefault="000010AB" ns0:rsidP="00664128">
-            <ns0:r>
-              <ns0:rPr>
-                <ns0:rFonts ns0:ascii="仿宋" ns0:hAnsi="仿宋" ns0:eastAsia="仿宋" ns0:cs="仿宋"/>
-                <ns0:sz ns0:val="24"/>
-                <ns0:szCs ns0:val="24"/>
-              </ns0:rPr>
-              <ns0:t>2016.08-2016.11</ns0:t>
+          <ns0:p>
+            <ns0:pPr>
+              <ns0:spacing ns0:before="0" ns0:after="0" ns0:line="240" ns0:lineRule="auto"/>
+            </ns0:pPr>
+            <ns0:r>
+              <ns0:rPr>
+                <ns0:rFonts ns0:ascii="仿宋" ns0:hAnsi="仿宋"/>
+              </ns0:rPr>
             </ns0:r>
           </ns0:p>
         </ns0:tc>
@@ -3289,14 +3325,14 @@
             <ns0:gridSpan ns0:val="2"/>
             <ns0:vAlign ns0:val="center"/>
           </ns0:tcPr>
-          <ns0:p ns2:paraId="6001E044" ns2:textId="77777777" ns0:rsidR="000010AB" ns0:rsidRDefault="000010AB" ns0:rsidP="00664128">
-            <ns0:r>
-              <ns0:rPr>
-                <ns0:rFonts ns0:ascii="仿宋" ns0:hAnsi="仿宋" ns0:eastAsia="仿宋" ns0:cs="仿宋"/>
-                <ns0:sz ns0:val="24"/>
-                <ns0:szCs ns0:val="24"/>
-              </ns0:rPr>
-              <ns0:t>广州证券BI智能分析平台项目</ns0:t>
+          <ns0:p>
+            <ns0:pPr>
+              <ns0:spacing ns0:before="0" ns0:after="0" ns0:line="240" ns0:lineRule="auto"/>
+            </ns0:pPr>
+            <ns0:r>
+              <ns0:rPr>
+                <ns0:rFonts ns0:ascii="仿宋" ns0:hAnsi="仿宋"/>
+              </ns0:rPr>
             </ns0:r>
           </ns0:p>
         </ns0:tc>
@@ -3306,14 +3342,14 @@
             <ns0:gridSpan ns0:val="2"/>
             <ns0:vAlign ns0:val="center"/>
           </ns0:tcPr>
-          <ns0:p ns2:paraId="430573FC" ns2:textId="77777777" ns0:rsidR="000010AB" ns0:rsidRDefault="000010AB" ns0:rsidP="00664128">
-            <ns0:r>
-              <ns0:rPr>
-                <ns0:rFonts ns0:ascii="仿宋" ns0:hAnsi="仿宋" ns0:eastAsia="仿宋" ns0:cs="仿宋"/>
-                <ns0:sz ns0:val="24"/>
-                <ns0:szCs ns0:val="24"/>
-              </ns0:rPr>
-              <ns0:t>架构师</ns0:t>
+          <ns0:p>
+            <ns0:pPr>
+              <ns0:spacing ns0:before="0" ns0:after="0" ns0:line="240" ns0:lineRule="auto"/>
+            </ns0:pPr>
+            <ns0:r>
+              <ns0:rPr>
+                <ns0:rFonts ns0:ascii="仿宋" ns0:hAnsi="仿宋"/>
+              </ns0:rPr>
             </ns0:r>
           </ns0:p>
         </ns0:tc>
@@ -3323,14 +3359,14 @@
             <ns0:gridSpan ns0:val="2"/>
             <ns0:vAlign ns0:val="center"/>
           </ns0:tcPr>
-          <ns0:p ns2:paraId="433F57DF" ns2:textId="77777777" ns0:rsidR="000010AB" ns0:rsidRDefault="000010AB" ns0:rsidP="00664128">
-            <ns0:r>
-              <ns0:rPr>
-                <ns0:rFonts ns0:ascii="仿宋" ns0:hAnsi="仿宋" ns0:eastAsia="仿宋" ns0:cs="仿宋"/>
-                <ns0:sz ns0:val="24"/>
-                <ns0:szCs ns0:val="24"/>
-              </ns0:rPr>
-              <ns0:t>负责广州证券智能BI分析平台项目的总体架构设计、技术落地方案及具体ETL前期开发工作。</ns0:t>
+          <ns0:p>
+            <ns0:pPr>
+              <ns0:spacing ns0:before="0" ns0:after="0" ns0:line="240" ns0:lineRule="auto"/>
+            </ns0:pPr>
+            <ns0:r>
+              <ns0:rPr>
+                <ns0:rFonts ns0:ascii="仿宋" ns0:hAnsi="仿宋"/>
+              </ns0:rPr>
             </ns0:r>
           </ns0:p>
         </ns0:tc>
@@ -3345,14 +3381,14 @@
             <ns0:tcW ns0:w="1043" ns0:type="pct"/>
             <ns0:vAlign ns0:val="center"/>
           </ns0:tcPr>
-          <ns0:p ns2:paraId="49586AB1" ns2:textId="77777777" ns0:rsidR="000010AB" ns0:rsidRDefault="000010AB" ns0:rsidP="00664128">
-            <ns0:r>
-              <ns0:rPr>
-                <ns0:rFonts ns0:ascii="仿宋" ns0:hAnsi="仿宋" ns0:eastAsia="仿宋" ns0:cs="仿宋"/>
-                <ns0:sz ns0:val="24"/>
-                <ns0:szCs ns0:val="24"/>
-              </ns0:rPr>
-              <ns0:t>2016.05-2016.07</ns0:t>
+          <ns0:p>
+            <ns0:pPr>
+              <ns0:spacing ns0:before="0" ns0:after="0" ns0:line="240" ns0:lineRule="auto"/>
+            </ns0:pPr>
+            <ns0:r>
+              <ns0:rPr>
+                <ns0:rFonts ns0:ascii="仿宋" ns0:hAnsi="仿宋"/>
+              </ns0:rPr>
             </ns0:r>
           </ns0:p>
         </ns0:tc>
@@ -3362,14 +3398,14 @@
             <ns0:gridSpan ns0:val="2"/>
             <ns0:vAlign ns0:val="center"/>
           </ns0:tcPr>
-          <ns0:p ns2:paraId="6001E044" ns2:textId="77777777" ns0:rsidR="000010AB" ns0:rsidRDefault="000010AB" ns0:rsidP="00664128">
-            <ns0:r>
-              <ns0:rPr>
-                <ns0:rFonts ns0:ascii="仿宋" ns0:hAnsi="仿宋" ns0:eastAsia="仿宋" ns0:cs="仿宋"/>
-                <ns0:sz ns0:val="24"/>
-                <ns0:szCs ns0:val="24"/>
-              </ns0:rPr>
-              <ns0:t>新心金融SAS业务数据分析系统项目</ns0:t>
+          <ns0:p>
+            <ns0:pPr>
+              <ns0:spacing ns0:before="0" ns0:after="0" ns0:line="240" ns0:lineRule="auto"/>
+            </ns0:pPr>
+            <ns0:r>
+              <ns0:rPr>
+                <ns0:rFonts ns0:ascii="仿宋" ns0:hAnsi="仿宋"/>
+              </ns0:rPr>
             </ns0:r>
           </ns0:p>
         </ns0:tc>
@@ -3379,14 +3415,14 @@
             <ns0:gridSpan ns0:val="2"/>
             <ns0:vAlign ns0:val="center"/>
           </ns0:tcPr>
-          <ns0:p ns2:paraId="430573FC" ns2:textId="77777777" ns0:rsidR="000010AB" ns0:rsidRDefault="000010AB" ns0:rsidP="00664128">
-            <ns0:r>
-              <ns0:rPr>
-                <ns0:rFonts ns0:ascii="仿宋" ns0:hAnsi="仿宋" ns0:eastAsia="仿宋" ns0:cs="仿宋"/>
-                <ns0:sz ns0:val="24"/>
-                <ns0:szCs ns0:val="24"/>
-              </ns0:rPr>
-              <ns0:t>架构师</ns0:t>
+          <ns0:p>
+            <ns0:pPr>
+              <ns0:spacing ns0:before="0" ns0:after="0" ns0:line="240" ns0:lineRule="auto"/>
+            </ns0:pPr>
+            <ns0:r>
+              <ns0:rPr>
+                <ns0:rFonts ns0:ascii="仿宋" ns0:hAnsi="仿宋"/>
+              </ns0:rPr>
             </ns0:r>
           </ns0:p>
         </ns0:tc>
@@ -3396,14 +3432,14 @@
             <ns0:gridSpan ns0:val="2"/>
             <ns0:vAlign ns0:val="center"/>
           </ns0:tcPr>
-          <ns0:p ns2:paraId="433F57DF" ns2:textId="77777777" ns0:rsidR="000010AB" ns0:rsidRDefault="000010AB" ns0:rsidP="00664128">
-            <ns0:r>
-              <ns0:rPr>
-                <ns0:rFonts ns0:ascii="仿宋" ns0:hAnsi="仿宋" ns0:eastAsia="仿宋" ns0:cs="仿宋"/>
-                <ns0:sz ns0:val="24"/>
-                <ns0:szCs ns0:val="24"/>
-              </ns0:rPr>
-              <ns0:t>负责新心金融数据分析平台的架构设计及技术落地方案，并组织进行数据分析系统数据抽取及加载两层的ETL开发工作。</ns0:t>
+          <ns0:p>
+            <ns0:pPr>
+              <ns0:spacing ns0:before="0" ns0:after="0" ns0:line="240" ns0:lineRule="auto"/>
+            </ns0:pPr>
+            <ns0:r>
+              <ns0:rPr>
+                <ns0:rFonts ns0:ascii="仿宋" ns0:hAnsi="仿宋"/>
+              </ns0:rPr>
             </ns0:r>
           </ns0:p>
         </ns0:tc>
@@ -3418,14 +3454,14 @@
             <ns0:tcW ns0:w="1043" ns0:type="pct"/>
             <ns0:vAlign ns0:val="center"/>
           </ns0:tcPr>
-          <ns0:p ns2:paraId="49586AB1" ns2:textId="77777777" ns0:rsidR="000010AB" ns0:rsidRDefault="000010AB" ns0:rsidP="00664128">
-            <ns0:r>
-              <ns0:rPr>
-                <ns0:rFonts ns0:ascii="仿宋" ns0:hAnsi="仿宋" ns0:eastAsia="仿宋" ns0:cs="仿宋"/>
-                <ns0:sz ns0:val="24"/>
-                <ns0:szCs ns0:val="24"/>
-              </ns0:rPr>
-              <ns0:t>2015.11-2016.04</ns0:t>
+          <ns0:p>
+            <ns0:pPr>
+              <ns0:spacing ns0:before="0" ns0:after="0" ns0:line="240" ns0:lineRule="auto"/>
+            </ns0:pPr>
+            <ns0:r>
+              <ns0:rPr>
+                <ns0:rFonts ns0:ascii="仿宋" ns0:hAnsi="仿宋"/>
+              </ns0:rPr>
             </ns0:r>
           </ns0:p>
         </ns0:tc>
@@ -3435,14 +3471,14 @@
             <ns0:gridSpan ns0:val="2"/>
             <ns0:vAlign ns0:val="center"/>
           </ns0:tcPr>
-          <ns0:p ns2:paraId="6001E044" ns2:textId="77777777" ns0:rsidR="000010AB" ns0:rsidRDefault="000010AB" ns0:rsidP="00664128">
-            <ns0:r>
-              <ns0:rPr>
-                <ns0:rFonts ns0:ascii="仿宋" ns0:hAnsi="仿宋" ns0:eastAsia="仿宋" ns0:cs="仿宋"/>
-                <ns0:sz ns0:val="24"/>
-                <ns0:szCs ns0:val="24"/>
-              </ns0:rPr>
-              <ns0:t>平安信托财富宝数据平台项目一、二期</ns0:t>
+          <ns0:p>
+            <ns0:pPr>
+              <ns0:spacing ns0:before="0" ns0:after="0" ns0:line="240" ns0:lineRule="auto"/>
+            </ns0:pPr>
+            <ns0:r>
+              <ns0:rPr>
+                <ns0:rFonts ns0:ascii="仿宋" ns0:hAnsi="仿宋"/>
+              </ns0:rPr>
             </ns0:r>
           </ns0:p>
         </ns0:tc>
@@ -3452,14 +3488,14 @@
             <ns0:gridSpan ns0:val="2"/>
             <ns0:vAlign ns0:val="center"/>
           </ns0:tcPr>
-          <ns0:p ns2:paraId="430573FC" ns2:textId="77777777" ns0:rsidR="000010AB" ns0:rsidRDefault="000010AB" ns0:rsidP="00664128">
-            <ns0:r>
-              <ns0:rPr>
-                <ns0:rFonts ns0:ascii="仿宋" ns0:hAnsi="仿宋" ns0:eastAsia="仿宋" ns0:cs="仿宋"/>
-                <ns0:sz ns0:val="24"/>
-                <ns0:szCs ns0:val="24"/>
-              </ns0:rPr>
-              <ns0:t>架构师</ns0:t>
+          <ns0:p>
+            <ns0:pPr>
+              <ns0:spacing ns0:before="0" ns0:after="0" ns0:line="240" ns0:lineRule="auto"/>
+            </ns0:pPr>
+            <ns0:r>
+              <ns0:rPr>
+                <ns0:rFonts ns0:ascii="仿宋" ns0:hAnsi="仿宋"/>
+              </ns0:rPr>
             </ns0:r>
           </ns0:p>
         </ns0:tc>
@@ -3469,14 +3505,14 @@
             <ns0:gridSpan ns0:val="2"/>
             <ns0:vAlign ns0:val="center"/>
           </ns0:tcPr>
-          <ns0:p ns2:paraId="433F57DF" ns2:textId="77777777" ns0:rsidR="000010AB" ns0:rsidRDefault="000010AB" ns0:rsidP="00664128">
-            <ns0:r>
-              <ns0:rPr>
-                <ns0:rFonts ns0:ascii="仿宋" ns0:hAnsi="仿宋" ns0:eastAsia="仿宋" ns0:cs="仿宋"/>
-                <ns0:sz ns0:val="24"/>
-                <ns0:szCs ns0:val="24"/>
-              </ns0:rPr>
-              <ns0:t>基于财富宝数据平台一期建设及二期实施要求，设计二期数据实时分析架构及技术落地方案。结合平安科技现有的HADOOP平台体系，设计财富宝数据平台的技术落地体系，并参与数据平台ETL开发。</ns0:t>
+          <ns0:p>
+            <ns0:pPr>
+              <ns0:spacing ns0:before="0" ns0:after="0" ns0:line="240" ns0:lineRule="auto"/>
+            </ns0:pPr>
+            <ns0:r>
+              <ns0:rPr>
+                <ns0:rFonts ns0:ascii="仿宋" ns0:hAnsi="仿宋"/>
+              </ns0:rPr>
             </ns0:r>
           </ns0:p>
         </ns0:tc>
@@ -3491,14 +3527,14 @@
             <ns0:tcW ns0:w="1043" ns0:type="pct"/>
             <ns0:vAlign ns0:val="center"/>
           </ns0:tcPr>
-          <ns0:p ns2:paraId="49586AB1" ns2:textId="77777777" ns0:rsidR="000010AB" ns0:rsidRDefault="000010AB" ns0:rsidP="00664128">
-            <ns0:r>
-              <ns0:rPr>
-                <ns0:rFonts ns0:ascii="仿宋" ns0:hAnsi="仿宋" ns0:eastAsia="仿宋" ns0:cs="仿宋"/>
-                <ns0:sz ns0:val="24"/>
-                <ns0:szCs ns0:val="24"/>
-              </ns0:rPr>
-              <ns0:t>2014.11-2015.07</ns0:t>
+          <ns0:p>
+            <ns0:pPr>
+              <ns0:spacing ns0:before="0" ns0:after="0" ns0:line="240" ns0:lineRule="auto"/>
+            </ns0:pPr>
+            <ns0:r>
+              <ns0:rPr>
+                <ns0:rFonts ns0:ascii="仿宋" ns0:hAnsi="仿宋"/>
+              </ns0:rPr>
             </ns0:r>
           </ns0:p>
         </ns0:tc>
@@ -3508,14 +3544,14 @@
             <ns0:gridSpan ns0:val="2"/>
             <ns0:vAlign ns0:val="center"/>
           </ns0:tcPr>
-          <ns0:p ns2:paraId="6001E044" ns2:textId="77777777" ns0:rsidR="000010AB" ns0:rsidRDefault="000010AB" ns0:rsidP="00664128">
-            <ns0:r>
-              <ns0:rPr>
-                <ns0:rFonts ns0:ascii="仿宋" ns0:hAnsi="仿宋" ns0:eastAsia="仿宋" ns0:cs="仿宋"/>
-                <ns0:sz ns0:val="24"/>
-                <ns0:szCs ns0:val="24"/>
-              </ns0:rPr>
-              <ns0:t>广发银行企业级数据仓库平台</ns0:t>
+          <ns0:p>
+            <ns0:pPr>
+              <ns0:spacing ns0:before="0" ns0:after="0" ns0:line="240" ns0:lineRule="auto"/>
+            </ns0:pPr>
+            <ns0:r>
+              <ns0:rPr>
+                <ns0:rFonts ns0:ascii="仿宋" ns0:hAnsi="仿宋"/>
+              </ns0:rPr>
             </ns0:r>
           </ns0:p>
         </ns0:tc>
@@ -3525,14 +3561,14 @@
             <ns0:gridSpan ns0:val="2"/>
             <ns0:vAlign ns0:val="center"/>
           </ns0:tcPr>
-          <ns0:p ns2:paraId="430573FC" ns2:textId="77777777" ns0:rsidR="000010AB" ns0:rsidRDefault="000010AB" ns0:rsidP="00664128">
-            <ns0:r>
-              <ns0:rPr>
-                <ns0:rFonts ns0:ascii="仿宋" ns0:hAnsi="仿宋" ns0:eastAsia="仿宋" ns0:cs="仿宋"/>
-                <ns0:sz ns0:val="24"/>
-                <ns0:szCs ns0:val="24"/>
-              </ns0:rPr>
-              <ns0:t>技术经理</ns0:t>
+          <ns0:p>
+            <ns0:pPr>
+              <ns0:spacing ns0:before="0" ns0:after="0" ns0:line="240" ns0:lineRule="auto"/>
+            </ns0:pPr>
+            <ns0:r>
+              <ns0:rPr>
+                <ns0:rFonts ns0:ascii="仿宋" ns0:hAnsi="仿宋"/>
+              </ns0:rPr>
             </ns0:r>
           </ns0:p>
         </ns0:tc>
@@ -3542,14 +3578,14 @@
             <ns0:gridSpan ns0:val="2"/>
             <ns0:vAlign ns0:val="center"/>
           </ns0:tcPr>
-          <ns0:p ns2:paraId="433F57DF" ns2:textId="77777777" ns0:rsidR="000010AB" ns0:rsidRDefault="000010AB" ns0:rsidP="00664128">
-            <ns0:r>
-              <ns0:rPr>
-                <ns0:rFonts ns0:ascii="仿宋" ns0:hAnsi="仿宋" ns0:eastAsia="仿宋" ns0:cs="仿宋"/>
-                <ns0:sz ns0:val="24"/>
-                <ns0:szCs ns0:val="24"/>
-              </ns0:rPr>
-              <ns0:t>负责广发银行数据仓库技术架构维护及跟进；负责项目中所有技术投产工作及跟进数据仓库下游应用接口需求；配合广发银行核心系统改造环境搭建及架构技术部署部分工作；跟进项目组内部技术培训工作。</ns0:t>
+          <ns0:p>
+            <ns0:pPr>
+              <ns0:spacing ns0:before="0" ns0:after="0" ns0:line="240" ns0:lineRule="auto"/>
+            </ns0:pPr>
+            <ns0:r>
+              <ns0:rPr>
+                <ns0:rFonts ns0:ascii="仿宋" ns0:hAnsi="仿宋"/>
+              </ns0:rPr>
             </ns0:r>
           </ns0:p>
         </ns0:tc>
@@ -3564,14 +3600,14 @@
             <ns0:tcW ns0:w="1043" ns0:type="pct"/>
             <ns0:vAlign ns0:val="center"/>
           </ns0:tcPr>
-          <ns0:p ns2:paraId="49586AB1" ns2:textId="77777777" ns0:rsidR="000010AB" ns0:rsidRDefault="000010AB" ns0:rsidP="00664128">
-            <ns0:r>
-              <ns0:rPr>
-                <ns0:rFonts ns0:ascii="仿宋" ns0:hAnsi="仿宋" ns0:eastAsia="仿宋" ns0:cs="仿宋"/>
-                <ns0:sz ns0:val="24"/>
-                <ns0:szCs ns0:val="24"/>
-              </ns0:rPr>
-              <ns0:t>2014.02-2014.10</ns0:t>
+          <ns0:p>
+            <ns0:pPr>
+              <ns0:spacing ns0:before="0" ns0:after="0" ns0:line="240" ns0:lineRule="auto"/>
+            </ns0:pPr>
+            <ns0:r>
+              <ns0:rPr>
+                <ns0:rFonts ns0:ascii="仿宋" ns0:hAnsi="仿宋"/>
+              </ns0:rPr>
             </ns0:r>
           </ns0:p>
         </ns0:tc>
@@ -3581,14 +3617,14 @@
             <ns0:gridSpan ns0:val="2"/>
             <ns0:vAlign ns0:val="center"/>
           </ns0:tcPr>
-          <ns0:p ns2:paraId="6001E044" ns2:textId="77777777" ns0:rsidR="000010AB" ns0:rsidRDefault="000010AB" ns0:rsidP="00664128">
-            <ns0:r>
-              <ns0:rPr>
-                <ns0:rFonts ns0:ascii="仿宋" ns0:hAnsi="仿宋" ns0:eastAsia="仿宋" ns0:cs="仿宋"/>
-                <ns0:sz ns0:val="24"/>
-                <ns0:szCs ns0:val="24"/>
-              </ns0:rPr>
-              <ns0:t>广发银行企业级数据仓库平台三期</ns0:t>
+          <ns0:p>
+            <ns0:pPr>
+              <ns0:spacing ns0:before="0" ns0:after="0" ns0:line="240" ns0:lineRule="auto"/>
+            </ns0:pPr>
+            <ns0:r>
+              <ns0:rPr>
+                <ns0:rFonts ns0:ascii="仿宋" ns0:hAnsi="仿宋"/>
+              </ns0:rPr>
             </ns0:r>
           </ns0:p>
         </ns0:tc>
@@ -3598,14 +3634,14 @@
             <ns0:gridSpan ns0:val="2"/>
             <ns0:vAlign ns0:val="center"/>
           </ns0:tcPr>
-          <ns0:p ns2:paraId="430573FC" ns2:textId="77777777" ns0:rsidR="000010AB" ns0:rsidRDefault="000010AB" ns0:rsidP="00664128">
-            <ns0:r>
-              <ns0:rPr>
-                <ns0:rFonts ns0:ascii="仿宋" ns0:hAnsi="仿宋" ns0:eastAsia="仿宋" ns0:cs="仿宋"/>
-                <ns0:sz ns0:val="24"/>
-                <ns0:szCs ns0:val="24"/>
-              </ns0:rPr>
-              <ns0:t>技术经理</ns0:t>
+          <ns0:p>
+            <ns0:pPr>
+              <ns0:spacing ns0:before="0" ns0:after="0" ns0:line="240" ns0:lineRule="auto"/>
+            </ns0:pPr>
+            <ns0:r>
+              <ns0:rPr>
+                <ns0:rFonts ns0:ascii="仿宋" ns0:hAnsi="仿宋"/>
+              </ns0:rPr>
             </ns0:r>
           </ns0:p>
         </ns0:tc>
@@ -3615,14 +3651,14 @@
             <ns0:gridSpan ns0:val="2"/>
             <ns0:vAlign ns0:val="center"/>
           </ns0:tcPr>
-          <ns0:p ns2:paraId="433F57DF" ns2:textId="77777777" ns0:rsidR="000010AB" ns0:rsidRDefault="000010AB" ns0:rsidP="00664128">
-            <ns0:r>
-              <ns0:rPr>
-                <ns0:rFonts ns0:ascii="仿宋" ns0:hAnsi="仿宋" ns0:eastAsia="仿宋" ns0:cs="仿宋"/>
-                <ns0:sz ns0:val="24"/>
-                <ns0:szCs ns0:val="24"/>
-              </ns0:rPr>
-              <ns0:t>负责广发银行数据仓库技术架构维护及跟进；负责广发银行南海搬迁架构调整；负责项目中所有技术投产工作</ns0:t>
+          <ns0:p>
+            <ns0:pPr>
+              <ns0:spacing ns0:before="0" ns0:after="0" ns0:line="240" ns0:lineRule="auto"/>
+            </ns0:pPr>
+            <ns0:r>
+              <ns0:rPr>
+                <ns0:rFonts ns0:ascii="仿宋" ns0:hAnsi="仿宋"/>
+              </ns0:rPr>
             </ns0:r>
           </ns0:p>
         </ns0:tc>
@@ -3637,14 +3673,14 @@
             <ns0:tcW ns0:w="1043" ns0:type="pct"/>
             <ns0:vAlign ns0:val="center"/>
           </ns0:tcPr>
-          <ns0:p ns2:paraId="49586AB1" ns2:textId="77777777" ns0:rsidR="000010AB" ns0:rsidRDefault="000010AB" ns0:rsidP="00664128">
-            <ns0:r>
-              <ns0:rPr>
-                <ns0:rFonts ns0:ascii="仿宋" ns0:hAnsi="仿宋" ns0:eastAsia="仿宋" ns0:cs="仿宋"/>
-                <ns0:sz ns0:val="24"/>
-                <ns0:szCs ns0:val="24"/>
-              </ns0:rPr>
-              <ns0:t>2012.02-2013.12</ns0:t>
+          <ns0:p>
+            <ns0:pPr>
+              <ns0:spacing ns0:before="0" ns0:after="0" ns0:line="240" ns0:lineRule="auto"/>
+            </ns0:pPr>
+            <ns0:r>
+              <ns0:rPr>
+                <ns0:rFonts ns0:ascii="仿宋" ns0:hAnsi="仿宋"/>
+              </ns0:rPr>
             </ns0:r>
           </ns0:p>
         </ns0:tc>
@@ -3654,14 +3690,14 @@
             <ns0:gridSpan ns0:val="2"/>
             <ns0:vAlign ns0:val="center"/>
           </ns0:tcPr>
-          <ns0:p ns2:paraId="6001E044" ns2:textId="77777777" ns0:rsidR="000010AB" ns0:rsidRDefault="000010AB" ns0:rsidP="00664128">
-            <ns0:r>
-              <ns0:rPr>
-                <ns0:rFonts ns0:ascii="仿宋" ns0:hAnsi="仿宋" ns0:eastAsia="仿宋" ns0:cs="仿宋"/>
-                <ns0:sz ns0:val="24"/>
-                <ns0:szCs ns0:val="24"/>
-              </ns0:rPr>
-              <ns0:t>广发银行企业级数据仓库平台一期</ns0:t>
+          <ns0:p>
+            <ns0:pPr>
+              <ns0:spacing ns0:before="0" ns0:after="0" ns0:line="240" ns0:lineRule="auto"/>
+            </ns0:pPr>
+            <ns0:r>
+              <ns0:rPr>
+                <ns0:rFonts ns0:ascii="仿宋" ns0:hAnsi="仿宋"/>
+              </ns0:rPr>
             </ns0:r>
           </ns0:p>
         </ns0:tc>
@@ -3671,14 +3707,14 @@
             <ns0:gridSpan ns0:val="2"/>
             <ns0:vAlign ns0:val="center"/>
           </ns0:tcPr>
-          <ns0:p ns2:paraId="430573FC" ns2:textId="77777777" ns0:rsidR="000010AB" ns0:rsidRDefault="000010AB" ns0:rsidP="00664128">
-            <ns0:r>
-              <ns0:rPr>
-                <ns0:rFonts ns0:ascii="仿宋" ns0:hAnsi="仿宋" ns0:eastAsia="仿宋" ns0:cs="仿宋"/>
-                <ns0:sz ns0:val="24"/>
-                <ns0:szCs ns0:val="24"/>
-              </ns0:rPr>
-              <ns0:t>实施顾问</ns0:t>
+          <ns0:p>
+            <ns0:pPr>
+              <ns0:spacing ns0:before="0" ns0:after="0" ns0:line="240" ns0:lineRule="auto"/>
+            </ns0:pPr>
+            <ns0:r>
+              <ns0:rPr>
+                <ns0:rFonts ns0:ascii="仿宋" ns0:hAnsi="仿宋"/>
+              </ns0:rPr>
             </ns0:r>
           </ns0:p>
         </ns0:tc>
@@ -3688,14 +3724,14 @@
             <ns0:gridSpan ns0:val="2"/>
             <ns0:vAlign ns0:val="center"/>
           </ns0:tcPr>
-          <ns0:p ns2:paraId="433F57DF" ns2:textId="77777777" ns0:rsidR="000010AB" ns0:rsidRDefault="000010AB" ns0:rsidP="00664128">
-            <ns0:r>
-              <ns0:rPr>
-                <ns0:rFonts ns0:ascii="仿宋" ns0:hAnsi="仿宋" ns0:eastAsia="仿宋" ns0:cs="仿宋"/>
-                <ns0:sz ns0:val="24"/>
-                <ns0:szCs ns0:val="24"/>
-              </ns0:rPr>
-              <ns0:t>负责广发银行数据仓库技术架构的实施落地及系统技术部署；设计数据仓库各种ETL算法。</ns0:t>
+          <ns0:p>
+            <ns0:pPr>
+              <ns0:spacing ns0:before="0" ns0:after="0" ns0:line="240" ns0:lineRule="auto"/>
+            </ns0:pPr>
+            <ns0:r>
+              <ns0:rPr>
+                <ns0:rFonts ns0:ascii="仿宋" ns0:hAnsi="仿宋"/>
+              </ns0:rPr>
             </ns0:r>
           </ns0:p>
         </ns0:tc>
@@ -3710,14 +3746,14 @@
             <ns0:tcW ns0:w="1043" ns0:type="pct"/>
             <ns0:vAlign ns0:val="center"/>
           </ns0:tcPr>
-          <ns0:p ns2:paraId="49586AB1" ns2:textId="77777777" ns0:rsidR="000010AB" ns0:rsidRDefault="000010AB" ns0:rsidP="00664128">
-            <ns0:r>
-              <ns0:rPr>
-                <ns0:rFonts ns0:ascii="仿宋" ns0:hAnsi="仿宋" ns0:eastAsia="仿宋" ns0:cs="仿宋"/>
-                <ns0:sz ns0:val="24"/>
-                <ns0:szCs ns0:val="24"/>
-              </ns0:rPr>
-              <ns0:t>2011.10-2012.02</ns0:t>
+          <ns0:p>
+            <ns0:pPr>
+              <ns0:spacing ns0:before="0" ns0:after="0" ns0:line="240" ns0:lineRule="auto"/>
+            </ns0:pPr>
+            <ns0:r>
+              <ns0:rPr>
+                <ns0:rFonts ns0:ascii="仿宋" ns0:hAnsi="仿宋"/>
+              </ns0:rPr>
             </ns0:r>
           </ns0:p>
         </ns0:tc>
@@ -3727,14 +3763,14 @@
             <ns0:gridSpan ns0:val="2"/>
             <ns0:vAlign ns0:val="center"/>
           </ns0:tcPr>
-          <ns0:p ns2:paraId="6001E044" ns2:textId="77777777" ns0:rsidR="000010AB" ns0:rsidRDefault="000010AB" ns0:rsidP="00664128">
-            <ns0:r>
-              <ns0:rPr>
-                <ns0:rFonts ns0:ascii="仿宋" ns0:hAnsi="仿宋" ns0:eastAsia="仿宋" ns0:cs="仿宋"/>
-                <ns0:sz ns0:val="24"/>
-                <ns0:szCs ns0:val="24"/>
-              </ns0:rPr>
-              <ns0:t>广发银行数据管控</ns0:t>
+          <ns0:p>
+            <ns0:pPr>
+              <ns0:spacing ns0:before="0" ns0:after="0" ns0:line="240" ns0:lineRule="auto"/>
+            </ns0:pPr>
+            <ns0:r>
+              <ns0:rPr>
+                <ns0:rFonts ns0:ascii="仿宋" ns0:hAnsi="仿宋"/>
+              </ns0:rPr>
             </ns0:r>
           </ns0:p>
         </ns0:tc>
@@ -3744,14 +3780,14 @@
             <ns0:gridSpan ns0:val="2"/>
             <ns0:vAlign ns0:val="center"/>
           </ns0:tcPr>
-          <ns0:p ns2:paraId="430573FC" ns2:textId="77777777" ns0:rsidR="000010AB" ns0:rsidRDefault="000010AB" ns0:rsidP="00664128">
-            <ns0:r>
-              <ns0:rPr>
-                <ns0:rFonts ns0:ascii="仿宋" ns0:hAnsi="仿宋" ns0:eastAsia="仿宋" ns0:cs="仿宋"/>
-                <ns0:sz ns0:val="24"/>
-                <ns0:szCs ns0:val="24"/>
-              </ns0:rPr>
-              <ns0:t>实施顾问</ns0:t>
+          <ns0:p>
+            <ns0:pPr>
+              <ns0:spacing ns0:before="0" ns0:after="0" ns0:line="240" ns0:lineRule="auto"/>
+            </ns0:pPr>
+            <ns0:r>
+              <ns0:rPr>
+                <ns0:rFonts ns0:ascii="仿宋" ns0:hAnsi="仿宋"/>
+              </ns0:rPr>
             </ns0:r>
           </ns0:p>
         </ns0:tc>
@@ -3761,14 +3797,14 @@
             <ns0:gridSpan ns0:val="2"/>
             <ns0:vAlign ns0:val="center"/>
           </ns0:tcPr>
-          <ns0:p ns2:paraId="433F57DF" ns2:textId="77777777" ns0:rsidR="000010AB" ns0:rsidRDefault="000010AB" ns0:rsidP="00664128">
-            <ns0:r>
-              <ns0:rPr>
-                <ns0:rFonts ns0:ascii="仿宋" ns0:hAnsi="仿宋" ns0:eastAsia="仿宋" ns0:cs="仿宋"/>
-                <ns0:sz ns0:val="24"/>
-                <ns0:szCs ns0:val="24"/>
-              </ns0:rPr>
-              <ns0:t>负责广发银行数据管控项目实施后期测试及技术操作文档的编写；编写各种支持日常开发VBA处理小工具。</ns0:t>
+          <ns0:p>
+            <ns0:pPr>
+              <ns0:spacing ns0:before="0" ns0:after="0" ns0:line="240" ns0:lineRule="auto"/>
+            </ns0:pPr>
+            <ns0:r>
+              <ns0:rPr>
+                <ns0:rFonts ns0:ascii="仿宋" ns0:hAnsi="仿宋"/>
+              </ns0:rPr>
             </ns0:r>
           </ns0:p>
         </ns0:tc>
@@ -3783,14 +3819,14 @@
             <ns0:tcW ns0:w="1043" ns0:type="pct"/>
             <ns0:vAlign ns0:val="center"/>
           </ns0:tcPr>
-          <ns0:p ns2:paraId="49586AB1" ns2:textId="77777777" ns0:rsidR="000010AB" ns0:rsidRDefault="000010AB" ns0:rsidP="00664128">
-            <ns0:r>
-              <ns0:rPr>
-                <ns0:rFonts ns0:ascii="仿宋" ns0:hAnsi="仿宋" ns0:eastAsia="仿宋" ns0:cs="仿宋"/>
-                <ns0:sz ns0:val="24"/>
-                <ns0:szCs ns0:val="24"/>
-              </ns0:rPr>
-              <ns0:t>2008.10-2011.10</ns0:t>
+          <ns0:p>
+            <ns0:pPr>
+              <ns0:spacing ns0:before="0" ns0:after="0" ns0:line="240" ns0:lineRule="auto"/>
+            </ns0:pPr>
+            <ns0:r>
+              <ns0:rPr>
+                <ns0:rFonts ns0:ascii="仿宋" ns0:hAnsi="仿宋"/>
+              </ns0:rPr>
             </ns0:r>
           </ns0:p>
         </ns0:tc>
@@ -3800,14 +3836,14 @@
             <ns0:gridSpan ns0:val="2"/>
             <ns0:vAlign ns0:val="center"/>
           </ns0:tcPr>
-          <ns0:p ns2:paraId="6001E044" ns2:textId="77777777" ns0:rsidR="000010AB" ns0:rsidRDefault="000010AB" ns0:rsidP="00664128">
-            <ns0:r>
-              <ns0:rPr>
-                <ns0:rFonts ns0:ascii="仿宋" ns0:hAnsi="仿宋" ns0:eastAsia="仿宋" ns0:cs="仿宋"/>
-                <ns0:sz ns0:val="24"/>
-                <ns0:szCs ns0:val="24"/>
-              </ns0:rPr>
-              <ns0:t>华南地区喜达屋集团旗下HR系统项目</ns0:t>
+          <ns0:p>
+            <ns0:pPr>
+              <ns0:spacing ns0:before="0" ns0:after="0" ns0:line="240" ns0:lineRule="auto"/>
+            </ns0:pPr>
+            <ns0:r>
+              <ns0:rPr>
+                <ns0:rFonts ns0:ascii="仿宋" ns0:hAnsi="仿宋"/>
+              </ns0:rPr>
             </ns0:r>
           </ns0:p>
         </ns0:tc>
@@ -3817,14 +3853,14 @@
             <ns0:gridSpan ns0:val="2"/>
             <ns0:vAlign ns0:val="center"/>
           </ns0:tcPr>
-          <ns0:p ns2:paraId="430573FC" ns2:textId="77777777" ns0:rsidR="000010AB" ns0:rsidRDefault="000010AB" ns0:rsidP="00664128">
-            <ns0:r>
-              <ns0:rPr>
-                <ns0:rFonts ns0:ascii="仿宋" ns0:hAnsi="仿宋" ns0:eastAsia="仿宋" ns0:cs="仿宋"/>
-                <ns0:sz ns0:val="24"/>
-                <ns0:szCs ns0:val="24"/>
-              </ns0:rPr>
-              <ns0:t>实施顾问</ns0:t>
+          <ns0:p>
+            <ns0:pPr>
+              <ns0:spacing ns0:before="0" ns0:after="0" ns0:line="240" ns0:lineRule="auto"/>
+            </ns0:pPr>
+            <ns0:r>
+              <ns0:rPr>
+                <ns0:rFonts ns0:ascii="仿宋" ns0:hAnsi="仿宋"/>
+              </ns0:rPr>
             </ns0:r>
           </ns0:p>
         </ns0:tc>
@@ -3834,14 +3870,14 @@
             <ns0:gridSpan ns0:val="2"/>
             <ns0:vAlign ns0:val="center"/>
           </ns0:tcPr>
-          <ns0:p ns2:paraId="433F57DF" ns2:textId="77777777" ns0:rsidR="000010AB" ns0:rsidRDefault="000010AB" ns0:rsidP="00664128">
-            <ns0:r>
-              <ns0:rPr>
-                <ns0:rFonts ns0:ascii="仿宋" ns0:hAnsi="仿宋" ns0:eastAsia="仿宋" ns0:cs="仿宋"/>
-                <ns0:sz ns0:val="24"/>
-                <ns0:szCs ns0:val="24"/>
-              </ns0:rPr>
-              <ns0:t>负责喜达屋集团旗下华南地区所有五星级酒店HR系统实施。负责前期需求咨询及跟进后期技术实施。</ns0:t>
+          <ns0:p>
+            <ns0:pPr>
+              <ns0:spacing ns0:before="0" ns0:after="0" ns0:line="240" ns0:lineRule="auto"/>
+            </ns0:pPr>
+            <ns0:r>
+              <ns0:rPr>
+                <ns0:rFonts ns0:ascii="仿宋" ns0:hAnsi="仿宋"/>
+              </ns0:rPr>
             </ns0:r>
           </ns0:p>
         </ns0:tc>
